--- a/documentation/Mini_Project_EMARL_SAR_257y1d5805.docx
+++ b/documentation/Mini_Project_EMARL_SAR_257y1d5805.docx
@@ -808,10 +808,10 @@
                   <v:path o:extrusionok="f" gradientshapeok="t" o:connecttype="rect"/>
                   <o:lock v:ext="edit" aspectratio="t"/>
                 </v:shapetype>
-                <v:shape id="_x0000_i1071" type="#_x0000_t75" style="width:144.7pt;height:130.3pt" o:ole="">
+                <v:shape id="_x0000_i1025" type="#_x0000_t75" style="width:145.1pt;height:129.8pt" o:ole="">
                   <v:imagedata r:id="rId8" o:title=""/>
                 </v:shape>
-                <o:OLEObject Type="Embed" ProgID="PBrush" ShapeID="_x0000_i1071" DrawAspect="Content" ObjectID="_1842874802" r:id="rId9"/>
+                <o:OLEObject Type="Embed" ProgID="PBrush" ShapeID="_x0000_i1025" DrawAspect="Content" ObjectID="_1842892957" r:id="rId9"/>
               </w:object>
             </w:r>
           </w:p>
@@ -1139,10 +1139,10 @@
             </w:pPr>
             <w:r>
               <w:object w:dxaOrig="2892" w:dyaOrig="2604" w14:anchorId="1D794E3B">
-                <v:shape id="_x0000_i1072" type="#_x0000_t75" style="width:112.45pt;height:101.5pt" o:ole="">
+                <v:shape id="_x0000_i1026" type="#_x0000_t75" style="width:112.35pt;height:101.45pt" o:ole="">
                   <v:imagedata r:id="rId8" o:title=""/>
                 </v:shape>
-                <o:OLEObject Type="Embed" ProgID="PBrush" ShapeID="_x0000_i1072" DrawAspect="Content" ObjectID="_1842874803" r:id="rId12"/>
+                <o:OLEObject Type="Embed" ProgID="PBrush" ShapeID="_x0000_i1026" DrawAspect="Content" ObjectID="_1842892958" r:id="rId12"/>
               </w:object>
             </w:r>
           </w:p>
@@ -2436,23 +2436,7 @@
           <w:rFonts w:eastAsia="SimSun"/>
           <w:color w:val="000000"/>
         </w:rPr>
-        <w:t xml:space="preserve">, Department of Computer Science </w:t>
-      </w:r>
-      <w:proofErr w:type="gramStart"/>
-      <w:r>
-        <w:rPr>
-          <w:rFonts w:eastAsia="SimSun"/>
-          <w:color w:val="000000"/>
-        </w:rPr>
-        <w:t>And</w:t>
-      </w:r>
-      <w:proofErr w:type="gramEnd"/>
-      <w:r>
-        <w:rPr>
-          <w:rFonts w:eastAsia="SimSun"/>
-          <w:color w:val="000000"/>
-        </w:rPr>
-        <w:t xml:space="preserve"> Engineering, for his excellent guidance and invaluable support, </w:t>
+        <w:t xml:space="preserve">, Department of Computer Science And Engineering, for his excellent guidance and invaluable support, </w:t>
       </w:r>
       <w:r>
         <w:rPr>
@@ -5052,7 +5036,7 @@
               <w:rPr>
                 <w:noProof/>
               </w:rPr>
-              <w:t>53</w:t>
+              <w:t>51</w:t>
             </w:r>
             <w:r>
               <w:fldChar w:fldCharType="end"/>
@@ -7450,13 +7434,8 @@
           </w:tcPr>
           <w:p>
             <w:r>
-              <w:t xml:space="preserve">Search and </w:t>
-            </w:r>
-            <w:proofErr w:type="gramStart"/>
-            <w:r>
-              <w:t>Rescue</w:t>
-            </w:r>
-            <w:proofErr w:type="gramEnd"/>
+              <w:t>Search and Rescue</w:t>
+            </w:r>
           </w:p>
         </w:tc>
       </w:tr>
@@ -8062,8 +8041,8 @@
           <w:szCs w:val="32"/>
         </w:rPr>
       </w:pPr>
-      <w:bookmarkStart w:id="7" w:name="bm_introduction"/>
-      <w:bookmarkStart w:id="8" w:name="bm_abstract"/>
+      <w:bookmarkStart w:id="7" w:name="bm_abstract"/>
+      <w:bookmarkStart w:id="8" w:name="bm_introduction"/>
       <w:r>
         <w:br w:type="page"/>
       </w:r>
@@ -8076,7 +8055,7 @@
         <w:lastRenderedPageBreak/>
         <w:t>ABSTRACT</w:t>
       </w:r>
-      <w:bookmarkEnd w:id="8"/>
+      <w:bookmarkEnd w:id="7"/>
     </w:p>
     <w:p>
       <w:pPr>
@@ -8137,7 +8116,7 @@
       <w:r>
         <w:t>INTRODUCTION</w:t>
       </w:r>
-      <w:bookmarkEnd w:id="7"/>
+      <w:bookmarkEnd w:id="8"/>
       <w:bookmarkEnd w:id="9"/>
     </w:p>
     <w:p>
@@ -8952,15 +8931,7 @@
       </w:r>
       <w:proofErr w:type="spellEnd"/>
       <w:r>
-        <w:t xml:space="preserve">, charge station for drones; </w:t>
-      </w:r>
-      <w:proofErr w:type="gramStart"/>
-      <w:r>
-        <w:t>plus</w:t>
-      </w:r>
-      <w:proofErr w:type="gramEnd"/>
-      <w:r>
-        <w:t xml:space="preserve"> nearest victim and debris for rover). Implement epsilon-greedy selection with exponential decay.</w:t>
+        <w:t>, charge station for drones; plus nearest victim and debris for rover). Implement epsilon-greedy selection with exponential decay.</w:t>
       </w:r>
     </w:p>
     <w:p>
@@ -9767,15 +9738,7 @@
         <w:jc w:val="both"/>
       </w:pPr>
       <w:r>
-        <w:t xml:space="preserve">Hierarchical reinforcement learning decomposes the decision-making problem across multiple levels of temporal abstraction. The options framework formalized by Sutton, Precup, and Singh defines temporally extended actions as triples consisting of an initiation set, an intra-option policy, and a termination condition. Feudal Networks decompose the policy into a </w:t>
-      </w:r>
-      <w:proofErr w:type="gramStart"/>
-      <w:r>
-        <w:t>Manager</w:t>
-      </w:r>
-      <w:proofErr w:type="gramEnd"/>
-      <w:r>
-        <w:t xml:space="preserve"> network generating subgoals for Worker networks. The Options-Critic architecture enables end-to-end learning of both option policies and termination functions. These approaches have demonstrated significantly improved sample efficiency on tasks with long temporal horizons and sparse reward signals, as the hierarchical structure enables the higher-level policy to reason across extended time periods without requiring a dense reward signal at every primitive action step [4], [14].</w:t>
+        <w:t>Hierarchical reinforcement learning decomposes the decision-making problem across multiple levels of temporal abstraction. The options framework formalized by Sutton, Precup, and Singh defines temporally extended actions as triples consisting of an initiation set, an intra-option policy, and a termination condition. Feudal Networks decompose the policy into a Manager network generating subgoals for Worker networks. The Options-Critic architecture enables end-to-end learning of both option policies and termination functions. These approaches have demonstrated significantly improved sample efficiency on tasks with long temporal horizons and sparse reward signals, as the hierarchical structure enables the higher-level policy to reason across extended time periods without requiring a dense reward signal at every primitive action step [4], [14].</w:t>
       </w:r>
     </w:p>
     <w:p>
@@ -10265,15 +10228,7 @@
         <w:jc w:val="both"/>
       </w:pPr>
       <w:r>
-        <w:t xml:space="preserve">Sutton and Barto's comprehensive textbook </w:t>
-      </w:r>
-      <w:proofErr w:type="gramStart"/>
-      <w:r>
-        <w:t>provides</w:t>
-      </w:r>
-      <w:proofErr w:type="gramEnd"/>
-      <w:r>
-        <w:t xml:space="preserve"> the theoretical foundations for both tabular and function approximation reinforcement learning methods used in the EMARL-SAR framework. The Bellman optimality equations for Q-values provide the theoretical basis for the Q-table update rule used in the high-level agent. The temporal difference learning framework justifies the TD error minimization objective used in DQN training. The epsilon-greedy exploration strategy with decay scheduling, implemented in both the high-level and low-level agents, is presented and </w:t>
+        <w:t xml:space="preserve">Sutton and Barto's comprehensive textbook provides the theoretical foundations for both tabular and function approximation reinforcement learning methods used in the EMARL-SAR framework. The Bellman optimality equations for Q-values provide the theoretical basis for the Q-table update rule used in the high-level agent. The temporal difference learning framework justifies the TD error minimization objective used in DQN training. The epsilon-greedy exploration strategy with decay scheduling, implemented in both the high-level and low-level agents, is presented and </w:t>
       </w:r>
       <w:proofErr w:type="spellStart"/>
       <w:r>
@@ -14859,22 +14814,23 @@
       <w:pPr>
         <w:pStyle w:val="Heading2"/>
       </w:pPr>
-      <w:bookmarkStart w:id="93" w:name="bm_3_7_mathematical_model"/>
+      <w:bookmarkStart w:id="93" w:name="bm_3_9_hardware_and_software_requireme"/>
+      <w:bookmarkStart w:id="94" w:name="bm_3_7_mathematical_model"/>
       <w:r>
         <w:lastRenderedPageBreak/>
         <w:t>3.7 Mathematical Model</w:t>
       </w:r>
-      <w:bookmarkEnd w:id="93"/>
+      <w:bookmarkEnd w:id="94"/>
     </w:p>
     <w:p>
       <w:pPr>
         <w:pStyle w:val="Heading3"/>
       </w:pPr>
-      <w:bookmarkStart w:id="94" w:name="bm_3_7_1_cooperative_semi_markov_decis"/>
+      <w:bookmarkStart w:id="95" w:name="bm_3_7_1_cooperative_semi_markov_decis"/>
       <w:r>
         <w:t>3.7.1 Cooperative Semi-Markov Decision Process Formulation</w:t>
       </w:r>
-      <w:bookmarkEnd w:id="94"/>
+      <w:bookmarkEnd w:id="95"/>
     </w:p>
     <w:p>
       <w:pPr>
@@ -14985,11 +14941,11 @@
       <w:pPr>
         <w:pStyle w:val="Heading3"/>
       </w:pPr>
-      <w:bookmarkStart w:id="95" w:name="bm_3_7_2_high_level_q_table_update_smd"/>
+      <w:bookmarkStart w:id="96" w:name="bm_3_7_2_high_level_q_table_update_smd"/>
       <w:r>
         <w:t>3.7.2 High-Level Q-Table Update (SMDP Bellman Equation)</w:t>
       </w:r>
-      <w:bookmarkEnd w:id="95"/>
+      <w:bookmarkEnd w:id="96"/>
     </w:p>
     <w:p>
       <w:pPr>
@@ -15018,64 +14974,305 @@
     </w:p>
     <w:p>
       <w:pPr>
+        <w:spacing w:before="180" w:after="180" w:line="360" w:lineRule="auto"/>
+        <w:jc w:val="center"/>
+      </w:pPr>
+      <m:oMathPara>
+        <m:oMath>
+          <m:sSub>
+            <m:sSubPr>
+              <m:ctrlPr>
+                <w:rPr>
+                  <w:rFonts w:ascii="Cambria Math" w:hAnsi="Cambria Math"/>
+                </w:rPr>
+              </m:ctrlPr>
+            </m:sSubPr>
+            <m:e>
+              <m:r>
+                <w:rPr>
+                  <w:rFonts w:ascii="Cambria Math" w:hAnsi="Cambria Math"/>
+                </w:rPr>
+                <m:t>Q</m:t>
+              </m:r>
+            </m:e>
+            <m:sub>
+              <m:r>
+                <w:rPr>
+                  <w:rFonts w:ascii="Cambria Math" w:hAnsi="Cambria Math"/>
+                </w:rPr>
+                <m:t>H</m:t>
+              </m:r>
+            </m:sub>
+          </m:sSub>
+          <m:r>
+            <w:rPr>
+              <w:rFonts w:ascii="Cambria Math" w:hAnsi="Cambria Math"/>
+            </w:rPr>
+            <m:t xml:space="preserve">(s, o) ← </m:t>
+          </m:r>
+          <m:sSub>
+            <m:sSubPr>
+              <m:ctrlPr>
+                <w:rPr>
+                  <w:rFonts w:ascii="Cambria Math" w:hAnsi="Cambria Math"/>
+                </w:rPr>
+              </m:ctrlPr>
+            </m:sSubPr>
+            <m:e>
+              <m:r>
+                <w:rPr>
+                  <w:rFonts w:ascii="Cambria Math" w:hAnsi="Cambria Math"/>
+                </w:rPr>
+                <m:t>Q</m:t>
+              </m:r>
+            </m:e>
+            <m:sub>
+              <m:r>
+                <w:rPr>
+                  <w:rFonts w:ascii="Cambria Math" w:hAnsi="Cambria Math"/>
+                </w:rPr>
+                <m:t>H</m:t>
+              </m:r>
+            </m:sub>
+          </m:sSub>
+          <m:r>
+            <w:rPr>
+              <w:rFonts w:ascii="Cambria Math" w:hAnsi="Cambria Math"/>
+            </w:rPr>
+            <m:t>(s, o) + α · [</m:t>
+          </m:r>
+          <m:sSub>
+            <m:sSubPr>
+              <m:ctrlPr>
+                <w:rPr>
+                  <w:rFonts w:ascii="Cambria Math" w:hAnsi="Cambria Math"/>
+                </w:rPr>
+              </m:ctrlPr>
+            </m:sSubPr>
+            <m:e>
+              <m:r>
+                <w:rPr>
+                  <w:rFonts w:ascii="Cambria Math" w:hAnsi="Cambria Math"/>
+                </w:rPr>
+                <m:t>R</m:t>
+              </m:r>
+            </m:e>
+            <m:sub>
+              <m:r>
+                <w:rPr>
+                  <w:rFonts w:ascii="Cambria Math" w:hAnsi="Cambria Math"/>
+                </w:rPr>
+                <m:t>accumulated</m:t>
+              </m:r>
+            </m:sub>
+          </m:sSub>
+          <m:r>
+            <w:rPr>
+              <w:rFonts w:ascii="Cambria Math" w:hAnsi="Cambria Math"/>
+            </w:rPr>
+            <m:t xml:space="preserve"> + </m:t>
+          </m:r>
+          <m:sSubSup>
+            <m:sSubSupPr>
+              <m:ctrlPr>
+                <w:rPr>
+                  <w:rFonts w:ascii="Cambria Math" w:hAnsi="Cambria Math"/>
+                </w:rPr>
+              </m:ctrlPr>
+            </m:sSubSupPr>
+            <m:e>
+              <m:r>
+                <w:rPr>
+                  <w:rFonts w:ascii="Cambria Math" w:hAnsi="Cambria Math"/>
+                </w:rPr>
+                <m:t>γ</m:t>
+              </m:r>
+            </m:e>
+            <m:sub>
+              <m:r>
+                <w:rPr>
+                  <w:rFonts w:ascii="Cambria Math" w:hAnsi="Cambria Math"/>
+                </w:rPr>
+                <m:t>H</m:t>
+              </m:r>
+            </m:sub>
+            <m:sup>
+              <m:r>
+                <w:rPr>
+                  <w:rFonts w:ascii="Cambria Math" w:hAnsi="Cambria Math"/>
+                </w:rPr>
+                <m:t>τ</m:t>
+              </m:r>
+            </m:sup>
+          </m:sSubSup>
+          <m:r>
+            <w:rPr>
+              <w:rFonts w:ascii="Cambria Math" w:hAnsi="Cambria Math"/>
+            </w:rPr>
+            <m:t xml:space="preserve"> · </m:t>
+          </m:r>
+          <m:sSub>
+            <m:sSubPr>
+              <m:ctrlPr>
+                <w:rPr>
+                  <w:rFonts w:ascii="Cambria Math" w:hAnsi="Cambria Math"/>
+                </w:rPr>
+              </m:ctrlPr>
+            </m:sSubPr>
+            <m:e>
+              <m:r>
+                <w:rPr>
+                  <w:rFonts w:ascii="Cambria Math" w:hAnsi="Cambria Math"/>
+                </w:rPr>
+                <m:t>max</m:t>
+              </m:r>
+            </m:e>
+            <m:sub>
+              <m:r>
+                <w:rPr>
+                  <w:rFonts w:ascii="Cambria Math" w:hAnsi="Cambria Math"/>
+                </w:rPr>
+                <m:t>o'</m:t>
+              </m:r>
+            </m:sub>
+          </m:sSub>
+          <m:r>
+            <w:rPr>
+              <w:rFonts w:ascii="Cambria Math" w:hAnsi="Cambria Math"/>
+            </w:rPr>
+            <m:t xml:space="preserve"> </m:t>
+          </m:r>
+          <m:sSub>
+            <m:sSubPr>
+              <m:ctrlPr>
+                <w:rPr>
+                  <w:rFonts w:ascii="Cambria Math" w:hAnsi="Cambria Math"/>
+                </w:rPr>
+              </m:ctrlPr>
+            </m:sSubPr>
+            <m:e>
+              <m:r>
+                <w:rPr>
+                  <w:rFonts w:ascii="Cambria Math" w:hAnsi="Cambria Math"/>
+                </w:rPr>
+                <m:t>Q</m:t>
+              </m:r>
+            </m:e>
+            <m:sub>
+              <m:r>
+                <w:rPr>
+                  <w:rFonts w:ascii="Cambria Math" w:hAnsi="Cambria Math"/>
+                </w:rPr>
+                <m:t>H</m:t>
+              </m:r>
+            </m:sub>
+          </m:sSub>
+          <m:r>
+            <w:rPr>
+              <w:rFonts w:ascii="Cambria Math" w:hAnsi="Cambria Math"/>
+            </w:rPr>
+            <m:t xml:space="preserve">(s', o') - </m:t>
+          </m:r>
+          <m:sSub>
+            <m:sSubPr>
+              <m:ctrlPr>
+                <w:rPr>
+                  <w:rFonts w:ascii="Cambria Math" w:hAnsi="Cambria Math"/>
+                </w:rPr>
+              </m:ctrlPr>
+            </m:sSubPr>
+            <m:e>
+              <m:r>
+                <w:rPr>
+                  <w:rFonts w:ascii="Cambria Math" w:hAnsi="Cambria Math"/>
+                </w:rPr>
+                <m:t>Q</m:t>
+              </m:r>
+            </m:e>
+            <m:sub>
+              <m:r>
+                <w:rPr>
+                  <w:rFonts w:ascii="Cambria Math" w:hAnsi="Cambria Math"/>
+                </w:rPr>
+                <m:t>H</m:t>
+              </m:r>
+            </m:sub>
+          </m:sSub>
+          <m:r>
+            <w:rPr>
+              <w:rFonts w:ascii="Cambria Math" w:hAnsi="Cambria Math"/>
+            </w:rPr>
+            <m:t>(s, o)]</m:t>
+          </m:r>
+        </m:oMath>
+      </m:oMathPara>
+    </w:p>
+    <w:p>
+      <w:pPr>
         <w:spacing w:after="180" w:line="360" w:lineRule="auto"/>
         <w:jc w:val="both"/>
       </w:pPr>
       <w:r>
-        <w:rPr>
-          <w:b/>
-          <w:bCs/>
-        </w:rPr>
-        <w:t xml:space="preserve">      Q_H(s, o) ← Q_H(s, o) + α · [</w:t>
-      </w:r>
-      <w:proofErr w:type="spellStart"/>
-      <w:r>
-        <w:rPr>
-          <w:b/>
-          <w:bCs/>
-        </w:rPr>
+        <w:t xml:space="preserve">where α = 0.15 is the Q-table learning rate, </w:t>
+      </w:r>
+      <w:proofErr w:type="spellStart"/>
+      <w:r>
         <w:t>R_accumulated</w:t>
       </w:r>
       <w:proofErr w:type="spellEnd"/>
       <w:r>
-        <w:rPr>
-          <w:b/>
-          <w:bCs/>
-        </w:rPr>
-        <w:t xml:space="preserve"> + </w:t>
-      </w:r>
-      <w:proofErr w:type="spellStart"/>
-      <w:r>
-        <w:rPr>
-          <w:b/>
-          <w:bCs/>
-        </w:rPr>
+        <w:t xml:space="preserve"> = Σ_{t=0}^{k-1} </w:t>
+      </w:r>
+      <w:proofErr w:type="spellStart"/>
+      <w:r>
+        <w:t>r_t</w:t>
+      </w:r>
+      <w:proofErr w:type="spellEnd"/>
+      <w:r>
+        <w:t xml:space="preserve"> is the total reward accumulated across all k primitive action steps during option </w:t>
+      </w:r>
+      <w:proofErr w:type="spellStart"/>
+      <w:r>
+        <w:t>o</w:t>
+      </w:r>
+      <w:proofErr w:type="spellEnd"/>
+      <w:r>
+        <w:t xml:space="preserve"> execution, </w:t>
+      </w:r>
+      <w:proofErr w:type="spellStart"/>
+      <w:r>
         <w:t>γ_H</w:t>
       </w:r>
       <w:proofErr w:type="spellEnd"/>
       <w:r>
-        <w:rPr>
-          <w:b/>
-          <w:bCs/>
-        </w:rPr>
-        <w:t xml:space="preserve"> · </w:t>
-      </w:r>
-      <w:proofErr w:type="spellStart"/>
-      <w:r>
-        <w:rPr>
-          <w:b/>
-          <w:bCs/>
-        </w:rPr>
+        <w:t xml:space="preserve"> = 0.9 is the high-level discount factor, and s, s' are the discrete state tuples before and after option execution. The </w:t>
+      </w:r>
+      <w:proofErr w:type="spellStart"/>
+      <w:r>
         <w:t>max_o</w:t>
       </w:r>
       <w:proofErr w:type="spellEnd"/>
       <w:r>
-        <w:rPr>
-          <w:b/>
-          <w:bCs/>
-        </w:rPr>
-        <w:t>' Q_H(s', o') - Q_H(s, o)]</w:t>
-      </w:r>
+        <w:t xml:space="preserve">' term bootstraps the future value from the greedy macro-goal available at the terminating </w:t>
+      </w:r>
+      <w:proofErr w:type="spellStart"/>
+      <w:r>
+        <w:t>state s</w:t>
+      </w:r>
+      <w:proofErr w:type="spellEnd"/>
+      <w:r>
+        <w:t>', enabling the high-level policy to evaluate the long-term strategic value of macro-goal assignments [4], [6].</w:t>
+      </w:r>
+    </w:p>
+    <w:p>
+      <w:pPr>
+        <w:pStyle w:val="Heading3"/>
+      </w:pPr>
+      <w:bookmarkStart w:id="97" w:name="bm_3_7_3_low_level_dqn_loss_and_gradie"/>
+      <w:r>
+        <w:t>3.7.3 Low-Level DQN Loss and Gradient Update</w:t>
+      </w:r>
+      <w:bookmarkEnd w:id="97"/>
     </w:p>
     <w:p>
       <w:pPr>
@@ -15083,120 +15280,104 @@
         <w:jc w:val="both"/>
       </w:pPr>
       <w:r>
-        <w:t xml:space="preserve">where α = 0.15 is the Q-table learning rate, </w:t>
-      </w:r>
-      <w:proofErr w:type="spellStart"/>
-      <w:r>
-        <w:t>R_accumulated</w:t>
-      </w:r>
-      <w:proofErr w:type="spellEnd"/>
-      <w:r>
-        <w:t xml:space="preserve"> = Σ_{t=0}^{k-1} </w:t>
-      </w:r>
-      <w:proofErr w:type="spellStart"/>
-      <w:r>
-        <w:t>r_t</w:t>
-      </w:r>
-      <w:proofErr w:type="spellEnd"/>
-      <w:r>
-        <w:t xml:space="preserve"> is the total reward accumulated across all k primitive action steps during option </w:t>
-      </w:r>
-      <w:proofErr w:type="spellStart"/>
-      <w:r>
-        <w:t>o</w:t>
-      </w:r>
-      <w:proofErr w:type="spellEnd"/>
-      <w:r>
-        <w:t xml:space="preserve"> execution, </w:t>
-      </w:r>
-      <w:proofErr w:type="spellStart"/>
-      <w:r>
-        <w:t>γ_H</w:t>
-      </w:r>
-      <w:proofErr w:type="spellEnd"/>
-      <w:r>
-        <w:t xml:space="preserve"> = 0.9 is the high-level discount factor, and s, s' are the discrete state tuples before and after option execution. The </w:t>
-      </w:r>
-      <w:proofErr w:type="spellStart"/>
-      <w:r>
-        <w:t>max_o</w:t>
-      </w:r>
-      <w:proofErr w:type="spellEnd"/>
-      <w:r>
-        <w:t xml:space="preserve">' term bootstraps the future value from the greedy macro-goal available at the terminating </w:t>
-      </w:r>
-      <w:proofErr w:type="spellStart"/>
-      <w:r>
-        <w:t>state s</w:t>
-      </w:r>
-      <w:proofErr w:type="spellEnd"/>
-      <w:r>
-        <w:t>', enabling the high-level policy to evaluate the long-term strategic value of macro-goal assignments [4], [6].</w:t>
-      </w:r>
-    </w:p>
-    <w:p>
-      <w:pPr>
-        <w:pStyle w:val="Heading3"/>
-      </w:pPr>
-      <w:bookmarkStart w:id="96" w:name="bm_3_7_3_low_level_dqn_loss_and_gradie"/>
-      <w:r>
-        <w:t>3.7.3 Low-Level DQN Loss and Gradient Update</w:t>
-      </w:r>
-      <w:bookmarkEnd w:id="96"/>
-    </w:p>
-    <w:p>
-      <w:pPr>
-        <w:spacing w:after="180" w:line="360" w:lineRule="auto"/>
-        <w:jc w:val="both"/>
-      </w:pPr>
-      <w:r>
         <w:t>The low-level DQN policy network is trained by minimizing the temporal difference error. For a mini-batch of 64 transitions sampled from the experience replay buffer, the DQN loss is: [6], [14]</w:t>
       </w:r>
     </w:p>
     <w:p>
       <w:pPr>
-        <w:spacing w:after="180" w:line="360" w:lineRule="auto"/>
-        <w:jc w:val="both"/>
-      </w:pPr>
-      <w:r>
-        <w:rPr>
-          <w:b/>
-          <w:bCs/>
-        </w:rPr>
-        <w:t xml:space="preserve">      L(θ) = E_{(</w:t>
-      </w:r>
-      <w:proofErr w:type="spellStart"/>
-      <w:r>
-        <w:rPr>
-          <w:b/>
-          <w:bCs/>
-        </w:rPr>
-        <w:t>s,a,r,s',d</w:t>
-      </w:r>
-      <w:proofErr w:type="spellEnd"/>
-      <w:r>
-        <w:rPr>
-          <w:b/>
-          <w:bCs/>
-        </w:rPr>
-        <w:t xml:space="preserve">) ~ D} [ (y - </w:t>
-      </w:r>
-      <w:proofErr w:type="spellStart"/>
-      <w:r>
-        <w:rPr>
-          <w:b/>
-          <w:bCs/>
-        </w:rPr>
-        <w:t>Q_θ</w:t>
-      </w:r>
-      <w:proofErr w:type="spellEnd"/>
-      <w:r>
-        <w:rPr>
-          <w:b/>
-          <w:bCs/>
-        </w:rPr>
-        <w:t>(s, a))² ]</w:t>
-      </w:r>
+        <w:spacing w:before="180" w:after="180" w:line="360" w:lineRule="auto"/>
+        <w:jc w:val="center"/>
+      </w:pPr>
+      <m:oMathPara>
+        <m:oMath>
+          <m:r>
+            <w:rPr>
+              <w:rFonts w:ascii="Cambria Math" w:hAnsi="Cambria Math"/>
+            </w:rPr>
+            <m:t>L(θ) = E</m:t>
+          </m:r>
+          <m:sSub>
+            <m:sSubPr>
+              <m:ctrlPr>
+                <w:rPr>
+                  <w:rFonts w:ascii="Cambria Math" w:hAnsi="Cambria Math"/>
+                </w:rPr>
+              </m:ctrlPr>
+            </m:sSubPr>
+            <m:e/>
+            <m:sub>
+              <m:r>
+                <w:rPr>
+                  <w:rFonts w:ascii="Cambria Math" w:hAnsi="Cambria Math"/>
+                </w:rPr>
+                <m:t>(s,a,r,s',d) ~ D</m:t>
+              </m:r>
+            </m:sub>
+          </m:sSub>
+          <m:r>
+            <w:rPr>
+              <w:rFonts w:ascii="Cambria Math" w:hAnsi="Cambria Math"/>
+            </w:rPr>
+            <m:t xml:space="preserve"> [ (y - </m:t>
+          </m:r>
+          <m:sSub>
+            <m:sSubPr>
+              <m:ctrlPr>
+                <w:rPr>
+                  <w:rFonts w:ascii="Cambria Math" w:hAnsi="Cambria Math"/>
+                </w:rPr>
+              </m:ctrlPr>
+            </m:sSubPr>
+            <m:e>
+              <m:r>
+                <w:rPr>
+                  <w:rFonts w:ascii="Cambria Math" w:hAnsi="Cambria Math"/>
+                </w:rPr>
+                <m:t>Q</m:t>
+              </m:r>
+            </m:e>
+            <m:sub>
+              <m:r>
+                <w:rPr>
+                  <w:rFonts w:ascii="Cambria Math" w:hAnsi="Cambria Math"/>
+                </w:rPr>
+                <m:t>θ</m:t>
+              </m:r>
+            </m:sub>
+          </m:sSub>
+          <m:sSup>
+            <m:sSupPr>
+              <m:ctrlPr>
+                <w:rPr>
+                  <w:rFonts w:ascii="Cambria Math" w:hAnsi="Cambria Math"/>
+                </w:rPr>
+              </m:ctrlPr>
+            </m:sSupPr>
+            <m:e>
+              <m:r>
+                <w:rPr>
+                  <w:rFonts w:ascii="Cambria Math" w:hAnsi="Cambria Math"/>
+                </w:rPr>
+                <m:t>(s, a))</m:t>
+              </m:r>
+            </m:e>
+            <m:sup>
+              <m:r>
+                <w:rPr>
+                  <w:rFonts w:ascii="Cambria Math" w:hAnsi="Cambria Math"/>
+                </w:rPr>
+                <m:t>2</m:t>
+              </m:r>
+            </m:sup>
+          </m:sSup>
+          <m:r>
+            <w:rPr>
+              <w:rFonts w:ascii="Cambria Math" w:hAnsi="Cambria Math"/>
+            </w:rPr>
+            <m:t xml:space="preserve"> ]</m:t>
+          </m:r>
+        </m:oMath>
+      </m:oMathPara>
     </w:p>
     <w:p>
       <w:pPr>
@@ -15236,11 +15417,11 @@
       <w:pPr>
         <w:pStyle w:val="Heading3"/>
       </w:pPr>
-      <w:bookmarkStart w:id="97" w:name="bm_3_7_4_bfs_shortest_path_navigation"/>
+      <w:bookmarkStart w:id="98" w:name="bm_3_7_4_bfs_shortest_path_navigation"/>
       <w:r>
         <w:t>3.7.4 BFS Shortest-Path Navigation</w:t>
       </w:r>
-      <w:bookmarkEnd w:id="97"/>
+      <w:bookmarkEnd w:id="98"/>
     </w:p>
     <w:p>
       <w:pPr>
@@ -15295,11 +15476,11 @@
       <w:pPr>
         <w:pStyle w:val="Heading3"/>
       </w:pPr>
-      <w:bookmarkStart w:id="98" w:name="bm_3_7_5_gradient_saliency_attribution"/>
+      <w:bookmarkStart w:id="99" w:name="bm_3_7_5_gradient_saliency_attribution"/>
       <w:r>
         <w:t>3.7.5 Gradient Saliency Attribution</w:t>
       </w:r>
-      <w:bookmarkEnd w:id="98"/>
+      <w:bookmarkEnd w:id="99"/>
     </w:p>
     <w:p>
       <w:pPr>
@@ -15344,64 +15525,441 @@
     </w:p>
     <w:p>
       <w:pPr>
+        <w:spacing w:before="180" w:after="180" w:line="360" w:lineRule="auto"/>
+        <w:jc w:val="center"/>
+      </w:pPr>
+      <m:oMathPara>
+        <m:oMath>
+          <m:sSub>
+            <m:sSubPr>
+              <m:ctrlPr>
+                <w:rPr>
+                  <w:rFonts w:ascii="Cambria Math" w:hAnsi="Cambria Math"/>
+                </w:rPr>
+              </m:ctrlPr>
+            </m:sSubPr>
+            <m:e>
+              <m:r>
+                <w:rPr>
+                  <w:rFonts w:ascii="Cambria Math" w:hAnsi="Cambria Math"/>
+                </w:rPr>
+                <m:t>saliency</m:t>
+              </m:r>
+            </m:e>
+            <m:sub>
+              <m:r>
+                <w:rPr>
+                  <w:rFonts w:ascii="Cambria Math" w:hAnsi="Cambria Math"/>
+                </w:rPr>
+                <m:t>j</m:t>
+              </m:r>
+            </m:sub>
+          </m:sSub>
+          <m:r>
+            <w:rPr>
+              <w:rFonts w:ascii="Cambria Math" w:hAnsi="Cambria Math"/>
+            </w:rPr>
+            <m:t xml:space="preserve"> = |</m:t>
+          </m:r>
+          <m:f>
+            <m:fPr>
+              <m:ctrlPr>
+                <w:rPr>
+                  <w:rFonts w:ascii="Cambria Math" w:hAnsi="Cambria Math"/>
+                </w:rPr>
+              </m:ctrlPr>
+            </m:fPr>
+            <m:num>
+              <m:r>
+                <w:rPr>
+                  <w:rFonts w:ascii="Cambria Math" w:hAnsi="Cambria Math"/>
+                </w:rPr>
+                <m:t>∂</m:t>
+              </m:r>
+              <m:sSub>
+                <m:sSubPr>
+                  <m:ctrlPr>
+                    <w:rPr>
+                      <w:rFonts w:ascii="Cambria Math" w:hAnsi="Cambria Math"/>
+                    </w:rPr>
+                  </m:ctrlPr>
+                </m:sSubPr>
+                <m:e>
+                  <m:r>
+                    <w:rPr>
+                      <w:rFonts w:ascii="Cambria Math" w:hAnsi="Cambria Math"/>
+                    </w:rPr>
+                    <m:t>Q</m:t>
+                  </m:r>
+                </m:e>
+                <m:sub>
+                  <m:r>
+                    <w:rPr>
+                      <w:rFonts w:ascii="Cambria Math" w:hAnsi="Cambria Math"/>
+                    </w:rPr>
+                    <m:t>θ</m:t>
+                  </m:r>
+                </m:sub>
+              </m:sSub>
+              <m:sSup>
+                <m:sSupPr>
+                  <m:ctrlPr>
+                    <w:rPr>
+                      <w:rFonts w:ascii="Cambria Math" w:hAnsi="Cambria Math"/>
+                    </w:rPr>
+                  </m:ctrlPr>
+                </m:sSupPr>
+                <m:e>
+                  <m:r>
+                    <w:rPr>
+                      <w:rFonts w:ascii="Cambria Math" w:hAnsi="Cambria Math"/>
+                    </w:rPr>
+                    <m:t>(s, a</m:t>
+                  </m:r>
+                </m:e>
+                <m:sup>
+                  <m:r>
+                    <w:rPr>
+                      <w:rFonts w:ascii="Cambria Math" w:hAnsi="Cambria Math"/>
+                    </w:rPr>
+                    <m:t>*</m:t>
+                  </m:r>
+                </m:sup>
+              </m:sSup>
+              <m:r>
+                <w:rPr>
+                  <w:rFonts w:ascii="Cambria Math" w:hAnsi="Cambria Math"/>
+                </w:rPr>
+                <m:t>)</m:t>
+              </m:r>
+            </m:num>
+            <m:den>
+              <m:r>
+                <w:rPr>
+                  <w:rFonts w:ascii="Cambria Math" w:hAnsi="Cambria Math"/>
+                </w:rPr>
+                <m:t>∂</m:t>
+              </m:r>
+              <m:sSub>
+                <m:sSubPr>
+                  <m:ctrlPr>
+                    <w:rPr>
+                      <w:rFonts w:ascii="Cambria Math" w:hAnsi="Cambria Math"/>
+                    </w:rPr>
+                  </m:ctrlPr>
+                </m:sSubPr>
+                <m:e>
+                  <m:r>
+                    <w:rPr>
+                      <w:rFonts w:ascii="Cambria Math" w:hAnsi="Cambria Math"/>
+                    </w:rPr>
+                    <m:t>s</m:t>
+                  </m:r>
+                </m:e>
+                <m:sub>
+                  <m:r>
+                    <w:rPr>
+                      <w:rFonts w:ascii="Cambria Math" w:hAnsi="Cambria Math"/>
+                    </w:rPr>
+                    <m:t>j</m:t>
+                  </m:r>
+                </m:sub>
+              </m:sSub>
+            </m:den>
+          </m:f>
+          <m:r>
+            <w:rPr>
+              <w:rFonts w:ascii="Cambria Math" w:hAnsi="Cambria Math"/>
+            </w:rPr>
+            <m:t>|  for j = 0, 1, ..., 11</m:t>
+          </m:r>
+        </m:oMath>
+      </m:oMathPara>
+    </w:p>
+    <w:p>
+      <w:pPr>
         <w:spacing w:after="180" w:line="360" w:lineRule="auto"/>
         <w:jc w:val="both"/>
       </w:pPr>
       <w:r>
-        <w:rPr>
-          <w:b/>
-          <w:bCs/>
-        </w:rPr>
-        <w:t xml:space="preserve">      </w:t>
-      </w:r>
-      <w:proofErr w:type="spellStart"/>
-      <w:r>
-        <w:rPr>
-          <w:b/>
-          <w:bCs/>
-        </w:rPr>
-        <w:t>saliency_j</w:t>
-      </w:r>
-      <w:proofErr w:type="spellEnd"/>
-      <w:r>
-        <w:rPr>
-          <w:b/>
-          <w:bCs/>
-        </w:rPr>
-        <w:t xml:space="preserve"> = |∂</w:t>
-      </w:r>
-      <w:proofErr w:type="spellStart"/>
-      <w:r>
-        <w:rPr>
-          <w:b/>
-          <w:bCs/>
-        </w:rPr>
-        <w:t>Q_θ</w:t>
-      </w:r>
-      <w:proofErr w:type="spellEnd"/>
-      <w:r>
-        <w:rPr>
-          <w:b/>
-          <w:bCs/>
-        </w:rPr>
-        <w:t>(s, a*) / ∂</w:t>
-      </w:r>
-      <w:proofErr w:type="spellStart"/>
-      <w:r>
-        <w:rPr>
-          <w:b/>
-          <w:bCs/>
-        </w:rPr>
-        <w:t>s_j</w:t>
-      </w:r>
-      <w:proofErr w:type="spellEnd"/>
-      <w:r>
-        <w:rPr>
-          <w:b/>
-          <w:bCs/>
-        </w:rPr>
-        <w:t>|  for j = 0, 1, ..., 11</w:t>
-      </w:r>
+        <w:t>The 12 gradient magnitudes are grouped into three semantic feature categories: [4], [6]</w:t>
+      </w:r>
+    </w:p>
+    <w:p>
+      <w:pPr>
+        <w:spacing w:before="180" w:after="180" w:line="360" w:lineRule="auto"/>
+        <w:jc w:val="center"/>
+      </w:pPr>
+      <m:oMathPara>
+        <m:oMath>
+          <m:sSub>
+            <m:sSubPr>
+              <m:ctrlPr>
+                <w:rPr>
+                  <w:rFonts w:ascii="Cambria Math" w:hAnsi="Cambria Math"/>
+                </w:rPr>
+              </m:ctrlPr>
+            </m:sSubPr>
+            <m:e>
+              <m:r>
+                <w:rPr>
+                  <w:rFonts w:ascii="Cambria Math" w:hAnsi="Cambria Math"/>
+                </w:rPr>
+                <m:t>W</m:t>
+              </m:r>
+            </m:e>
+            <m:sub>
+              <m:r>
+                <w:rPr>
+                  <w:rFonts w:ascii="Cambria Math" w:hAnsi="Cambria Math"/>
+                </w:rPr>
+                <m:t>target</m:t>
+              </m:r>
+            </m:sub>
+          </m:sSub>
+          <m:r>
+            <w:rPr>
+              <w:rFonts w:ascii="Cambria Math" w:hAnsi="Cambria Math"/>
+            </w:rPr>
+            <m:t xml:space="preserve"> = </m:t>
+          </m:r>
+          <m:sSub>
+            <m:sSubPr>
+              <m:ctrlPr>
+                <w:rPr>
+                  <w:rFonts w:ascii="Cambria Math" w:hAnsi="Cambria Math"/>
+                </w:rPr>
+              </m:ctrlPr>
+            </m:sSubPr>
+            <m:e>
+              <m:r>
+                <w:rPr>
+                  <w:rFonts w:ascii="Cambria Math" w:hAnsi="Cambria Math"/>
+                </w:rPr>
+                <m:t>saliency</m:t>
+              </m:r>
+            </m:e>
+            <m:sub>
+              <m:r>
+                <w:rPr>
+                  <w:rFonts w:ascii="Cambria Math" w:hAnsi="Cambria Math"/>
+                </w:rPr>
+                <m:t>0</m:t>
+              </m:r>
+            </m:sub>
+          </m:sSub>
+          <m:r>
+            <w:rPr>
+              <w:rFonts w:ascii="Cambria Math" w:hAnsi="Cambria Math"/>
+            </w:rPr>
+            <m:t xml:space="preserve"> + </m:t>
+          </m:r>
+          <m:sSub>
+            <m:sSubPr>
+              <m:ctrlPr>
+                <w:rPr>
+                  <w:rFonts w:ascii="Cambria Math" w:hAnsi="Cambria Math"/>
+                </w:rPr>
+              </m:ctrlPr>
+            </m:sSubPr>
+            <m:e>
+              <m:r>
+                <w:rPr>
+                  <w:rFonts w:ascii="Cambria Math" w:hAnsi="Cambria Math"/>
+                </w:rPr>
+                <m:t>saliency</m:t>
+              </m:r>
+            </m:e>
+            <m:sub>
+              <m:r>
+                <w:rPr>
+                  <w:rFonts w:ascii="Cambria Math" w:hAnsi="Cambria Math"/>
+                </w:rPr>
+                <m:t>1</m:t>
+              </m:r>
+            </m:sub>
+          </m:sSub>
+          <m:r>
+            <w:rPr>
+              <w:rFonts w:ascii="Cambria Math" w:hAnsi="Cambria Math"/>
+            </w:rPr>
+            <m:t xml:space="preserve">   (sub-goal direction dx, dy)</m:t>
+          </m:r>
+        </m:oMath>
+      </m:oMathPara>
+    </w:p>
+    <w:p>
+      <w:pPr>
+        <w:spacing w:before="180" w:after="180" w:line="360" w:lineRule="auto"/>
+        <w:jc w:val="center"/>
+      </w:pPr>
+      <m:oMathPara>
+        <m:oMath>
+          <m:sSub>
+            <m:sSubPr>
+              <m:ctrlPr>
+                <w:rPr>
+                  <w:rFonts w:ascii="Cambria Math" w:hAnsi="Cambria Math"/>
+                </w:rPr>
+              </m:ctrlPr>
+            </m:sSubPr>
+            <m:e>
+              <m:r>
+                <w:rPr>
+                  <w:rFonts w:ascii="Cambria Math" w:hAnsi="Cambria Math"/>
+                </w:rPr>
+                <m:t>W</m:t>
+              </m:r>
+            </m:e>
+            <m:sub>
+              <m:r>
+                <w:rPr>
+                  <w:rFonts w:ascii="Cambria Math" w:hAnsi="Cambria Math"/>
+                </w:rPr>
+                <m:t>battery</m:t>
+              </m:r>
+            </m:sub>
+          </m:sSub>
+          <m:r>
+            <w:rPr>
+              <w:rFonts w:ascii="Cambria Math" w:hAnsi="Cambria Math"/>
+            </w:rPr>
+            <m:t xml:space="preserve"> = </m:t>
+          </m:r>
+          <m:sSub>
+            <m:sSubPr>
+              <m:ctrlPr>
+                <w:rPr>
+                  <w:rFonts w:ascii="Cambria Math" w:hAnsi="Cambria Math"/>
+                </w:rPr>
+              </m:ctrlPr>
+            </m:sSubPr>
+            <m:e>
+              <m:r>
+                <w:rPr>
+                  <w:rFonts w:ascii="Cambria Math" w:hAnsi="Cambria Math"/>
+                </w:rPr>
+                <m:t>saliency</m:t>
+              </m:r>
+            </m:e>
+            <m:sub>
+              <m:r>
+                <w:rPr>
+                  <w:rFonts w:ascii="Cambria Math" w:hAnsi="Cambria Math"/>
+                </w:rPr>
+                <m:t>2</m:t>
+              </m:r>
+            </m:sub>
+          </m:sSub>
+          <m:r>
+            <w:rPr>
+              <w:rFonts w:ascii="Cambria Math" w:hAnsi="Cambria Math"/>
+            </w:rPr>
+            <m:t xml:space="preserve">               (battery level)</m:t>
+          </m:r>
+        </m:oMath>
+      </m:oMathPara>
+    </w:p>
+    <w:p>
+      <w:pPr>
+        <w:spacing w:before="180" w:after="180" w:line="360" w:lineRule="auto"/>
+        <w:jc w:val="center"/>
+      </w:pPr>
+      <m:oMathPara>
+        <m:oMath>
+          <m:sSub>
+            <m:sSubPr>
+              <m:ctrlPr>
+                <w:rPr>
+                  <w:rFonts w:ascii="Cambria Math" w:hAnsi="Cambria Math"/>
+                </w:rPr>
+              </m:ctrlPr>
+            </m:sSubPr>
+            <m:e>
+              <m:r>
+                <w:rPr>
+                  <w:rFonts w:ascii="Cambria Math" w:hAnsi="Cambria Math"/>
+                </w:rPr>
+                <m:t>W</m:t>
+              </m:r>
+            </m:e>
+            <m:sub>
+              <m:r>
+                <w:rPr>
+                  <w:rFonts w:ascii="Cambria Math" w:hAnsi="Cambria Math"/>
+                </w:rPr>
+                <m:t>hazards</m:t>
+              </m:r>
+            </m:sub>
+          </m:sSub>
+          <m:r>
+            <w:rPr>
+              <w:rFonts w:ascii="Cambria Math" w:hAnsi="Cambria Math"/>
+            </w:rPr>
+            <m:t xml:space="preserve"> = </m:t>
+          </m:r>
+          <m:nary>
+            <m:naryPr>
+              <m:chr m:val="∑"/>
+              <m:limLoc m:val="undOvr"/>
+              <m:ctrlPr>
+                <w:rPr>
+                  <w:rFonts w:ascii="Cambria Math" w:hAnsi="Cambria Math"/>
+                </w:rPr>
+              </m:ctrlPr>
+            </m:naryPr>
+            <m:sub>
+              <m:r>
+                <w:rPr>
+                  <w:rFonts w:ascii="Cambria Math" w:hAnsi="Cambria Math"/>
+                </w:rPr>
+                <m:t>j=3</m:t>
+              </m:r>
+            </m:sub>
+            <m:sup>
+              <m:r>
+                <w:rPr>
+                  <w:rFonts w:ascii="Cambria Math" w:hAnsi="Cambria Math"/>
+                </w:rPr>
+                <m:t>11</m:t>
+              </m:r>
+            </m:sup>
+            <m:e>
+              <m:sSub>
+                <m:sSubPr>
+                  <m:ctrlPr>
+                    <w:rPr>
+                      <w:rFonts w:ascii="Cambria Math" w:hAnsi="Cambria Math"/>
+                    </w:rPr>
+                  </m:ctrlPr>
+                </m:sSubPr>
+                <m:e>
+                  <m:r>
+                    <w:rPr>
+                      <w:rFonts w:ascii="Cambria Math" w:hAnsi="Cambria Math"/>
+                    </w:rPr>
+                    <m:t>saliency</m:t>
+                  </m:r>
+                </m:e>
+                <m:sub>
+                  <m:r>
+                    <w:rPr>
+                      <w:rFonts w:ascii="Cambria Math" w:hAnsi="Cambria Math"/>
+                    </w:rPr>
+                    <m:t>j</m:t>
+                  </m:r>
+                </m:sub>
+              </m:sSub>
+            </m:e>
+          </m:nary>
+          <m:r>
+            <w:rPr>
+              <w:rFonts w:ascii="Cambria Math" w:hAnsi="Cambria Math"/>
+            </w:rPr>
+            <m:t xml:space="preserve">  (3×3 local grid FOV cells)</m:t>
+          </m:r>
+        </m:oMath>
+      </m:oMathPara>
     </w:p>
     <w:p>
       <w:pPr>
@@ -15409,179 +15967,48 @@
         <w:jc w:val="both"/>
       </w:pPr>
       <w:r>
-        <w:t>The 12 gradient magnitudes are grouped into three semantic feature categories: [4], [6]</w:t>
-      </w:r>
-    </w:p>
-    <w:p>
-      <w:pPr>
-        <w:spacing w:after="180" w:line="360" w:lineRule="auto"/>
-        <w:jc w:val="both"/>
-      </w:pPr>
-      <w:r>
-        <w:rPr>
-          <w:b/>
-          <w:bCs/>
-        </w:rPr>
-        <w:t xml:space="preserve">      </w:t>
-      </w:r>
-      <w:proofErr w:type="spellStart"/>
-      <w:r>
-        <w:rPr>
-          <w:b/>
-          <w:bCs/>
-        </w:rPr>
+        <w:lastRenderedPageBreak/>
+        <w:t xml:space="preserve">The percentage attribution scores are computed as: </w:t>
+      </w:r>
+      <w:proofErr w:type="spellStart"/>
+      <w:r>
+        <w:t>P_k</w:t>
+      </w:r>
+      <w:proofErr w:type="spellEnd"/>
+      <w:r>
+        <w:t xml:space="preserve"> = (</w:t>
+      </w:r>
+      <w:proofErr w:type="spellStart"/>
+      <w:r>
+        <w:t>W_k</w:t>
+      </w:r>
+      <w:proofErr w:type="spellEnd"/>
+      <w:r>
+        <w:t xml:space="preserve"> / (</w:t>
+      </w:r>
+      <w:proofErr w:type="spellStart"/>
+      <w:r>
         <w:t>W_target</w:t>
       </w:r>
       <w:proofErr w:type="spellEnd"/>
       <w:r>
-        <w:rPr>
-          <w:b/>
-          <w:bCs/>
-        </w:rPr>
-        <w:t xml:space="preserve"> = saliency_0 + saliency_1   (sub-goal direction dx, </w:t>
-      </w:r>
-      <w:proofErr w:type="spellStart"/>
-      <w:r>
-        <w:rPr>
-          <w:b/>
-          <w:bCs/>
-        </w:rPr>
-        <w:t>dy</w:t>
-      </w:r>
-      <w:proofErr w:type="spellEnd"/>
-      <w:r>
-        <w:rPr>
-          <w:b/>
-          <w:bCs/>
-        </w:rPr>
-        <w:t>)</w:t>
-      </w:r>
-    </w:p>
-    <w:p>
-      <w:pPr>
-        <w:spacing w:after="180" w:line="360" w:lineRule="auto"/>
-        <w:jc w:val="both"/>
-      </w:pPr>
-      <w:r>
-        <w:rPr>
-          <w:b/>
-          <w:bCs/>
-        </w:rPr>
-        <w:t xml:space="preserve">      </w:t>
-      </w:r>
-      <w:proofErr w:type="spellStart"/>
-      <w:r>
-        <w:rPr>
-          <w:b/>
-          <w:bCs/>
-        </w:rPr>
+        <w:t xml:space="preserve"> + </w:t>
+      </w:r>
+      <w:proofErr w:type="spellStart"/>
+      <w:r>
         <w:t>W_battery</w:t>
       </w:r>
       <w:proofErr w:type="spellEnd"/>
       <w:r>
-        <w:rPr>
-          <w:b/>
-          <w:bCs/>
-        </w:rPr>
-        <w:t xml:space="preserve"> = saliency_2               (battery level)</w:t>
-      </w:r>
-    </w:p>
-    <w:p>
-      <w:pPr>
-        <w:spacing w:after="180" w:line="360" w:lineRule="auto"/>
-        <w:jc w:val="both"/>
-      </w:pPr>
-      <w:r>
-        <w:rPr>
-          <w:b/>
-          <w:bCs/>
-        </w:rPr>
-        <w:t xml:space="preserve">      </w:t>
-      </w:r>
-      <w:proofErr w:type="spellStart"/>
-      <w:r>
-        <w:rPr>
-          <w:b/>
-          <w:bCs/>
-        </w:rPr>
+        <w:t xml:space="preserve"> + </w:t>
+      </w:r>
+      <w:proofErr w:type="spellStart"/>
+      <w:r>
         <w:t>W_hazards</w:t>
       </w:r>
       <w:proofErr w:type="spellEnd"/>
       <w:r>
-        <w:rPr>
-          <w:b/>
-          <w:bCs/>
-        </w:rPr>
-        <w:t xml:space="preserve"> = Σ_{j=3}^{11} </w:t>
-      </w:r>
-      <w:proofErr w:type="spellStart"/>
-      <w:r>
-        <w:rPr>
-          <w:b/>
-          <w:bCs/>
-        </w:rPr>
-        <w:t>saliency_j</w:t>
-      </w:r>
-      <w:proofErr w:type="spellEnd"/>
-      <w:r>
-        <w:rPr>
-          <w:b/>
-          <w:bCs/>
-        </w:rPr>
-        <w:t xml:space="preserve">  (3×3 local grid FOV cells)</w:t>
-      </w:r>
-    </w:p>
-    <w:p>
-      <w:pPr>
-        <w:spacing w:after="180" w:line="360" w:lineRule="auto"/>
-        <w:jc w:val="both"/>
-      </w:pPr>
-      <w:r>
-        <w:t xml:space="preserve">The percentage attribution scores are computed as: </w:t>
-      </w:r>
-      <w:proofErr w:type="spellStart"/>
-      <w:r>
-        <w:t>P_k</w:t>
-      </w:r>
-      <w:proofErr w:type="spellEnd"/>
-      <w:r>
-        <w:t xml:space="preserve"> = (</w:t>
-      </w:r>
-      <w:proofErr w:type="spellStart"/>
-      <w:r>
-        <w:t>W_k</w:t>
-      </w:r>
-      <w:proofErr w:type="spellEnd"/>
-      <w:r>
-        <w:t xml:space="preserve"> / (</w:t>
-      </w:r>
-      <w:proofErr w:type="spellStart"/>
-      <w:r>
-        <w:t>W_target</w:t>
-      </w:r>
-      <w:proofErr w:type="spellEnd"/>
-      <w:r>
-        <w:t xml:space="preserve"> + </w:t>
-      </w:r>
-      <w:proofErr w:type="spellStart"/>
-      <w:r>
-        <w:t>W_battery</w:t>
-      </w:r>
-      <w:proofErr w:type="spellEnd"/>
-      <w:r>
-        <w:t xml:space="preserve"> + </w:t>
-      </w:r>
-      <w:proofErr w:type="spellStart"/>
-      <w:r>
-        <w:t>W_hazards</w:t>
-      </w:r>
-      <w:proofErr w:type="spellEnd"/>
-      <w:r>
-        <w:t xml:space="preserve"> + ε)) × 100% for k ∈ {target, battery, hazards}, where ε = 1e-6 prevents division by zero. The final percentages are adjusted so they </w:t>
-      </w:r>
-      <w:r>
-        <w:lastRenderedPageBreak/>
-        <w:t xml:space="preserve">sum exactly to 100% by adding the rounding residual to </w:t>
+        <w:t xml:space="preserve"> + ε)) × 100% for k ∈ {target, battery, hazards}, where ε = 1e-6 prevents division by zero. The final percentages are adjusted so they sum exactly to 100% by adding the rounding residual to </w:t>
       </w:r>
       <w:proofErr w:type="spellStart"/>
       <w:r>
@@ -15596,18 +16023,18 @@
       <w:pPr>
         <w:pStyle w:val="Heading2"/>
       </w:pPr>
-      <w:bookmarkStart w:id="99" w:name="bm_3_8_technologies_used"/>
+      <w:bookmarkStart w:id="100" w:name="bm_3_8_technologies_used"/>
       <w:r>
         <w:t>3.8 Technologies Used</w:t>
       </w:r>
-      <w:bookmarkEnd w:id="99"/>
+      <w:bookmarkEnd w:id="100"/>
     </w:p>
     <w:p>
       <w:pPr>
         <w:pStyle w:val="ListParagraph"/>
         <w:numPr>
           <w:ilvl w:val="0"/>
-          <w:numId w:val="2"/>
+          <w:numId w:val="5"/>
         </w:numPr>
         <w:spacing w:after="100" w:line="360" w:lineRule="auto"/>
       </w:pPr>
@@ -15620,7 +16047,7 @@
         <w:pStyle w:val="ListParagraph"/>
         <w:numPr>
           <w:ilvl w:val="0"/>
-          <w:numId w:val="2"/>
+          <w:numId w:val="5"/>
         </w:numPr>
         <w:spacing w:after="100" w:line="360" w:lineRule="auto"/>
       </w:pPr>
@@ -15654,7 +16081,7 @@
         <w:pStyle w:val="ListParagraph"/>
         <w:numPr>
           <w:ilvl w:val="0"/>
-          <w:numId w:val="2"/>
+          <w:numId w:val="5"/>
         </w:numPr>
         <w:spacing w:after="100" w:line="360" w:lineRule="auto"/>
       </w:pPr>
@@ -15667,7 +16094,7 @@
         <w:pStyle w:val="ListParagraph"/>
         <w:numPr>
           <w:ilvl w:val="0"/>
-          <w:numId w:val="2"/>
+          <w:numId w:val="5"/>
         </w:numPr>
         <w:spacing w:after="100" w:line="360" w:lineRule="auto"/>
       </w:pPr>
@@ -15696,7 +16123,7 @@
         <w:pStyle w:val="ListParagraph"/>
         <w:numPr>
           <w:ilvl w:val="0"/>
-          <w:numId w:val="2"/>
+          <w:numId w:val="5"/>
         </w:numPr>
         <w:spacing w:after="100" w:line="360" w:lineRule="auto"/>
       </w:pPr>
@@ -15717,7 +16144,7 @@
         <w:pStyle w:val="ListParagraph"/>
         <w:numPr>
           <w:ilvl w:val="0"/>
-          <w:numId w:val="2"/>
+          <w:numId w:val="5"/>
         </w:numPr>
         <w:spacing w:after="100" w:line="360" w:lineRule="auto"/>
       </w:pPr>
@@ -15730,7 +16157,7 @@
         <w:pStyle w:val="ListParagraph"/>
         <w:numPr>
           <w:ilvl w:val="0"/>
-          <w:numId w:val="2"/>
+          <w:numId w:val="5"/>
         </w:numPr>
         <w:spacing w:after="100" w:line="360" w:lineRule="auto"/>
       </w:pPr>
@@ -15744,14 +16171,19 @@
       </w:r>
     </w:p>
     <w:p>
+      <w:r>
+        <w:br w:type="page"/>
+      </w:r>
+    </w:p>
+    <w:p>
       <w:pPr>
         <w:pStyle w:val="Heading2"/>
       </w:pPr>
-      <w:bookmarkStart w:id="100" w:name="bm_3_9_hardware_and_software_requireme"/>
-      <w:r>
+      <w:r>
+        <w:lastRenderedPageBreak/>
         <w:t>3.9 Hardware and Software Requirements</w:t>
       </w:r>
-      <w:bookmarkEnd w:id="100"/>
+      <w:bookmarkEnd w:id="93"/>
     </w:p>
     <w:p>
       <w:pPr>
@@ -15957,7 +16389,6 @@
           </w:tcPr>
           <w:p>
             <w:r>
-              <w:lastRenderedPageBreak/>
               <w:t>Deep Learning Framework</w:t>
             </w:r>
           </w:p>
@@ -16568,19 +16999,11 @@
         <w:jc w:val="both"/>
       </w:pPr>
       <w:r>
-        <w:t xml:space="preserve">This chapter has presented the complete technical design and methodology of the EMARL-SAR framework. The proposed system overview described all five core modules and three heterogeneous agent configurations with their distinct role capabilities, positions, and reward structures. The working </w:t>
-      </w:r>
-      <w:proofErr w:type="gramStart"/>
-      <w:r>
-        <w:t>principle</w:t>
-      </w:r>
-      <w:proofErr w:type="gramEnd"/>
-      <w:r>
-        <w:t xml:space="preserve"> section detailed the full decision loop including high-level macro-goal assignment mechanics, low-level BFS-primary navigation with DQN fallback, and the environment's observation, mapping, and fire spread mechanics. The system architecture section presented the overall framework diagram and the two-level hierarchical policy structure. Detailed module descriptions aligned </w:t>
+        <w:t xml:space="preserve">This chapter has presented the complete technical design and methodology of the EMARL-SAR framework. The proposed system overview described all five core modules and three heterogeneous agent configurations with their distinct </w:t>
       </w:r>
       <w:r>
         <w:lastRenderedPageBreak/>
-        <w:t>precisely with the Python implementation covered all five modules including the environment, high-level Q-table agent, low-level DQN+BFS agent, explainability engine with all three explanation types, and the server and dashboard components. The system design section presented the SMDP training loop, environment lifecycle, and agent decision flow diagrams. The mathematical model formalized the Co-SMDP formulation, SMDP Bellman Q-update, DQN loss function, BFS pathfinding, and gradient saliency attribution. Technologies, software, and hardware requirements complete the methodology description. The following chapter presents the implementation details and experimental results [4], [6].</w:t>
+        <w:t>role capabilities, positions, and reward structures. The working principle section detailed the full decision loop including high-level macro-goal assignment mechanics, low-level BFS-primary navigation with DQN fallback, and the environment's observation, mapping, and fire spread mechanics. The system architecture section presented the overall framework diagram and the two-level hierarchical policy structure. Detailed module descriptions aligned precisely with the Python implementation covered all five modules including the environment, high-level Q-table agent, low-level DQN+BFS agent, explainability engine with all three explanation types, and the server and dashboard components. The system design section presented the SMDP training loop, environment lifecycle, and agent decision flow diagrams. The mathematical model formalized the Co-SMDP formulation, SMDP Bellman Q-update, DQN loss function, BFS pathfinding, and gradient saliency attribution. Technologies, software, and hardware requirements complete the methodology description. The following chapter presents the implementation details and experimental results [4], [6].</w:t>
       </w:r>
     </w:p>
     <w:p>
@@ -19820,15 +20243,7 @@
         <w:jc w:val="both"/>
       </w:pPr>
       <w:r>
-        <w:t xml:space="preserve">The SMDP training mechanism provides appropriate credit assignment for the high-level policy by accumulating rewards across the entire option execution duration. A successful victim rescue that occurred 20 steps after the rover was assigned a victim-targeting macro-goal generates a large accumulated reward (+40 plus </w:t>
-      </w:r>
-      <w:proofErr w:type="gramStart"/>
-      <w:r>
-        <w:t>+30 episode</w:t>
-      </w:r>
-      <w:proofErr w:type="gramEnd"/>
-      <w:r>
-        <w:t xml:space="preserve"> completion bonus) that is correctly attributed to the macro-goal selection decision through the SMDP Q-update, enabling the high-level policy to learn the high strategic value of victim-targeting macro-goals [1], [4].</w:t>
+        <w:t>The SMDP training mechanism provides appropriate credit assignment for the high-level policy by accumulating rewards across the entire option execution duration. A successful victim rescue that occurred 20 steps after the rover was assigned a victim-targeting macro-goal generates a large accumulated reward (+40 plus +30 episode completion bonus) that is correctly attributed to the macro-goal selection decision through the SMDP Q-update, enabling the high-level policy to learn the high strategic value of victim-targeting macro-goals [1], [4].</w:t>
       </w:r>
     </w:p>
     <w:p>
@@ -21260,6 +21675,60 @@
     </w:lvl>
   </w:abstractNum>
   <w:abstractNum w:abstractNumId="2" w15:restartNumberingAfterBreak="0">
+    <w:nsid w:val="4F58399D"/>
+    <w:multiLevelType w:val="hybridMultilevel"/>
+    <w:tmpl w:val="F1808652"/>
+    <w:lvl w:ilvl="0" w:tplc="987EC63C">
+      <w:start w:val="1"/>
+      <w:numFmt w:val="bullet"/>
+      <w:lvlText w:val="•"/>
+      <w:lvlJc w:val="left"/>
+      <w:pPr>
+        <w:ind w:left="720" w:hanging="360"/>
+      </w:pPr>
+    </w:lvl>
+    <w:lvl w:ilvl="1" w:tplc="81587D80">
+      <w:numFmt w:val="decimal"/>
+      <w:lvlText w:val=""/>
+      <w:lvlJc w:val="left"/>
+    </w:lvl>
+    <w:lvl w:ilvl="2" w:tplc="1F323EDE">
+      <w:numFmt w:val="decimal"/>
+      <w:lvlText w:val=""/>
+      <w:lvlJc w:val="left"/>
+    </w:lvl>
+    <w:lvl w:ilvl="3" w:tplc="36FEF920">
+      <w:numFmt w:val="decimal"/>
+      <w:lvlText w:val=""/>
+      <w:lvlJc w:val="left"/>
+    </w:lvl>
+    <w:lvl w:ilvl="4" w:tplc="DB421AD4">
+      <w:numFmt w:val="decimal"/>
+      <w:lvlText w:val=""/>
+      <w:lvlJc w:val="left"/>
+    </w:lvl>
+    <w:lvl w:ilvl="5" w:tplc="8F5EA6E0">
+      <w:numFmt w:val="decimal"/>
+      <w:lvlText w:val=""/>
+      <w:lvlJc w:val="left"/>
+    </w:lvl>
+    <w:lvl w:ilvl="6" w:tplc="6396115E">
+      <w:numFmt w:val="decimal"/>
+      <w:lvlText w:val=""/>
+      <w:lvlJc w:val="left"/>
+    </w:lvl>
+    <w:lvl w:ilvl="7" w:tplc="C498A7A2">
+      <w:numFmt w:val="decimal"/>
+      <w:lvlText w:val=""/>
+      <w:lvlJc w:val="left"/>
+    </w:lvl>
+    <w:lvl w:ilvl="8" w:tplc="9760D480">
+      <w:numFmt w:val="decimal"/>
+      <w:lvlText w:val=""/>
+      <w:lvlJc w:val="left"/>
+    </w:lvl>
+  </w:abstractNum>
+  <w:abstractNum w:abstractNumId="3" w15:restartNumberingAfterBreak="0">
     <w:nsid w:val="6614609C"/>
     <w:multiLevelType w:val="hybridMultilevel"/>
     <w:tmpl w:val="296432BE"/>
@@ -21326,12 +21795,18 @@
     </w:lvlOverride>
   </w:num>
   <w:num w:numId="3" w16cid:durableId="1337610066">
-    <w:abstractNumId w:val="2"/>
+    <w:abstractNumId w:val="3"/>
     <w:lvlOverride w:ilvl="0">
       <w:startOverride w:val="1"/>
     </w:lvlOverride>
   </w:num>
   <w:num w:numId="4" w16cid:durableId="609747825">
+    <w:abstractNumId w:val="3"/>
+    <w:lvlOverride w:ilvl="0">
+      <w:startOverride w:val="1"/>
+    </w:lvlOverride>
+  </w:num>
+  <w:num w:numId="5" w16cid:durableId="802232240">
     <w:abstractNumId w:val="2"/>
     <w:lvlOverride w:ilvl="0">
       <w:startOverride w:val="1"/>
@@ -21756,6 +22231,7 @@
   </w:style>
   <w:style w:type="paragraph" w:styleId="Heading2">
     <w:name w:val="heading 2"/>
+    <w:link w:val="Heading2Char"/>
     <w:uiPriority w:val="9"/>
     <w:unhideWhenUsed/>
     <w:qFormat/>
@@ -21829,6 +22305,7 @@
   <w:style w:type="character" w:default="1" w:styleId="DefaultParagraphFont">
     <w:name w:val="Default Paragraph Font"/>
     <w:uiPriority w:val="1"/>
+    <w:semiHidden/>
     <w:unhideWhenUsed/>
   </w:style>
   <w:style w:type="table" w:default="1" w:styleId="TableNormal">
@@ -22035,6 +22512,19 @@
       <w:bCs/>
       <w:sz w:val="32"/>
       <w:szCs w:val="32"/>
+    </w:rPr>
+  </w:style>
+  <w:style w:type="character" w:customStyle="1" w:styleId="Heading2Char">
+    <w:name w:val="Heading 2 Char"/>
+    <w:basedOn w:val="DefaultParagraphFont"/>
+    <w:link w:val="Heading2"/>
+    <w:uiPriority w:val="9"/>
+    <w:rsid w:val="00833C8F"/>
+    <w:rPr>
+      <w:b/>
+      <w:bCs/>
+      <w:sz w:val="28"/>
+      <w:szCs w:val="28"/>
     </w:rPr>
   </w:style>
 </w:styles>

--- a/documentation/Mini_Project_EMARL_SAR_257y1d5805.docx
+++ b/documentation/Mini_Project_EMARL_SAR_257y1d5805.docx
@@ -808,10 +808,10 @@
                   <v:path o:extrusionok="f" gradientshapeok="t" o:connecttype="rect"/>
                   <o:lock v:ext="edit" aspectratio="t"/>
                 </v:shapetype>
-                <v:shape id="_x0000_i1025" type="#_x0000_t75" style="width:145.1pt;height:129.8pt" o:ole="">
+                <v:shape id="_x0000_i1025" type="#_x0000_t75" style="width:144.95pt;height:129.95pt" o:ole="">
                   <v:imagedata r:id="rId8" o:title=""/>
                 </v:shape>
-                <o:OLEObject Type="Embed" ProgID="PBrush" ShapeID="_x0000_i1025" DrawAspect="Content" ObjectID="_1842892957" r:id="rId9"/>
+                <o:OLEObject Type="Embed" ProgID="PBrush" ShapeID="_x0000_i1025" DrawAspect="Content" ObjectID="_1843016914" r:id="rId9"/>
               </w:object>
             </w:r>
           </w:p>
@@ -1139,10 +1139,10 @@
             </w:pPr>
             <w:r>
               <w:object w:dxaOrig="2892" w:dyaOrig="2604" w14:anchorId="1D794E3B">
-                <v:shape id="_x0000_i1026" type="#_x0000_t75" style="width:112.35pt;height:101.45pt" o:ole="">
+                <v:shape id="_x0000_i1026" type="#_x0000_t75" style="width:112.2pt;height:101pt" o:ole="">
                   <v:imagedata r:id="rId8" o:title=""/>
                 </v:shape>
-                <o:OLEObject Type="Embed" ProgID="PBrush" ShapeID="_x0000_i1026" DrawAspect="Content" ObjectID="_1842892958" r:id="rId12"/>
+                <o:OLEObject Type="Embed" ProgID="PBrush" ShapeID="_x0000_i1026" DrawAspect="Content" ObjectID="_1843016915" r:id="rId12"/>
               </w:object>
             </w:r>
           </w:p>
@@ -1288,21 +1288,7 @@
               <w:rPr>
                 <w:rFonts w:eastAsia="SimSun"/>
               </w:rPr>
-              <w:t xml:space="preserve">is a record of </w:t>
-            </w:r>
-            <w:proofErr w:type="spellStart"/>
-            <w:r>
-              <w:rPr>
-                <w:rFonts w:eastAsia="SimSun"/>
-              </w:rPr>
-              <w:t>bonafide</w:t>
-            </w:r>
-            <w:proofErr w:type="spellEnd"/>
-            <w:r>
-              <w:rPr>
-                <w:rFonts w:eastAsia="SimSun"/>
-              </w:rPr>
-              <w:t xml:space="preserve"> work carried out during </w:t>
+              <w:t xml:space="preserve">is a record of bonafide work carried out during </w:t>
             </w:r>
             <w:r>
               <w:rPr>
@@ -1942,21 +1928,7 @@
               <w:rPr>
                 <w:rFonts w:eastAsia="SimSun"/>
               </w:rPr>
-              <w:t xml:space="preserve">is </w:t>
-            </w:r>
-            <w:proofErr w:type="spellStart"/>
-            <w:r>
-              <w:rPr>
-                <w:rFonts w:eastAsia="SimSun"/>
-              </w:rPr>
-              <w:t>bonafide</w:t>
-            </w:r>
-            <w:proofErr w:type="spellEnd"/>
-            <w:r>
-              <w:rPr>
-                <w:rFonts w:eastAsia="SimSun"/>
-              </w:rPr>
-              <w:t xml:space="preserve"> work duly</w:t>
+              <w:t>is bonafide work duly</w:t>
             </w:r>
             <w:r>
               <w:rPr>
@@ -2556,23 +2528,7 @@
           <w:rFonts w:eastAsia="SimSun"/>
           <w:color w:val="000000"/>
         </w:rPr>
-        <w:t xml:space="preserve">nd Engineering, MLRITM, </w:t>
-      </w:r>
-      <w:proofErr w:type="spellStart"/>
-      <w:r>
-        <w:rPr>
-          <w:rFonts w:eastAsia="SimSun"/>
-          <w:color w:val="000000"/>
-        </w:rPr>
-        <w:t>Dundigal</w:t>
-      </w:r>
-      <w:proofErr w:type="spellEnd"/>
-      <w:r>
-        <w:rPr>
-          <w:rFonts w:eastAsia="SimSun"/>
-          <w:color w:val="000000"/>
-        </w:rPr>
-        <w:t>,</w:t>
+        <w:t>nd Engineering, MLRITM, Dundigal,</w:t>
       </w:r>
       <w:r>
         <w:rPr>
@@ -2647,23 +2603,7 @@
           <w:rFonts w:eastAsia="SimSun"/>
           <w:color w:val="000000"/>
         </w:rPr>
-        <w:t xml:space="preserve">, MLRITM, </w:t>
-      </w:r>
-      <w:proofErr w:type="spellStart"/>
-      <w:r>
-        <w:rPr>
-          <w:rFonts w:eastAsia="SimSun"/>
-          <w:color w:val="000000"/>
-        </w:rPr>
-        <w:t>Dundigal</w:t>
-      </w:r>
-      <w:proofErr w:type="spellEnd"/>
-      <w:r>
-        <w:rPr>
-          <w:rFonts w:eastAsia="SimSun"/>
-          <w:color w:val="000000"/>
-        </w:rPr>
-        <w:t>, Hyderabad, for the moral support and encouragement given in completing my project work.</w:t>
+        <w:t>, MLRITM, Dundigal, Hyderabad, for the moral support and encouragement given in completing my project work.</w:t>
       </w:r>
     </w:p>
     <w:p>
@@ -6683,13 +6623,8 @@
             </w:tcMar>
           </w:tcPr>
           <w:p>
-            <w:proofErr w:type="spellStart"/>
-            <w:r>
-              <w:t>PyTorch</w:t>
-            </w:r>
-            <w:proofErr w:type="spellEnd"/>
-            <w:r>
-              <w:t xml:space="preserve"> Gradient Saliency Attribution Bars</w:t>
+            <w:r>
+              <w:t>PyTorch Gradient Saliency Attribution Bars</w:t>
             </w:r>
           </w:p>
         </w:tc>
@@ -8063,23 +7998,7 @@
         <w:jc w:val="both"/>
       </w:pPr>
       <w:r>
-        <w:t xml:space="preserve">Search and rescue (SAR) operations in disaster environments require autonomous systems that can coordinate effectively under dynamic hazards, limited resources, and incomplete information while remaining interpretable to human supervisors. This project presents EMARL-SAR, an Explainable Multi-Agent Hierarchical Reinforcement Learning framework for cooperative SAR missions. The system employs two reconnaissance drones and one rescue rover operating in a dynamic 15×15 disaster grid containing fire hazards, debris, charging stations, and hidden victims. A hierarchical learning architecture combines high-level Q-learning for strategic goal selection with a low-level Deep Q-Network (DQN) and Breadth-First Search (BFS) for navigation and action execution. A built-in Explainability Engine provides real-time justifications for agent decisions, including goal assignments, movement choices, and feature-attribution analyses based on target proximity, battery status, and hazard avoidance. Implemented in Python using </w:t>
-      </w:r>
-      <w:proofErr w:type="spellStart"/>
-      <w:r>
-        <w:t>PyTorch</w:t>
-      </w:r>
-      <w:proofErr w:type="spellEnd"/>
-      <w:r>
-        <w:t xml:space="preserve"> and a custom disaster simulation environment, the framework includes a web-based dashboard for real-time monitoring and visualization. Experimental results show improved victim rescue performance compared to flat reinforcement learning approaches while maintaining transparent and interpretable agent </w:t>
-      </w:r>
-      <w:proofErr w:type="spellStart"/>
-      <w:r>
-        <w:t>behavior</w:t>
-      </w:r>
-      <w:proofErr w:type="spellEnd"/>
-      <w:r>
-        <w:t>.</w:t>
+        <w:t>Search and rescue (SAR) operations in disaster environments require autonomous systems that can coordinate effectively under dynamic hazards, limited resources, and incomplete information while remaining interpretable to human supervisors. This project presents EMARL-SAR, an Explainable Multi-Agent Hierarchical Reinforcement Learning framework for cooperative SAR missions. The system employs two reconnaissance drones and one rescue rover operating in a dynamic 15×15 disaster grid containing fire hazards, debris, charging stations, and hidden victims. A hierarchical learning architecture combines high-level Q-learning for strategic goal selection with a low-level Deep Q-Network (DQN) and Breadth-First Search (BFS) for navigation and action execution. A built-in Explainability Engine provides real-time justifications for agent decisions, including goal assignments, movement choices, and feature-attribution analyses based on target proximity, battery status, and hazard avoidance. Implemented in Python using PyTorch and a custom disaster simulation environment, the framework includes a web-based dashboard for real-time monitoring and visualization. Experimental results show improved victim rescue performance compared to flat reinforcement learning approaches while maintaining transparent and interpretable agent behavior.</w:t>
       </w:r>
     </w:p>
     <w:p>
@@ -8144,15 +8063,7 @@
         <w:jc w:val="both"/>
       </w:pPr>
       <w:r>
-        <w:t xml:space="preserve">Multi-Agent Reinforcement Learning (MARL) provides a principled and powerful framework for enabling autonomous agents to learn cooperative strategies through repeated interaction with a simulated environment. Rather than being programmed with fixed rules, MARL agents discover effective coordination </w:t>
-      </w:r>
-      <w:proofErr w:type="spellStart"/>
-      <w:r>
-        <w:t>behaviors</w:t>
-      </w:r>
-      <w:proofErr w:type="spellEnd"/>
-      <w:r>
-        <w:t xml:space="preserve"> through experience-driven optimization of cumulative reward signals. This adaptability makes MARL a particularly attractive paradigm for SAR environments, where the complexity and variability of disaster conditions make comprehensive rule specification impractical [12], [15].</w:t>
+        <w:t>Multi-Agent Reinforcement Learning (MARL) provides a principled and powerful framework for enabling autonomous agents to learn cooperative strategies through repeated interaction with a simulated environment. Rather than being programmed with fixed rules, MARL agents discover effective coordination behaviors through experience-driven optimization of cumulative reward signals. This adaptability makes MARL a particularly attractive paradigm for SAR environments, where the complexity and variability of disaster conditions make comprehensive rule specification impractical [12], [15].</w:t>
       </w:r>
     </w:p>
     <w:p>
@@ -8300,27 +8211,11 @@
         <w:jc w:val="both"/>
       </w:pPr>
       <w:r>
-        <w:t xml:space="preserve">Standard flat reinforcement learning approaches, whether single-agent or multi-agent, attempt to learn a single monolithic policy that maps raw environment states directly to primitive actions. In SAR environments, this creates several fundamental problems. First, the temporal horizon of a complete SAR episode (up to 150 steps in the EMARL-SAR environment) combined with sparse rescue rewards creates a difficult credit assignment problem, as the learning algorithm must attribute a victim rescue reward backward through a long sequence of navigation steps. Second, the absence of strategic-level reasoning means flat policies cannot easily coordinate macro-scale </w:t>
-      </w:r>
-      <w:proofErr w:type="spellStart"/>
-      <w:r>
-        <w:t>behaviors</w:t>
-      </w:r>
-      <w:proofErr w:type="spellEnd"/>
-      <w:r>
-        <w:t xml:space="preserve"> such as sector coverage assignment among multiple drones. Third, any learned coordination pattern is entangled within a single opaque </w:t>
+        <w:t xml:space="preserve">Standard flat reinforcement learning approaches, whether single-agent or multi-agent, attempt to learn a single monolithic policy that maps raw environment states directly to primitive actions. In SAR environments, this creates several fundamental problems. First, the temporal horizon of a complete SAR episode (up to 150 steps in the EMARL-SAR environment) combined with sparse rescue rewards creates a difficult credit assignment problem, as the learning algorithm must attribute a victim rescue reward backward through a long sequence of navigation steps. Second, the absence of strategic-level reasoning means flat policies cannot easily coordinate macro-scale behaviors such as sector coverage assignment among multiple drones. Third, any learned coordination pattern is entangled within a single opaque </w:t>
       </w:r>
       <w:r>
         <w:lastRenderedPageBreak/>
-        <w:t xml:space="preserve">neural network, making it virtually impossible to extract or explain the strategic intent behind observed agent </w:t>
-      </w:r>
-      <w:proofErr w:type="spellStart"/>
-      <w:r>
-        <w:t>behaviors</w:t>
-      </w:r>
-      <w:proofErr w:type="spellEnd"/>
-      <w:r>
-        <w:t xml:space="preserve"> [1], [14].</w:t>
+        <w:t>neural network, making it virtually impossible to extract or explain the strategic intent behind observed agent behaviors [1], [14].</w:t>
       </w:r>
     </w:p>
     <w:p>
@@ -8377,15 +8272,7 @@
         <w:jc w:val="both"/>
       </w:pPr>
       <w:r>
-        <w:t xml:space="preserve">As autonomous robot teams for SAR operations scale from 2-3 to 10-20 or more agents, centralized human coordination becomes physically impossible in real-time operations. Automated coordination mechanisms that can manage agent assignments, resolve resource conflicts, and adapt to dynamic conditions without continuous human intervention are essential for realizing the full potential of large-scale autonomous SAR systems. Hierarchical reinforcement learning provides a principled mechanism for learning such scalable coordination </w:t>
-      </w:r>
-      <w:proofErr w:type="spellStart"/>
-      <w:r>
-        <w:t>behaviors</w:t>
-      </w:r>
-      <w:proofErr w:type="spellEnd"/>
-      <w:r>
-        <w:t xml:space="preserve"> [12], [15].</w:t>
+        <w:t>As autonomous robot teams for SAR operations scale from 2-3 to 10-20 or more agents, centralized human coordination becomes physically impossible in real-time operations. Automated coordination mechanisms that can manage agent assignments, resolve resource conflicts, and adapt to dynamic conditions without continuous human intervention are essential for realizing the full potential of large-scale autonomous SAR systems. Hierarchical reinforcement learning provides a principled mechanism for learning such scalable coordination behaviors [12], [15].</w:t>
       </w:r>
     </w:p>
     <w:p>
@@ -8446,23 +8333,7 @@
         <w:jc w:val="both"/>
       </w:pPr>
       <w:r>
-        <w:t xml:space="preserve">Recent advances in deep reinforcement learning, including the DQN architecture with experience replay and target networks, hierarchical options frameworks, and gradient-based explainability methods, provide mature technical foundations upon which a practical EMARL-SAR system can be built. </w:t>
-      </w:r>
-      <w:proofErr w:type="spellStart"/>
-      <w:r>
-        <w:t>PyTorch's</w:t>
-      </w:r>
-      <w:proofErr w:type="spellEnd"/>
-      <w:r>
-        <w:t xml:space="preserve"> </w:t>
-      </w:r>
-      <w:proofErr w:type="spellStart"/>
-      <w:r>
-        <w:t>autograd</w:t>
-      </w:r>
-      <w:proofErr w:type="spellEnd"/>
-      <w:r>
-        <w:t xml:space="preserve"> system enables seamless gradient-based saliency computation as an integral part of the policy inference pipeline, making real-time explainability computationally feasible without dedicated hardware [4], [6].</w:t>
+        <w:t>Recent advances in deep reinforcement learning, including the DQN architecture with experience replay and target networks, hierarchical options frameworks, and gradient-based explainability methods, provide mature technical foundations upon which a practical EMARL-SAR system can be built. PyTorch's autograd system enables seamless gradient-based saliency computation as an integral part of the policy inference pipeline, making real-time explainability computationally feasible without dedicated hardware [4], [6].</w:t>
       </w:r>
     </w:p>
     <w:p>
@@ -8629,31 +8500,7 @@
         <w:jc w:val="both"/>
       </w:pPr>
       <w:r>
-        <w:t xml:space="preserve">Technical Feasibility: The EMARL-SAR framework is technically feasible because all required components — discrete grid simulation, tabular Q-learning, deep Q-networks, BFS pathfinding, gradient-based saliency attribution, and HTTP server development — are well-established techniques with mature open-source implementations. Python's scientific computing ecosystem (NumPy, </w:t>
-      </w:r>
-      <w:proofErr w:type="spellStart"/>
-      <w:r>
-        <w:t>PyTorch</w:t>
-      </w:r>
-      <w:proofErr w:type="spellEnd"/>
-      <w:r>
-        <w:t xml:space="preserve">) provides full support for all numerical and deep learning operations required. </w:t>
-      </w:r>
-      <w:proofErr w:type="spellStart"/>
-      <w:r>
-        <w:t>PyTorch's</w:t>
-      </w:r>
-      <w:proofErr w:type="spellEnd"/>
-      <w:r>
-        <w:t xml:space="preserve"> </w:t>
-      </w:r>
-      <w:proofErr w:type="spellStart"/>
-      <w:r>
-        <w:t>autograd</w:t>
-      </w:r>
-      <w:proofErr w:type="spellEnd"/>
-      <w:r>
-        <w:t xml:space="preserve"> engine specifically enables gradient-based saliency computation as a standard differentiable operation during the forward pass of the DQN policy network, making real-time explanation generation computationally trivial. The entire system can be run </w:t>
+        <w:t xml:space="preserve">Technical Feasibility: The EMARL-SAR framework is technically feasible because all required components — discrete grid simulation, tabular Q-learning, deep Q-networks, BFS pathfinding, gradient-based saliency attribution, and HTTP server development — are well-established techniques with mature open-source implementations. Python's scientific computing ecosystem (NumPy, PyTorch) provides full support for all numerical and deep learning operations required. PyTorch's autograd engine specifically enables gradient-based saliency computation as a standard differentiable operation during the forward pass of the DQN policy network, making real-time explanation generation computationally trivial. The entire system can be run </w:t>
       </w:r>
       <w:r>
         <w:lastRenderedPageBreak/>
@@ -8666,15 +8513,7 @@
         <w:jc w:val="both"/>
       </w:pPr>
       <w:r>
-        <w:t xml:space="preserve">Operational Feasibility: The framework is designed with operational deployment in mind. The live browser-based dashboard provides an accessible interface for SAR coordinators to monitor agent operations and read explanation logs without specialized technical knowledge. The HTTP server architecture supports remote monitoring from any networked device. The modular codebase allows individual components — environment parameters, agent hyperparameters, explanation verbosity — to be configured and adjusted without modifying core framework logic. Weight persistence via pickle and </w:t>
-      </w:r>
-      <w:proofErr w:type="spellStart"/>
-      <w:r>
-        <w:t>PyTorch</w:t>
-      </w:r>
-      <w:proofErr w:type="spellEnd"/>
-      <w:r>
-        <w:t xml:space="preserve"> state dictionaries allows trained agents to be deployed without retraining, supporting practical demonstration and evaluation in field-exercise contexts [11], [14].</w:t>
+        <w:t>Operational Feasibility: The framework is designed with operational deployment in mind. The live browser-based dashboard provides an accessible interface for SAR coordinators to monitor agent operations and read explanation logs without specialized technical knowledge. The HTTP server architecture supports remote monitoring from any networked device. The modular codebase allows individual components — environment parameters, agent hyperparameters, explanation verbosity — to be configured and adjusted without modifying core framework logic. Weight persistence via pickle and PyTorch state dictionaries allows trained agents to be deployed without retraining, supporting practical demonstration and evaluation in field-exercise contexts [11], [14].</w:t>
       </w:r>
     </w:p>
     <w:p>
@@ -8759,7 +8598,7 @@
         <w:jc w:val="both"/>
       </w:pPr>
       <w:r>
-        <w:t>The framework provides explanations at three distinct levels of abstraction: (1) strategic high-level explanations that justify macro-goal sector assignments and target selections in terms of battery status, exploration progress, and peer coordination; (2) tactical low-level spatial justifications that explain specific movement directions in terms of distance reduction to sub-goals and identified hazard avoidance; and (3) quantitative gradient saliency attributions that numerically decompose each low-level decision into three interpretable feature groups with percentage contributions. This three-level architecture provides both qualitative narrative explanations and quantitative feature attributions for comprehensive decision transparency [8], [12].</w:t>
+        <w:t>The framework provides explanations at three distinct levels of abstraction: (1) strategic high-level explanations that justify macro-goal sector assignments and target selections in terms of battery status, exploration progress, and peer coordination; (2) tactical low-level spatial justifications that explain specific movement directions in terms of distance reduction to sub-goals and identified hazard avoidance; and (3) quantitative gradient saliency attributions that numerically decompose each low-level decision into three interpretable feature groups with percentage contributions. This three-level architecture provides both qualitative narrative explanations and quantitative feature attributions for comprehensive decision transparency.</w:t>
       </w:r>
     </w:p>
     <w:p>
@@ -8807,31 +8646,7 @@
         <w:jc w:val="both"/>
       </w:pPr>
       <w:r>
-        <w:t xml:space="preserve">The framework explicitly models three distinct agent roles — reconnaissance drone (A1, A2) and rescue rover (A3) — with different action capabilities, movement constraints, interaction permissions, and macro-goal action spaces. The drone action space (5 macro-goals: 4 quadrant </w:t>
-      </w:r>
-      <w:proofErr w:type="spellStart"/>
-      <w:r>
-        <w:t>centers</w:t>
-      </w:r>
-      <w:proofErr w:type="spellEnd"/>
-      <w:r>
-        <w:t xml:space="preserve"> + charge station) and rover action space (7 macro-goals: 4 quadrant </w:t>
-      </w:r>
-      <w:proofErr w:type="spellStart"/>
-      <w:r>
-        <w:t>centers</w:t>
-      </w:r>
-      <w:proofErr w:type="spellEnd"/>
-      <w:r>
-        <w:t xml:space="preserve"> + charge station + nearest scanned victim + nearest debris) are tailored to each agent's capabilities, enabling the framework to learn role-appropriate coordination </w:t>
-      </w:r>
-      <w:proofErr w:type="spellStart"/>
-      <w:r>
-        <w:t>behaviors</w:t>
-      </w:r>
-      <w:proofErr w:type="spellEnd"/>
-      <w:r>
-        <w:t xml:space="preserve"> [9], [12].</w:t>
+        <w:t>The framework explicitly models three distinct agent roles — reconnaissance drone (A1, A2) and rescue rover (A3) — with different action capabilities, movement constraints, interaction permissions, and macro-goal action spaces. The drone action space (5 macro-goals: 4 quadrant centers + charge station) and rover action space (7 macro-goals: 4 quadrant centers + charge station + nearest scanned victim + nearest debris) are tailored to each agent's capabilities, enabling the framework to learn role-appropriate coordination behaviors [9], [12].</w:t>
       </w:r>
     </w:p>
     <w:p>
@@ -8853,15 +8668,7 @@
         <w:jc w:val="both"/>
       </w:pPr>
       <w:r>
-        <w:t xml:space="preserve">The integration of Server-Sent Events (SSE) for live training metric streaming to the browser dashboard enables real-time observation of the learning process. Rescue coordinators and researchers can observe epoch-by-epoch training accuracy (rescue success rate), loss curves, and reward values updating in real time during training runs, providing immediate feedback on whether training is converging toward effective SAR coordination </w:t>
-      </w:r>
-      <w:proofErr w:type="spellStart"/>
-      <w:r>
-        <w:t>behaviors</w:t>
-      </w:r>
-      <w:proofErr w:type="spellEnd"/>
-      <w:r>
-        <w:t xml:space="preserve"> [12], [15].</w:t>
+        <w:t>The integration of Server-Sent Events (SSE) for live training metric streaming to the browser dashboard enables real-time observation of the learning process. Rescue coordinators and researchers can observe epoch-by-epoch training accuracy (rescue success rate), loss curves, and reward values updating in real time during training runs, providing immediate feedback on whether training is converging toward effective SAR coordination behaviors [12], [15].</w:t>
       </w:r>
     </w:p>
     <w:p>
@@ -8893,15 +8700,7 @@
         <w:spacing w:after="100" w:line="360" w:lineRule="auto"/>
       </w:pPr>
       <w:r>
-        <w:t xml:space="preserve">Environment Design and Implementation: Implement the </w:t>
-      </w:r>
-      <w:proofErr w:type="spellStart"/>
-      <w:r>
-        <w:t>SearchRescueEnv</w:t>
-      </w:r>
-      <w:proofErr w:type="spellEnd"/>
-      <w:r>
-        <w:t xml:space="preserve"> class as a 15×15 NumPy-based discrete grid with agents, victims (hidden/scanned/rescued lifecycle), debris obstacles, fire hazards with stochastic spread mechanics, and charge stations. Define agent roles, movement constraints, battery mechanics, and the cooperative reward structure.</w:t>
+        <w:t>Environment Design and Implementation: Implement the SearchRescueEnv class as a 15×15 NumPy-based discrete grid with agents, victims (hidden/scanned/rescued lifecycle), debris obstacles, fire hazards with stochastic spread mechanics, and charge stations. Define agent roles, movement constraints, battery mechanics, and the cooperative reward structure.</w:t>
       </w:r>
     </w:p>
     <w:p>
@@ -8915,23 +8714,7 @@
       </w:pPr>
       <w:r>
         <w:lastRenderedPageBreak/>
-        <w:t xml:space="preserve">High-Level Policy Design: Implement the </w:t>
-      </w:r>
-      <w:proofErr w:type="spellStart"/>
-      <w:r>
-        <w:t>HighLevelAgent</w:t>
-      </w:r>
-      <w:proofErr w:type="spellEnd"/>
-      <w:r>
-        <w:t xml:space="preserve"> Q-table with agent-specific state discretization (battery level, exploration progress, coordination status) and macro-goal action spaces (4 quadrant </w:t>
-      </w:r>
-      <w:proofErr w:type="spellStart"/>
-      <w:r>
-        <w:t>centers</w:t>
-      </w:r>
-      <w:proofErr w:type="spellEnd"/>
-      <w:r>
-        <w:t>, charge station for drones; plus nearest victim and debris for rover). Implement epsilon-greedy selection with exponential decay.</w:t>
+        <w:t>High-Level Policy Design: Implement the HighLevelAgent Q-table with agent-specific state discretization (battery level, exploration progress, coordination status) and macro-goal action spaces (4 quadrant centers, charge station for drones; plus nearest victim and debris for rover). Implement epsilon-greedy selection with exponential decay.</w:t>
       </w:r>
     </w:p>
     <w:p>
@@ -8944,15 +8727,7 @@
         <w:spacing w:after="100" w:line="360" w:lineRule="auto"/>
       </w:pPr>
       <w:r>
-        <w:t xml:space="preserve">Low-Level Policy Design: Implement the </w:t>
-      </w:r>
-      <w:proofErr w:type="spellStart"/>
-      <w:r>
-        <w:t>LowLevelAgent</w:t>
-      </w:r>
-      <w:proofErr w:type="spellEnd"/>
-      <w:r>
-        <w:t xml:space="preserve"> with a 12-dimensional state vector (normalized sub-goal direction, battery level, 3×3 local grid encoding), a 64-64 DQN architecture, experience replay buffer, and target network. Implement BFS pathfinder with agent-specific traversal constraints as primary navigation strategy.</w:t>
+        <w:t>Low-Level Policy Design: Implement the LowLevelAgent with a 12-dimensional state vector (normalized sub-goal direction, battery level, 3×3 local grid encoding), a 64-64 DQN architecture, experience replay buffer, and target network. Implement BFS pathfinder with agent-specific traversal constraints as primary navigation strategy.</w:t>
       </w:r>
     </w:p>
     <w:p>
@@ -8965,31 +8740,7 @@
         <w:spacing w:after="100" w:line="360" w:lineRule="auto"/>
       </w:pPr>
       <w:r>
-        <w:t xml:space="preserve">Explainability Engine Design: Implement the </w:t>
-      </w:r>
-      <w:proofErr w:type="spellStart"/>
-      <w:r>
-        <w:t>ExplainabilityEngine</w:t>
-      </w:r>
-      <w:proofErr w:type="spellEnd"/>
-      <w:r>
-        <w:t xml:space="preserve"> with high-level textual justification generation, low-level spatial movement explanation generation with hazard avoidance detection, and </w:t>
-      </w:r>
-      <w:proofErr w:type="spellStart"/>
-      <w:r>
-        <w:t>PyTorch</w:t>
-      </w:r>
-      <w:proofErr w:type="spellEnd"/>
-      <w:r>
-        <w:t xml:space="preserve"> </w:t>
-      </w:r>
-      <w:proofErr w:type="spellStart"/>
-      <w:r>
-        <w:t>autograd</w:t>
-      </w:r>
-      <w:proofErr w:type="spellEnd"/>
-      <w:r>
-        <w:t>-based gradient saliency computation with three-group feature attribution normalization.</w:t>
+        <w:t>Explainability Engine Design: Implement the ExplainabilityEngine with high-level textual justification generation, low-level spatial movement explanation generation with hazard avoidance detection, and PyTorch autograd-based gradient saliency computation with three-group feature attribution normalization.</w:t>
       </w:r>
     </w:p>
     <w:p>
@@ -9015,31 +8766,7 @@
         <w:spacing w:after="100" w:line="360" w:lineRule="auto"/>
       </w:pPr>
       <w:r>
-        <w:t>Server and Dashboard Implementation: Implement the HTTP server in server.py with REST API endpoints (/</w:t>
-      </w:r>
-      <w:proofErr w:type="spellStart"/>
-      <w:r>
-        <w:t>api</w:t>
-      </w:r>
-      <w:proofErr w:type="spellEnd"/>
-      <w:r>
-        <w:t>/reset, /</w:t>
-      </w:r>
-      <w:proofErr w:type="spellStart"/>
-      <w:r>
-        <w:t>api</w:t>
-      </w:r>
-      <w:proofErr w:type="spellEnd"/>
-      <w:r>
-        <w:t>/simulate, /</w:t>
-      </w:r>
-      <w:proofErr w:type="spellStart"/>
-      <w:r>
-        <w:t>api</w:t>
-      </w:r>
-      <w:proofErr w:type="spellEnd"/>
-      <w:r>
-        <w:t>/train) and SSE streaming for live metrics. Implement the HTML dashboard with grid visualization, agent tracking, explanation log display, and training metric charts.</w:t>
+        <w:t>Server and Dashboard Implementation: Implement the HTTP server in server.py with REST API endpoints (/api/reset, /api/simulate, /api/train) and SSE streaming for live metrics. Implement the HTML dashboard with grid visualization, agent tracking, explanation log display, and training metric charts.</w:t>
       </w:r>
     </w:p>
     <w:p>
@@ -9052,23 +8779,29 @@
         <w:spacing w:after="100" w:line="360" w:lineRule="auto"/>
       </w:pPr>
       <w:r>
-        <w:t xml:space="preserve">Training, Evaluation, and Analysis: Train the complete framework for 50 episodes, evaluate rescue success metrics and coordination efficiency, compare results against flat DQN baseline, and </w:t>
-      </w:r>
-      <w:proofErr w:type="spellStart"/>
-      <w:r>
-        <w:t>analyze</w:t>
-      </w:r>
-      <w:proofErr w:type="spellEnd"/>
-      <w:r>
-        <w:t xml:space="preserve"> explanation quality and saliency attribution patterns.</w:t>
+        <w:t>Training, Evaluation, and Analysis: Train the complete framework for 50 episodes, evaluate rescue success metrics and coordination efficiency, compare results against flat DQN baseline, and analyze explanation quality and saliency attribution patterns.</w:t>
+      </w:r>
+    </w:p>
+    <w:p>
+      <w:pPr>
+        <w:rPr>
+          <w:b/>
+          <w:bCs/>
+          <w:sz w:val="28"/>
+          <w:szCs w:val="28"/>
+        </w:rPr>
+      </w:pPr>
+      <w:bookmarkStart w:id="28" w:name="bm_1_6_objectives"/>
+      <w:r>
+        <w:br w:type="page"/>
       </w:r>
     </w:p>
     <w:p>
       <w:pPr>
         <w:pStyle w:val="Heading2"/>
       </w:pPr>
-      <w:bookmarkStart w:id="28" w:name="bm_1_6_objectives"/>
-      <w:r>
+      <w:r>
+        <w:lastRenderedPageBreak/>
         <w:t>1.6 Objectives</w:t>
       </w:r>
       <w:bookmarkEnd w:id="28"/>
@@ -9079,7 +8812,7 @@
         <w:jc w:val="both"/>
       </w:pPr>
       <w:r>
-        <w:t>The objectives of this project are: [9], [12]</w:t>
+        <w:t>The objectives of this project are:</w:t>
       </w:r>
     </w:p>
     <w:p>
@@ -9092,7 +8825,6 @@
         <w:spacing w:after="100" w:line="360" w:lineRule="auto"/>
       </w:pPr>
       <w:r>
-        <w:lastRenderedPageBreak/>
         <w:t>To design and implement a two-level hierarchical reinforcement learning framework for cooperative multi-agent search and rescue in a dynamic grid environment.</w:t>
       </w:r>
     </w:p>
@@ -9138,7 +8870,7 @@
         <w:jc w:val="both"/>
       </w:pPr>
       <w:r>
-        <w:t>The scope of this project encompasses the complete design, implementation, training, and experimental evaluation of the EMARL-SAR framework within a simulated 15×15 dynamic grid environment. The framework supports a heterogeneous team of three agents — two reconnaissance drones (A1, A2) and one rescue rover (A3) — coordinating to locate and rescue three victims distributed across the grid while navigating around ten debris obstacles and two initial fire seed locations that spread stochastically every seven timesteps with an 18% per-cell spread probability [11], [14].</w:t>
+        <w:t>The scope of this project encompasses the complete design, implementation, training, and experimental evaluation of the EMARL-SAR framework within a simulated 15×15 dynamic grid environment. The framework supports a heterogeneous team of three agents — two reconnaissance drones (A1, A2) and one rescue rover (A3) — coordinating to locate and rescue three victims distributed across the grid while navigating around ten debris obstacles and two initial fire seed locations that spread stochastically every seven timesteps with an 18% per-cell spread probability.</w:t>
       </w:r>
     </w:p>
     <w:p>
@@ -9147,7 +8879,7 @@
         <w:jc w:val="both"/>
       </w:pPr>
       <w:r>
-        <w:t>The proposed system includes: [9], [12]</w:t>
+        <w:t>The proposed system includes:</w:t>
       </w:r>
     </w:p>
     <w:p>
@@ -9225,6 +8957,7 @@
         <w:spacing w:after="100" w:line="360" w:lineRule="auto"/>
       </w:pPr>
       <w:r>
+        <w:lastRenderedPageBreak/>
         <w:t>Training script with SMDP-based hierarchical learning loop and weight persistence</w:t>
       </w:r>
     </w:p>
@@ -9238,7 +8971,6 @@
         <w:spacing w:after="100" w:line="360" w:lineRule="auto"/>
       </w:pPr>
       <w:r>
-        <w:lastRenderedPageBreak/>
         <w:t>Experimental evaluation with baseline comparison and result analysis</w:t>
       </w:r>
     </w:p>
@@ -9248,7 +8980,7 @@
         <w:jc w:val="both"/>
       </w:pPr>
       <w:r>
-        <w:t>The proposed system is capable of: [9], [12]</w:t>
+        <w:t>The proposed system is capable of:</w:t>
       </w:r>
     </w:p>
     <w:p>
@@ -9322,7 +9054,7 @@
         <w:jc w:val="both"/>
       </w:pPr>
       <w:r>
-        <w:t>The following aspects are explicitly outside the scope of this project and are identified as future work: [9], [12]</w:t>
+        <w:t>The following aspects are explicitly outside the scope of this project and are identified as future work:</w:t>
       </w:r>
     </w:p>
     <w:p>
@@ -9406,7 +9138,11 @@
         <w:jc w:val="both"/>
       </w:pPr>
       <w:r>
-        <w:t>The research methodology of this project follows a systematic, iterative design-implement-evaluate cycle organized into four sequential phases. Each phase builds directly on the outputs of the preceding phase, ensuring that the final integrated framework is grounded in a thorough understanding of both the problem domain and the available technical approaches [9], [12].</w:t>
+        <w:t xml:space="preserve">The research methodology of this project follows a systematic, iterative design-implement-evaluate cycle organized into four sequential phases. Each phase builds directly on the outputs of the preceding phase, ensuring that the final </w:t>
+      </w:r>
+      <w:r>
+        <w:lastRenderedPageBreak/>
+        <w:t>integrated framework is grounded in a thorough understanding of both the problem domain and the available technical approaches.</w:t>
       </w:r>
     </w:p>
     <w:p>
@@ -9425,19 +9161,60 @@
         <w:jc w:val="both"/>
       </w:pPr>
       <w:r>
+        <w:t>A comprehensive review of existing research in multi-agent reinforcement learning for robotic coordination, hierarchical reinforcement learning approaches including the options framework and feudal architectures, and explainable AI methods for RL and autonomous systems is conducted. The review covers both foundational theoretical works and recent empirical studies, with particular attention to approaches that have been applied to SAR or related emergency response domains. The identified research gaps — particularly the absence of real-time, multi-level explainability in hierarchical multi-agent SAR systems — directly inform the design choices of the EMARL-SAR framework [4], [8].</w:t>
+      </w:r>
+    </w:p>
+    <w:p>
+      <w:pPr>
+        <w:pStyle w:val="Heading3"/>
+      </w:pPr>
+      <w:bookmarkStart w:id="32" w:name="bm_phase_2_framework_design_and_implem"/>
+      <w:r>
+        <w:t>Phase 2: Framework Design and Implementation</w:t>
+      </w:r>
+      <w:bookmarkEnd w:id="32"/>
+    </w:p>
+    <w:p>
+      <w:pPr>
+        <w:spacing w:after="180" w:line="360" w:lineRule="auto"/>
+        <w:jc w:val="both"/>
+      </w:pPr>
+      <w:r>
+        <w:t>The EMARL-SAR framework is designed as a modular five-component system and implemented across six Python source files. The environment module (environment.py) implements the SearchRescueEnv class with all grid mechanics, agent roles, and reward structures. The high-level policy module (high_level_agent.py) implements Q-table based macro-goal selection with SMDP update semantics. The low-level policy module (low_level_agent.py) implements the DQN architecture with BFS-primary action selection. The explainability module (explain.py) implements all three explanation types. The training script (main.py) implements the complete SMDP hierarchical training loop. The server module (server.py) implements the HTTP server with all API endpoints [4], [6].</w:t>
+      </w:r>
+    </w:p>
+    <w:p>
+      <w:pPr>
+        <w:pStyle w:val="Heading3"/>
+      </w:pPr>
+      <w:bookmarkStart w:id="33" w:name="bm_phase_3_training_and_hyperparameter"/>
+      <w:r>
+        <w:t>Phase 3: Training and Hyperparameter Configuration</w:t>
+      </w:r>
+      <w:bookmarkEnd w:id="33"/>
+    </w:p>
+    <w:p>
+      <w:pPr>
+        <w:spacing w:after="180" w:line="360" w:lineRule="auto"/>
+        <w:jc w:val="both"/>
+      </w:pPr>
+      <w:r>
+        <w:t xml:space="preserve">The framework is trained using the SMDP-based hierarchical training loop for 50 episodes, with hyperparameter values selected through systematic sensitivity analysis. The epsilon decay schedule is tuned to balance exploration and exploitation across the training budget. DQN hyperparameters including learning rate, batch size, replay buffer size, and target network update frequency are configured based on established best practices from the DQN </w:t>
+      </w:r>
+      <w:r>
         <w:lastRenderedPageBreak/>
-        <w:t>A comprehensive review of existing research in multi-agent reinforcement learning for robotic coordination, hierarchical reinforcement learning approaches including the options framework and feudal architectures, and explainable AI methods for RL and autonomous systems is conducted. The review covers both foundational theoretical works and recent empirical studies, with particular attention to approaches that have been applied to SAR or related emergency response domains. The identified research gaps — particularly the absence of real-time, multi-level explainability in hierarchical multi-agent SAR systems — directly inform the design choices of the EMARL-SAR framework [4], [8].</w:t>
+        <w:t>literature. The high-level Q-table learning rate and discount factor are configured to reflect the longer temporal horizons of macro-goal options [4], [6].</w:t>
       </w:r>
     </w:p>
     <w:p>
       <w:pPr>
         <w:pStyle w:val="Heading3"/>
       </w:pPr>
-      <w:bookmarkStart w:id="32" w:name="bm_phase_2_framework_design_and_implem"/>
-      <w:r>
-        <w:t>Phase 2: Framework Design and Implementation</w:t>
-      </w:r>
-      <w:bookmarkEnd w:id="32"/>
+      <w:bookmarkStart w:id="34" w:name="bm_phase_4_evaluation_and_analysis"/>
+      <w:r>
+        <w:t>Phase 4: Evaluation and Analysis</w:t>
+      </w:r>
+      <w:bookmarkEnd w:id="34"/>
     </w:p>
     <w:p>
       <w:pPr>
@@ -9445,26 +9222,18 @@
         <w:jc w:val="both"/>
       </w:pPr>
       <w:r>
-        <w:t xml:space="preserve">The EMARL-SAR framework is designed as a modular five-component system and implemented across six Python source files. The environment module (environment.py) implements the </w:t>
-      </w:r>
-      <w:proofErr w:type="spellStart"/>
-      <w:r>
-        <w:t>SearchRescueEnv</w:t>
-      </w:r>
-      <w:proofErr w:type="spellEnd"/>
-      <w:r>
-        <w:t xml:space="preserve"> class with all grid mechanics, agent roles, and reward structures. The high-level policy module (high_level_agent.py) implements Q-table based macro-goal selection with SMDP update semantics. The low-level policy module (low_level_agent.py) implements the DQN architecture with BFS-primary action selection. The explainability module (explain.py) implements all three explanation types. The training script (main.py) implements the complete SMDP hierarchical training loop. The server module (server.py) implements the HTTP server with all API endpoints [4], [6].</w:t>
-      </w:r>
-    </w:p>
-    <w:p>
-      <w:pPr>
-        <w:pStyle w:val="Heading3"/>
-      </w:pPr>
-      <w:bookmarkStart w:id="33" w:name="bm_phase_3_training_and_hyperparameter"/>
-      <w:r>
-        <w:t>Phase 3: Training and Hyperparameter Configuration</w:t>
-      </w:r>
-      <w:bookmarkEnd w:id="33"/>
+        <w:t>The trained EMARL-SAR framework is evaluated against a flat DQN baseline across four primary metrics: rescue success rate, average steps to task completion, agent survival rate, and battery efficiency. The Explainability Engine outputs are qualitatively analyzed for coherence, accuracy, and operational relevance across a representative sample of simulation episodes. The gradient saliency attribution patterns are analyzed to verify that the computed attributions align with expected feature importance relationships. Results are synthesized into conclusions about the effectiveness of the hierarchical approach and the quality of the explanation mechanisms [6], [8].</w:t>
+      </w:r>
+    </w:p>
+    <w:p>
+      <w:pPr>
+        <w:pStyle w:val="Heading2"/>
+      </w:pPr>
+      <w:bookmarkStart w:id="35" w:name="bm_1_9_organization_of_the_report"/>
+      <w:r>
+        <w:t>1.9 Organization of the Report</w:t>
+      </w:r>
+      <w:bookmarkEnd w:id="35"/>
     </w:p>
     <w:p>
       <w:pPr>
@@ -9472,19 +9241,39 @@
         <w:jc w:val="both"/>
       </w:pPr>
       <w:r>
-        <w:t>The framework is trained using the SMDP-based hierarchical training loop for 50 episodes, with hyperparameter values selected through systematic sensitivity analysis. The epsilon decay schedule is tuned to balance exploration and exploitation across the training budget. DQN hyperparameters including learning rate, batch size, replay buffer size, and target network update frequency are configured based on established best practices from the DQN literature. The high-level Q-table learning rate and discount factor are configured to reflect the longer temporal horizons of macro-goal options [4], [6].</w:t>
-      </w:r>
-    </w:p>
-    <w:p>
-      <w:pPr>
-        <w:pStyle w:val="Heading3"/>
-      </w:pPr>
-      <w:bookmarkStart w:id="34" w:name="bm_phase_4_evaluation_and_analysis"/>
+        <w:t>This report is organized into five chapters as follows: [9], [12]</w:t>
+      </w:r>
+    </w:p>
+    <w:p>
+      <w:pPr>
+        <w:spacing w:after="180" w:line="360" w:lineRule="auto"/>
+        <w:jc w:val="both"/>
+      </w:pPr>
+      <w:r>
+        <w:t>Chapter 1 — Introduction: This chapter presents the background, motivation, problem statement, proposed solution with feasibility analysis, innovation highlights, methodology, objectives, scope, research methodology, and organization of the report. It establishes the context and rationale for the EMARL-SAR framework [12], [15].</w:t>
+      </w:r>
+    </w:p>
+    <w:p>
+      <w:pPr>
+        <w:spacing w:after="180" w:line="360" w:lineRule="auto"/>
+        <w:jc w:val="both"/>
+      </w:pPr>
+      <w:r>
+        <w:t>Chapter 2 — Literature Survey: This chapter provides a comprehensive review of existing research in multi-agent RL, hierarchical RL, and explainable AI for autonomous systems. It reviews twelve key research papers, presents a comparative study of existing approaches, analyzes the limitations of current methods, and identifies the specific research gap addressed by the proposed framework [8], [12].</w:t>
+      </w:r>
+    </w:p>
+    <w:p>
+      <w:pPr>
+        <w:spacing w:after="180" w:line="360" w:lineRule="auto"/>
+        <w:jc w:val="both"/>
+      </w:pPr>
+      <w:r>
+        <w:t xml:space="preserve">Chapter 3 — Proposed Methodology: This chapter describes the complete technical design of the EMARL-SAR framework, including the system architecture, working principle, detailed module descriptions, system design </w:t>
+      </w:r>
       <w:r>
         <w:lastRenderedPageBreak/>
-        <w:t>Phase 4: Evaluation and Analysis</w:t>
-      </w:r>
-      <w:bookmarkEnd w:id="34"/>
+        <w:t>diagrams, mathematical formulations, and hardware and software requirements [12], [15].</w:t>
+      </w:r>
     </w:p>
     <w:p>
       <w:pPr>
@@ -9492,90 +9281,7 @@
         <w:jc w:val="both"/>
       </w:pPr>
       <w:r>
-        <w:t xml:space="preserve">The trained EMARL-SAR framework is evaluated against a flat DQN baseline across four primary metrics: rescue success rate, average steps to task completion, agent survival rate, and battery efficiency. The Explainability Engine outputs are qualitatively </w:t>
-      </w:r>
-      <w:proofErr w:type="spellStart"/>
-      <w:r>
-        <w:t>analyzed</w:t>
-      </w:r>
-      <w:proofErr w:type="spellEnd"/>
-      <w:r>
-        <w:t xml:space="preserve"> for coherence, accuracy, and operational relevance across a representative sample of simulation episodes. The gradient saliency attribution patterns are </w:t>
-      </w:r>
-      <w:proofErr w:type="spellStart"/>
-      <w:r>
-        <w:t>analyzed</w:t>
-      </w:r>
-      <w:proofErr w:type="spellEnd"/>
-      <w:r>
-        <w:t xml:space="preserve"> to verify that the computed attributions align with expected feature importance relationships. Results are synthesized into conclusions about the effectiveness of the hierarchical approach and the quality of the explanation mechanisms [6], [8].</w:t>
-      </w:r>
-    </w:p>
-    <w:p>
-      <w:pPr>
-        <w:pStyle w:val="Heading2"/>
-      </w:pPr>
-      <w:bookmarkStart w:id="35" w:name="bm_1_9_organization_of_the_report"/>
-      <w:r>
-        <w:t>1.9 Organization of the Report</w:t>
-      </w:r>
-      <w:bookmarkEnd w:id="35"/>
-    </w:p>
-    <w:p>
-      <w:pPr>
-        <w:spacing w:after="180" w:line="360" w:lineRule="auto"/>
-        <w:jc w:val="both"/>
-      </w:pPr>
-      <w:r>
-        <w:t>This report is organized into five chapters as follows: [9], [12]</w:t>
-      </w:r>
-    </w:p>
-    <w:p>
-      <w:pPr>
-        <w:spacing w:after="180" w:line="360" w:lineRule="auto"/>
-        <w:jc w:val="both"/>
-      </w:pPr>
-      <w:r>
-        <w:t>Chapter 1 — Introduction: This chapter presents the background, motivation, problem statement, proposed solution with feasibility analysis, innovation highlights, methodology, objectives, scope, research methodology, and organization of the report. It establishes the context and rationale for the EMARL-SAR framework [12], [15].</w:t>
-      </w:r>
-    </w:p>
-    <w:p>
-      <w:pPr>
-        <w:spacing w:after="180" w:line="360" w:lineRule="auto"/>
-        <w:jc w:val="both"/>
-      </w:pPr>
-      <w:r>
-        <w:t xml:space="preserve">Chapter 2 — Literature Survey: This chapter provides a comprehensive review of existing research in multi-agent RL, hierarchical RL, and explainable AI for autonomous systems. It reviews twelve key research papers, presents a comparative study of existing approaches, </w:t>
-      </w:r>
-      <w:proofErr w:type="spellStart"/>
-      <w:r>
-        <w:t>analyzes</w:t>
-      </w:r>
-      <w:proofErr w:type="spellEnd"/>
-      <w:r>
-        <w:t xml:space="preserve"> the limitations of current methods, and identifies the specific research gap addressed by the proposed framework [8], [12].</w:t>
-      </w:r>
-    </w:p>
-    <w:p>
-      <w:pPr>
-        <w:spacing w:after="180" w:line="360" w:lineRule="auto"/>
-        <w:jc w:val="both"/>
-      </w:pPr>
-      <w:r>
-        <w:t>Chapter 3 — Proposed Methodology: This chapter describes the complete technical design of the EMARL-SAR framework, including the system architecture, working principle, detailed module descriptions, system design diagrams, mathematical formulations, and hardware and software requirements [12], [15].</w:t>
-      </w:r>
-    </w:p>
-    <w:p>
-      <w:pPr>
-        <w:spacing w:after="180" w:line="360" w:lineRule="auto"/>
-        <w:jc w:val="both"/>
-      </w:pPr>
-      <w:r>
-        <w:t xml:space="preserve">Chapter 4 — Implementation and Results: This chapter presents the implementation details, experimental setup, hyperparameter configurations, </w:t>
-      </w:r>
-      <w:r>
-        <w:lastRenderedPageBreak/>
-        <w:t>dashboard screenshots, quantitative performance evaluation, and detailed discussion of results including failure mode analysis [9], [12].</w:t>
+        <w:t>Chapter 4 — Implementation and Results: This chapter presents the implementation details, experimental setup, hyperparameter configurations, dashboard screenshots, quantitative performance evaluation, and detailed discussion of results including failure mode analysis [9], [12].</w:t>
       </w:r>
     </w:p>
     <w:p>
@@ -9653,15 +9359,7 @@
         <w:jc w:val="both"/>
       </w:pPr>
       <w:r>
-        <w:t xml:space="preserve">This chapter presents a structured review of existing systems and research works, organized into three categories: MARL-based coordination systems, hierarchical RL approaches, and XAI methods for autonomous agents. Each reviewed work is </w:t>
-      </w:r>
-      <w:proofErr w:type="spellStart"/>
-      <w:r>
-        <w:t>analyzed</w:t>
-      </w:r>
-      <w:proofErr w:type="spellEnd"/>
-      <w:r>
-        <w:t xml:space="preserve"> for its approach, key contributions, and specific limitations relative to the EMARL-SAR framework's requirements. A comparative study table summarizes the capability coverage of each approach, followed by an analysis of common limitations and the specific research gap addressed by this project [8], [10].</w:t>
+        <w:t>This chapter presents a structured review of existing systems and research works, organized into three categories: MARL-based coordination systems, hierarchical RL approaches, and XAI methods for autonomous agents. Each reviewed work is analyzed for its approach, key contributions, and specific limitations relative to the EMARL-SAR framework's requirements. A comparative study table summarizes the capability coverage of each approach, followed by an analysis of common limitations and the specific research gap addressed by this project [8], [10].</w:t>
       </w:r>
     </w:p>
     <w:p>
@@ -9703,23 +9401,7 @@
         <w:jc w:val="both"/>
       </w:pPr>
       <w:r>
-        <w:t xml:space="preserve">These systems have demonstrated strong performance on benchmark cooperative tasks such as the StarCraft Multi-Agent Challenge (SMAC) and cooperative navigation in Multi-Agent Particle Environments (MPE). Their key advantages include joint policy optimization that accounts for inter-agent dependencies, shared reward structures that promote cooperative </w:t>
-      </w:r>
-      <w:proofErr w:type="spellStart"/>
-      <w:r>
-        <w:t>behavior</w:t>
-      </w:r>
-      <w:proofErr w:type="spellEnd"/>
-      <w:r>
-        <w:t xml:space="preserve">, and the decentralized execution property that removes communication requirements at deployment time. However, without exception, these standard MARL approaches treat coordination as a flat policy learning problem, learning a single policy that maps observations directly to actions without any hierarchical temporal abstraction. This limits their ability to learn and express strategic-level coordination </w:t>
-      </w:r>
-      <w:proofErr w:type="spellStart"/>
-      <w:r>
-        <w:t>behaviors</w:t>
-      </w:r>
-      <w:proofErr w:type="spellEnd"/>
-      <w:r>
-        <w:t xml:space="preserve"> that span multiple timesteps [9], [14].</w:t>
+        <w:t>These systems have demonstrated strong performance on benchmark cooperative tasks such as the StarCraft Multi-Agent Challenge (SMAC) and cooperative navigation in Multi-Agent Particle Environments (MPE). Their key advantages include joint policy optimization that accounts for inter-agent dependencies, shared reward structures that promote cooperative behavior, and the decentralized execution property that removes communication requirements at deployment time. However, without exception, these standard MARL approaches treat coordination as a flat policy learning problem, learning a single policy that maps observations directly to actions without any hierarchical temporal abstraction. This limits their ability to learn and express strategic-level coordination behaviors that span multiple timesteps [9], [14].</w:t>
       </w:r>
     </w:p>
     <w:p>
@@ -9770,31 +9452,7 @@
         <w:jc w:val="both"/>
       </w:pPr>
       <w:r>
-        <w:t>Existing XAI methods applicable to reinforcement learning can be broadly categorized into post-hoc explanation methods and intrinsic interpretability methods. Post-hoc methods — including SHAP (</w:t>
-      </w:r>
-      <w:proofErr w:type="spellStart"/>
-      <w:r>
-        <w:t>SHapley</w:t>
-      </w:r>
-      <w:proofErr w:type="spellEnd"/>
-      <w:r>
-        <w:t xml:space="preserve"> Additive </w:t>
-      </w:r>
-      <w:proofErr w:type="spellStart"/>
-      <w:r>
-        <w:t>exPlanations</w:t>
-      </w:r>
-      <w:proofErr w:type="spellEnd"/>
-      <w:r>
-        <w:t xml:space="preserve">), LIME (Local Interpretable Model-Agnostic Explanations), and Integrated Gradients — generate explanations from trained black-box models without modifying the policy representation. Intrinsic methods constrain the policy to interpretable representations (e.g., decision trees, linear models) at the cost of some performance. Gradient-based attribution methods such as vanilla gradients, Grad-CAM, and </w:t>
-      </w:r>
-      <w:proofErr w:type="spellStart"/>
-      <w:r>
-        <w:t>SmoothGrad</w:t>
-      </w:r>
-      <w:proofErr w:type="spellEnd"/>
-      <w:r>
-        <w:t xml:space="preserve"> compute input feature importance directly from the gradient of the model output with respect to the input, providing computationally efficient attributions that can be computed in a single backward pass [5], [8].</w:t>
+        <w:t>Existing XAI methods applicable to reinforcement learning can be broadly categorized into post-hoc explanation methods and intrinsic interpretability methods. Post-hoc methods — including SHAP (SHapley Additive exPlanations), LIME (Local Interpretable Model-Agnostic Explanations), and Integrated Gradients — generate explanations from trained black-box models without modifying the policy representation. Intrinsic methods constrain the policy to interpretable representations (e.g., decision trees, linear models) at the cost of some performance. Gradient-based attribution methods such as vanilla gradients, Grad-CAM, and SmoothGrad compute input feature importance directly from the gradient of the model output with respect to the input, providing computationally efficient attributions that can be computed in a single backward pass [5], [8].</w:t>
       </w:r>
     </w:p>
     <w:p>
@@ -9893,15 +9551,7 @@
         <w:jc w:val="both"/>
       </w:pPr>
       <w:r>
-        <w:t xml:space="preserve">Feng et al. introduce a consensus-based hierarchical MARL framework for multi-robot cooperation tasks, presented at the IEEE/RSJ International Conference on Intelligent Robots and Systems (IROS). The framework uses graph-based communication networks to facilitate consensus formation among agents at the strategic planning level, enabling the agent population to reach agreement on task assignment and priority ordering before executing individual low-level </w:t>
-      </w:r>
-      <w:proofErr w:type="spellStart"/>
-      <w:r>
-        <w:t>behaviors</w:t>
-      </w:r>
-      <w:proofErr w:type="spellEnd"/>
-      <w:r>
-        <w:t>. The experimental evaluation on multi-robot manipulation and navigation tasks demonstrates improved coordination success rates and reduced task completion times compared to non-consensus baselines [3], [14].</w:t>
+        <w:t>Feng et al. introduce a consensus-based hierarchical MARL framework for multi-robot cooperation tasks, presented at the IEEE/RSJ International Conference on Intelligent Robots and Systems (IROS). The framework uses graph-based communication networks to facilitate consensus formation among agents at the strategic planning level, enabling the agent population to reach agreement on task assignment and priority ordering before executing individual low-level behaviors. The experimental evaluation on multi-robot manipulation and navigation tasks demonstrates improved coordination success rates and reduced task completion times compared to non-consensus baselines [3], [14].</w:t>
       </w:r>
     </w:p>
     <w:p>
@@ -9910,15 +9560,7 @@
         <w:jc w:val="both"/>
       </w:pPr>
       <w:r>
-        <w:t>The consensus mechanism in Feng et al.'s framework represents an interesting alternative to centralized high-level policy assignment for coordinating agent macro-</w:t>
-      </w:r>
-      <w:proofErr w:type="spellStart"/>
-      <w:r>
-        <w:t>behaviors</w:t>
-      </w:r>
-      <w:proofErr w:type="spellEnd"/>
-      <w:r>
-        <w:t>. However, the requirement for extensive inter-agent communication — which may be unavailable or unreliable in actual disaster environments — limits the practical applicability of the approach. Additionally, the consensus formation process adds computational overhead and communication bandwidth requirements. Like other HRL approaches, the framework does not incorporate any mechanism for explaining the coordination decisions made during the consensus formation process [3], [15].</w:t>
+        <w:t>The consensus mechanism in Feng et al.'s framework represents an interesting alternative to centralized high-level policy assignment for coordinating agent macro-behaviors. However, the requirement for extensive inter-agent communication — which may be unavailable or unreliable in actual disaster environments — limits the practical applicability of the approach. Additionally, the consensus formation process adds computational overhead and communication bandwidth requirements. Like other HRL approaches, the framework does not incorporate any mechanism for explaining the coordination decisions made during the consensus formation process [3], [15].</w:t>
       </w:r>
     </w:p>
     <w:p>
@@ -9966,23 +9608,7 @@
         <w:jc w:val="both"/>
       </w:pPr>
       <w:r>
-        <w:t>Lundberg and Lee introduce SHAP (</w:t>
-      </w:r>
-      <w:proofErr w:type="spellStart"/>
-      <w:r>
-        <w:t>SHapley</w:t>
-      </w:r>
-      <w:proofErr w:type="spellEnd"/>
-      <w:r>
-        <w:t xml:space="preserve"> Additive </w:t>
-      </w:r>
-      <w:proofErr w:type="spellStart"/>
-      <w:r>
-        <w:t>exPlanations</w:t>
-      </w:r>
-      <w:proofErr w:type="spellEnd"/>
-      <w:r>
-        <w:t xml:space="preserve">), a unified framework for interpreting machine learning model predictions based on Shapley values from cooperative game theory. SHAP provides theoretically grounded feature attributions that satisfy three desirable properties: local accuracy (the explanation model matches the predicted model output for the specific input being explained), missingness (features absent from the input receive zero attribution), and consistency (if a feature's contribution increases </w:t>
+        <w:t xml:space="preserve">Lundberg and Lee introduce SHAP (SHapley Additive exPlanations), a unified framework for interpreting machine learning model predictions based on Shapley values from cooperative game theory. SHAP provides theoretically grounded feature attributions that satisfy three desirable properties: local accuracy (the explanation model matches the predicted model output for the specific input being explained), missingness (features absent from the input receive zero attribution), and consistency (if a feature's contribution increases </w:t>
       </w:r>
       <w:r>
         <w:lastRenderedPageBreak/>
@@ -10004,15 +9630,7 @@
       </w:pPr>
       <w:bookmarkStart w:id="49" w:name="bm_paper_6_human_level_control_through"/>
       <w:r>
-        <w:t>Paper 6: Human-Level Control Through Deep Reinforcement Learning (</w:t>
-      </w:r>
-      <w:proofErr w:type="spellStart"/>
-      <w:r>
-        <w:t>Mnih</w:t>
-      </w:r>
-      <w:proofErr w:type="spellEnd"/>
-      <w:r>
-        <w:t xml:space="preserve"> et al., 2015)</w:t>
+        <w:t>Paper 6: Human-Level Control Through Deep Reinforcement Learning (Mnih et al., 2015)</w:t>
       </w:r>
       <w:bookmarkEnd w:id="49"/>
     </w:p>
@@ -10021,13 +9639,8 @@
         <w:spacing w:after="180" w:line="360" w:lineRule="auto"/>
         <w:jc w:val="both"/>
       </w:pPr>
-      <w:proofErr w:type="spellStart"/>
-      <w:r>
-        <w:t>Mnih</w:t>
-      </w:r>
-      <w:proofErr w:type="spellEnd"/>
-      <w:r>
-        <w:t xml:space="preserve"> et al. introduce the Deep Q-Network (DQN) architecture that achieves human-level performance on Atari games directly from raw pixel inputs, published in Nature. DQN introduces two critical stabilization techniques: experience replay, which stores past transitions in a replay buffer and samples random mini-batches for training to break temporal correlations; and a separate target network with periodically copied weights, which provides stable Q-value regression targets and prevents oscillating or diverging Q-value estimates. These two techniques together transform deep Q-learning from an unstable training procedure into a reliably convergent algorithm capable of learning complex game-playing policies from high-dimensional inputs [6], [14].</w:t>
+      <w:r>
+        <w:t>Mnih et al. introduce the Deep Q-Network (DQN) architecture that achieves human-level performance on Atari games directly from raw pixel inputs, published in Nature. DQN introduces two critical stabilization techniques: experience replay, which stores past transitions in a replay buffer and samples random mini-batches for training to break temporal correlations; and a separate target network with periodically copied weights, which provides stable Q-value regression targets and prevents oscillating or diverging Q-value estimates. These two techniques together transform deep Q-learning from an unstable training procedure into a reliably convergent algorithm capable of learning complex game-playing policies from high-dimensional inputs [6], [14].</w:t>
       </w:r>
     </w:p>
     <w:p>
@@ -10036,47 +9649,7 @@
         <w:jc w:val="both"/>
       </w:pPr>
       <w:r>
-        <w:t xml:space="preserve">The experience replay buffer and target network mechanisms from DQN are directly implemented in the EMARL-SAR low_level_agent.py </w:t>
-      </w:r>
-      <w:proofErr w:type="spellStart"/>
-      <w:r>
-        <w:t>LowLevelAgent</w:t>
-      </w:r>
-      <w:proofErr w:type="spellEnd"/>
-      <w:r>
-        <w:t xml:space="preserve"> class. The policy network (</w:t>
-      </w:r>
-      <w:proofErr w:type="spellStart"/>
-      <w:r>
-        <w:t>policy_net_drone</w:t>
-      </w:r>
-      <w:proofErr w:type="spellEnd"/>
-      <w:r>
-        <w:t xml:space="preserve">, </w:t>
-      </w:r>
-      <w:proofErr w:type="spellStart"/>
-      <w:r>
-        <w:t>policy_net_rover</w:t>
-      </w:r>
-      <w:proofErr w:type="spellEnd"/>
-      <w:r>
-        <w:t>) is trained to minimize the MSE loss between current Q-values and target network Q-values bootstrapped from next-state predictions. The target networks (</w:t>
-      </w:r>
-      <w:proofErr w:type="spellStart"/>
-      <w:r>
-        <w:t>target_net_drone</w:t>
-      </w:r>
-      <w:proofErr w:type="spellEnd"/>
-      <w:r>
-        <w:t xml:space="preserve">, </w:t>
-      </w:r>
-      <w:proofErr w:type="spellStart"/>
-      <w:r>
-        <w:t>target_net_rover</w:t>
-      </w:r>
-      <w:proofErr w:type="spellEnd"/>
-      <w:r>
-        <w:t>) are synchronized with the policy networks every five training episodes. The 12-dimensional state vector used in EMARL-</w:t>
+        <w:t>The experience replay buffer and target network mechanisms from DQN are directly implemented in the EMARL-SAR low_level_agent.py LowLevelAgent class. The policy network (policy_net_drone, policy_net_rover) is trained to minimize the MSE loss between current Q-values and target network Q-values bootstrapped from next-state predictions. The target networks (target_net_drone, target_net_rover) are synchronized with the policy networks every five training episodes. The 12-dimensional state vector used in EMARL-</w:t>
       </w:r>
       <w:r>
         <w:lastRenderedPageBreak/>
@@ -10099,31 +9672,7 @@
         <w:jc w:val="both"/>
       </w:pPr>
       <w:r>
-        <w:t xml:space="preserve">Rashid et al. propose QMIX, a value decomposition method for cooperative MARL published at the International Conference on Machine Learning. QMIX factorises the joint action-value function </w:t>
-      </w:r>
-      <w:proofErr w:type="spellStart"/>
-      <w:r>
-        <w:t>Q_tot</w:t>
-      </w:r>
-      <w:proofErr w:type="spellEnd"/>
-      <w:r>
-        <w:t xml:space="preserve"> into per-agent utilities </w:t>
-      </w:r>
-      <w:proofErr w:type="spellStart"/>
-      <w:r>
-        <w:t>Q_a</w:t>
-      </w:r>
-      <w:proofErr w:type="spellEnd"/>
-      <w:r>
-        <w:t xml:space="preserve"> through a mixing network with monotonicity constraints. The monotonicity constraint ensures that each agent's individual greedy action selection also maximizes the joint </w:t>
-      </w:r>
-      <w:proofErr w:type="spellStart"/>
-      <w:r>
-        <w:t>Q_tot</w:t>
-      </w:r>
-      <w:proofErr w:type="spellEnd"/>
-      <w:r>
-        <w:t xml:space="preserve"> value, enabling decentralized execution with centralized training. QMIX demonstrates state-of-the-art performance on the StarCraft Multi-Agent Challenge benchmark, significantly outperforming independent Q-learning approaches on cooperative tasks requiring tight inter-agent coordination [7], [14].</w:t>
+        <w:t>Rashid et al. propose QMIX, a value decomposition method for cooperative MARL published at the International Conference on Machine Learning. QMIX factorises the joint action-value function Q_tot into per-agent utilities Q_a through a mixing network with monotonicity constraints. The monotonicity constraint ensures that each agent's individual greedy action selection also maximizes the joint Q_tot value, enabling decentralized execution with centralized training. QMIX demonstrates state-of-the-art performance on the StarCraft Multi-Agent Challenge benchmark, significantly outperforming independent Q-learning approaches on cooperative tasks requiring tight inter-agent coordination [7], [14].</w:t>
       </w:r>
     </w:p>
     <w:p>
@@ -10141,15 +9690,7 @@
       </w:pPr>
       <w:bookmarkStart w:id="51" w:name="bm_paper_8_peeking_inside_the_black_bo"/>
       <w:r>
-        <w:t>Paper 8: Peeking Inside the Black-Box: A Survey on XAI (</w:t>
-      </w:r>
-      <w:proofErr w:type="spellStart"/>
-      <w:r>
-        <w:t>Adadi</w:t>
-      </w:r>
-      <w:proofErr w:type="spellEnd"/>
-      <w:r>
-        <w:t xml:space="preserve"> &amp; Berrada, 2018)</w:t>
+        <w:t>Paper 8: Peeking Inside the Black-Box: A Survey on XAI (Adadi &amp; Berrada, 2018)</w:t>
       </w:r>
       <w:bookmarkEnd w:id="51"/>
     </w:p>
@@ -10158,13 +9699,8 @@
         <w:spacing w:after="180" w:line="360" w:lineRule="auto"/>
         <w:jc w:val="both"/>
       </w:pPr>
-      <w:proofErr w:type="spellStart"/>
-      <w:r>
-        <w:t>Adadi</w:t>
-      </w:r>
-      <w:proofErr w:type="spellEnd"/>
-      <w:r>
-        <w:t xml:space="preserve"> and Berrada provide a comprehensive survey of XAI methods published in IEEE Access, categorizing them along three dimensions: explanation scope (local vs. global), model dependency (model-agnostic vs. model-specific), and explanation type (feature importance, rule extraction, example-based, visualization). The survey identifies gradient-based attribution methods as computationally efficient alternatives to perturbation-based methods (LIME, </w:t>
+      <w:r>
+        <w:t xml:space="preserve">Adadi and Berrada provide a comprehensive survey of XAI methods published in IEEE Access, categorizing them along three dimensions: explanation scope (local vs. global), model dependency (model-agnostic vs. model-specific), and explanation type (feature importance, rule extraction, example-based, visualization). The survey identifies gradient-based attribution methods as computationally efficient alternatives to perturbation-based methods (LIME, </w:t>
       </w:r>
       <w:r>
         <w:lastRenderedPageBreak/>
@@ -10228,15 +9764,7 @@
         <w:jc w:val="both"/>
       </w:pPr>
       <w:r>
-        <w:t xml:space="preserve">Sutton and Barto's comprehensive textbook provides the theoretical foundations for both tabular and function approximation reinforcement learning methods used in the EMARL-SAR framework. The Bellman optimality equations for Q-values provide the theoretical basis for the Q-table update rule used in the high-level agent. The temporal difference learning framework justifies the TD error minimization objective used in DQN training. The epsilon-greedy exploration strategy with decay scheduling, implemented in both the high-level and low-level agents, is presented and </w:t>
-      </w:r>
-      <w:proofErr w:type="spellStart"/>
-      <w:r>
-        <w:t>analyzed</w:t>
-      </w:r>
-      <w:proofErr w:type="spellEnd"/>
-      <w:r>
-        <w:t xml:space="preserve"> in detail. The book's treatment of function approximation for RL specifically addresses the stability challenges that DQN's experience replay and target network mechanisms are designed to solve [6], [9].</w:t>
+        <w:t>Sutton and Barto's comprehensive textbook provides the theoretical foundations for both tabular and function approximation reinforcement learning methods used in the EMARL-SAR framework. The Bellman optimality equations for Q-values provide the theoretical basis for the Q-table update rule used in the high-level agent. The temporal difference learning framework justifies the TD error minimization objective used in DQN training. The epsilon-greedy exploration strategy with decay scheduling, implemented in both the high-level and low-level agents, is presented and analyzed in detail. The book's treatment of function approximation for RL specifically addresses the stability challenges that DQN's experience replay and target network mechanisms are designed to solve [6], [9].</w:t>
       </w:r>
     </w:p>
     <w:p>
@@ -10264,27 +9792,11 @@
         <w:jc w:val="both"/>
       </w:pPr>
       <w:r>
-        <w:t xml:space="preserve">Research in deep RL for autonomous mobile robots in dynamic environments has highlighted the specific challenges of obstacle avoidance, path planning under uncertainty, and adaptive </w:t>
-      </w:r>
-      <w:proofErr w:type="spellStart"/>
-      <w:r>
-        <w:t>behavior</w:t>
-      </w:r>
-      <w:proofErr w:type="spellEnd"/>
-      <w:r>
-        <w:t xml:space="preserve"> in response to changing environmental conditions. Studies applying DQN and its variants to robot navigation have identified the critical role of local grid representations — encoding nearby obstacle, hazard, and target information in the agent's </w:t>
+        <w:t xml:space="preserve">Research in deep RL for autonomous mobile robots in dynamic environments has highlighted the specific challenges of obstacle avoidance, path planning under uncertainty, and adaptive behavior in response to changing environmental conditions. Studies applying DQN and its variants to robot navigation have identified the critical role of local grid representations — encoding nearby obstacle, hazard, and target information in the agent's </w:t>
       </w:r>
       <w:r>
         <w:lastRenderedPageBreak/>
-        <w:t xml:space="preserve">immediate field of view — as effective input features for learning reliable navigation policies. The 3×3 local surroundings encoding used in the EMARL-SAR low-level agent's 12-dimensional state vector directly reflects this finding, encoding cell types (empty, debris, fire, charge station) for all nine cells in the agent's immediate </w:t>
-      </w:r>
-      <w:proofErr w:type="spellStart"/>
-      <w:r>
-        <w:t>neighborhood</w:t>
-      </w:r>
-      <w:proofErr w:type="spellEnd"/>
-      <w:r>
-        <w:t xml:space="preserve"> [6], [14].</w:t>
+        <w:t>immediate field of view — as effective input features for learning reliable navigation policies. The 3×3 local surroundings encoding used in the EMARL-SAR low-level agent's 12-dimensional state vector directly reflects this finding, encoding cell types (empty, debris, fire, charge station) for all nine cells in the agent's immediate neighborhood [6], [14].</w:t>
       </w:r>
     </w:p>
     <w:p>
@@ -10293,23 +9805,7 @@
         <w:jc w:val="both"/>
       </w:pPr>
       <w:r>
-        <w:t xml:space="preserve">These works have also highlighted the benefit of incorporating explicit goal-directedness into the state representation through relative goal displacement vectors, enabling the policy to generalize across different starting positions and goal locations rather than learning position-specific navigation </w:t>
-      </w:r>
-      <w:proofErr w:type="spellStart"/>
-      <w:r>
-        <w:t>behaviors</w:t>
-      </w:r>
-      <w:proofErr w:type="spellEnd"/>
-      <w:r>
-        <w:t xml:space="preserve">. The EMARL-SAR state vector includes normalized relative sub-goal direction (dx, </w:t>
-      </w:r>
-      <w:proofErr w:type="spellStart"/>
-      <w:r>
-        <w:t>dy</w:t>
-      </w:r>
-      <w:proofErr w:type="spellEnd"/>
-      <w:r>
-        <w:t>) as its first two features specifically to enable this goal-directed generalization. The hybrid BFS+DQN navigation approach addresses a commonly reported failure mode of pure DQN navigation: the tendency to get trapped in local obstacle configurations that require longer detours than the policy's training experience covers [6], [14].</w:t>
+        <w:t>These works have also highlighted the benefit of incorporating explicit goal-directedness into the state representation through relative goal displacement vectors, enabling the policy to generalize across different starting positions and goal locations rather than learning position-specific navigation behaviors. The EMARL-SAR state vector includes normalized relative sub-goal direction (dx, dy) as its first two features specifically to enable this goal-directed generalization. The hybrid BFS+DQN navigation approach addresses a commonly reported failure mode of pure DQN navigation: the tendency to get trapped in local obstacle configurations that require longer detours than the policy's training experience covers [6], [14].</w:t>
       </w:r>
     </w:p>
     <w:p>
@@ -10341,15 +9837,7 @@
       </w:r>
       <w:r>
         <w:lastRenderedPageBreak/>
-        <w:t xml:space="preserve">recharging at charge stations before depletion — provide reduced mission contribution and may permanently reduce team capability if they become inactive before all victims are located or rescued. The EMARL-SAR high-level policy addresses this through the charge station macro-goal option, which becomes attractive in the agent's Q-value estimates when the </w:t>
-      </w:r>
-      <w:proofErr w:type="spellStart"/>
-      <w:r>
-        <w:t>battery_low</w:t>
-      </w:r>
-      <w:proofErr w:type="spellEnd"/>
-      <w:r>
-        <w:t xml:space="preserve"> state variable is set to 1 (triggered when battery drops below 40%) [9], [15].</w:t>
+        <w:t>recharging at charge stations before depletion — provide reduced mission contribution and may permanently reduce team capability if they become inactive before all victims are located or rescued. The EMARL-SAR high-level policy addresses this through the charge station macro-goal option, which becomes attractive in the agent's Q-value estimates when the battery_low state variable is set to 1 (triggered when battery drops below 40%) [9], [15].</w:t>
       </w:r>
     </w:p>
     <w:p>
@@ -10378,7 +9866,7 @@
     </w:p>
     <w:tbl>
       <w:tblPr>
-        <w:tblW w:w="8846" w:type="dxa"/>
+        <w:tblW w:w="9273" w:type="dxa"/>
         <w:jc w:val="center"/>
         <w:tblBorders>
           <w:top w:val="single" w:sz="4" w:space="0" w:color="auto"/>
@@ -10395,13 +9883,13 @@
         <w:tblLook w:val="04A0" w:firstRow="1" w:lastRow="0" w:firstColumn="1" w:lastColumn="0" w:noHBand="0" w:noVBand="1"/>
       </w:tblPr>
       <w:tblGrid>
-        <w:gridCol w:w="1461"/>
-        <w:gridCol w:w="866"/>
-        <w:gridCol w:w="1522"/>
-        <w:gridCol w:w="1449"/>
-        <w:gridCol w:w="1165"/>
-        <w:gridCol w:w="1795"/>
-        <w:gridCol w:w="855"/>
+        <w:gridCol w:w="1578"/>
+        <w:gridCol w:w="927"/>
+        <w:gridCol w:w="1644"/>
+        <w:gridCol w:w="1565"/>
+        <w:gridCol w:w="1253"/>
+        <w:gridCol w:w="1943"/>
+        <w:gridCol w:w="914"/>
       </w:tblGrid>
       <w:tr>
         <w:trPr>
@@ -10409,7 +9897,7 @@
         </w:trPr>
         <w:tc>
           <w:tcPr>
-            <w:tcW w:w="1946" w:type="dxa"/>
+            <w:tcW w:w="1981" w:type="dxa"/>
             <w:tcBorders>
               <w:top w:val="single" w:sz="1" w:space="0" w:color="000000"/>
               <w:left w:val="single" w:sz="1" w:space="0" w:color="000000"/>
@@ -10427,11 +9915,17 @@
           <w:p>
             <w:pPr>
               <w:jc w:val="center"/>
+              <w:rPr>
+                <w:sz w:val="22"/>
+                <w:szCs w:val="22"/>
+              </w:rPr>
             </w:pPr>
             <w:r>
               <w:rPr>
                 <w:b/>
                 <w:bCs/>
+                <w:sz w:val="22"/>
+                <w:szCs w:val="22"/>
               </w:rPr>
               <w:t>Method</w:t>
             </w:r>
@@ -10439,7 +9933,7 @@
         </w:tc>
         <w:tc>
           <w:tcPr>
-            <w:tcW w:w="1149" w:type="dxa"/>
+            <w:tcW w:w="927" w:type="dxa"/>
             <w:tcBorders>
               <w:top w:val="single" w:sz="1" w:space="0" w:color="000000"/>
               <w:left w:val="single" w:sz="1" w:space="0" w:color="000000"/>
@@ -10457,11 +9951,17 @@
           <w:p>
             <w:pPr>
               <w:jc w:val="center"/>
+              <w:rPr>
+                <w:sz w:val="22"/>
+                <w:szCs w:val="22"/>
+              </w:rPr>
             </w:pPr>
             <w:r>
               <w:rPr>
                 <w:b/>
                 <w:bCs/>
+                <w:sz w:val="22"/>
+                <w:szCs w:val="22"/>
               </w:rPr>
               <w:t>Multi-Agent</w:t>
             </w:r>
@@ -10469,7 +9969,7 @@
         </w:tc>
         <w:tc>
           <w:tcPr>
-            <w:tcW w:w="1149" w:type="dxa"/>
+            <w:tcW w:w="1389" w:type="dxa"/>
             <w:tcBorders>
               <w:top w:val="single" w:sz="1" w:space="0" w:color="000000"/>
               <w:left w:val="single" w:sz="1" w:space="0" w:color="000000"/>
@@ -10487,11 +9987,17 @@
           <w:p>
             <w:pPr>
               <w:jc w:val="center"/>
+              <w:rPr>
+                <w:sz w:val="22"/>
+                <w:szCs w:val="22"/>
+              </w:rPr>
             </w:pPr>
             <w:r>
               <w:rPr>
                 <w:b/>
                 <w:bCs/>
+                <w:sz w:val="22"/>
+                <w:szCs w:val="22"/>
               </w:rPr>
               <w:t>Hierarchical</w:t>
             </w:r>
@@ -10499,7 +10005,7 @@
         </w:tc>
         <w:tc>
           <w:tcPr>
-            <w:tcW w:w="1149" w:type="dxa"/>
+            <w:tcW w:w="1324" w:type="dxa"/>
             <w:tcBorders>
               <w:top w:val="single" w:sz="1" w:space="0" w:color="000000"/>
               <w:left w:val="single" w:sz="1" w:space="0" w:color="000000"/>
@@ -10517,11 +10023,17 @@
           <w:p>
             <w:pPr>
               <w:jc w:val="center"/>
+              <w:rPr>
+                <w:sz w:val="22"/>
+                <w:szCs w:val="22"/>
+              </w:rPr>
             </w:pPr>
             <w:r>
               <w:rPr>
                 <w:b/>
                 <w:bCs/>
+                <w:sz w:val="22"/>
+                <w:szCs w:val="22"/>
               </w:rPr>
               <w:t>Explainable</w:t>
             </w:r>
@@ -10529,7 +10041,7 @@
         </w:tc>
         <w:tc>
           <w:tcPr>
-            <w:tcW w:w="1149" w:type="dxa"/>
+            <w:tcW w:w="1098" w:type="dxa"/>
             <w:tcBorders>
               <w:top w:val="single" w:sz="1" w:space="0" w:color="000000"/>
               <w:left w:val="single" w:sz="1" w:space="0" w:color="000000"/>
@@ -10547,11 +10059,17 @@
           <w:p>
             <w:pPr>
               <w:jc w:val="center"/>
+              <w:rPr>
+                <w:sz w:val="22"/>
+                <w:szCs w:val="22"/>
+              </w:rPr>
             </w:pPr>
             <w:r>
               <w:rPr>
                 <w:b/>
                 <w:bCs/>
+                <w:sz w:val="22"/>
+                <w:szCs w:val="22"/>
               </w:rPr>
               <w:t>Dynamic Env</w:t>
             </w:r>
@@ -10559,7 +10077,7 @@
         </w:tc>
         <w:tc>
           <w:tcPr>
-            <w:tcW w:w="1149" w:type="dxa"/>
+            <w:tcW w:w="1634" w:type="dxa"/>
             <w:tcBorders>
               <w:top w:val="single" w:sz="1" w:space="0" w:color="000000"/>
               <w:left w:val="single" w:sz="1" w:space="0" w:color="000000"/>
@@ -10577,11 +10095,17 @@
           <w:p>
             <w:pPr>
               <w:jc w:val="center"/>
+              <w:rPr>
+                <w:sz w:val="22"/>
+                <w:szCs w:val="22"/>
+              </w:rPr>
             </w:pPr>
             <w:r>
               <w:rPr>
                 <w:b/>
                 <w:bCs/>
+                <w:sz w:val="22"/>
+                <w:szCs w:val="22"/>
               </w:rPr>
               <w:t>Heterogeneous</w:t>
             </w:r>
@@ -10589,7 +10113,7 @@
         </w:tc>
         <w:tc>
           <w:tcPr>
-            <w:tcW w:w="1149" w:type="dxa"/>
+            <w:tcW w:w="920" w:type="dxa"/>
             <w:tcBorders>
               <w:top w:val="single" w:sz="1" w:space="0" w:color="000000"/>
               <w:left w:val="single" w:sz="1" w:space="0" w:color="000000"/>
@@ -10607,11 +10131,17 @@
           <w:p>
             <w:pPr>
               <w:jc w:val="center"/>
+              <w:rPr>
+                <w:sz w:val="22"/>
+                <w:szCs w:val="22"/>
+              </w:rPr>
             </w:pPr>
             <w:r>
               <w:rPr>
                 <w:b/>
                 <w:bCs/>
+                <w:sz w:val="22"/>
+                <w:szCs w:val="22"/>
               </w:rPr>
               <w:t>Real-Time</w:t>
             </w:r>
@@ -10624,7 +10154,7 @@
         </w:trPr>
         <w:tc>
           <w:tcPr>
-            <w:tcW w:w="1946" w:type="dxa"/>
+            <w:tcW w:w="1981" w:type="dxa"/>
             <w:tcBorders>
               <w:top w:val="single" w:sz="1" w:space="0" w:color="000000"/>
               <w:left w:val="single" w:sz="1" w:space="0" w:color="000000"/>
@@ -10639,14 +10169,24 @@
             </w:tcMar>
           </w:tcPr>
           <w:p>
-            <w:r>
+            <w:pPr>
+              <w:rPr>
+                <w:sz w:val="22"/>
+                <w:szCs w:val="22"/>
+              </w:rPr>
+            </w:pPr>
+            <w:r>
+              <w:rPr>
+                <w:sz w:val="22"/>
+                <w:szCs w:val="22"/>
+              </w:rPr>
               <w:t>Zhang et al. (MARL Survey)</w:t>
             </w:r>
           </w:p>
         </w:tc>
         <w:tc>
           <w:tcPr>
-            <w:tcW w:w="1149" w:type="dxa"/>
+            <w:tcW w:w="927" w:type="dxa"/>
             <w:tcBorders>
               <w:top w:val="single" w:sz="1" w:space="0" w:color="000000"/>
               <w:left w:val="single" w:sz="1" w:space="0" w:color="000000"/>
@@ -10663,15 +10203,23 @@
           <w:p>
             <w:pPr>
               <w:jc w:val="center"/>
-            </w:pPr>
-            <w:r>
+              <w:rPr>
+                <w:sz w:val="22"/>
+                <w:szCs w:val="22"/>
+              </w:rPr>
+            </w:pPr>
+            <w:r>
+              <w:rPr>
+                <w:sz w:val="22"/>
+                <w:szCs w:val="22"/>
+              </w:rPr>
               <w:t>Yes</w:t>
             </w:r>
           </w:p>
         </w:tc>
         <w:tc>
           <w:tcPr>
-            <w:tcW w:w="1149" w:type="dxa"/>
+            <w:tcW w:w="1389" w:type="dxa"/>
             <w:tcBorders>
               <w:top w:val="single" w:sz="1" w:space="0" w:color="000000"/>
               <w:left w:val="single" w:sz="1" w:space="0" w:color="000000"/>
@@ -10688,15 +10236,23 @@
           <w:p>
             <w:pPr>
               <w:jc w:val="center"/>
-            </w:pPr>
-            <w:r>
+              <w:rPr>
+                <w:sz w:val="22"/>
+                <w:szCs w:val="22"/>
+              </w:rPr>
+            </w:pPr>
+            <w:r>
+              <w:rPr>
+                <w:sz w:val="22"/>
+                <w:szCs w:val="22"/>
+              </w:rPr>
               <w:t>No</w:t>
             </w:r>
           </w:p>
         </w:tc>
         <w:tc>
           <w:tcPr>
-            <w:tcW w:w="1149" w:type="dxa"/>
+            <w:tcW w:w="1324" w:type="dxa"/>
             <w:tcBorders>
               <w:top w:val="single" w:sz="1" w:space="0" w:color="000000"/>
               <w:left w:val="single" w:sz="1" w:space="0" w:color="000000"/>
@@ -10713,15 +10269,23 @@
           <w:p>
             <w:pPr>
               <w:jc w:val="center"/>
-            </w:pPr>
-            <w:r>
+              <w:rPr>
+                <w:sz w:val="22"/>
+                <w:szCs w:val="22"/>
+              </w:rPr>
+            </w:pPr>
+            <w:r>
+              <w:rPr>
+                <w:sz w:val="22"/>
+                <w:szCs w:val="22"/>
+              </w:rPr>
               <w:t>No</w:t>
             </w:r>
           </w:p>
         </w:tc>
         <w:tc>
           <w:tcPr>
-            <w:tcW w:w="1149" w:type="dxa"/>
+            <w:tcW w:w="1098" w:type="dxa"/>
             <w:tcBorders>
               <w:top w:val="single" w:sz="1" w:space="0" w:color="000000"/>
               <w:left w:val="single" w:sz="1" w:space="0" w:color="000000"/>
@@ -10738,15 +10302,23 @@
           <w:p>
             <w:pPr>
               <w:jc w:val="center"/>
-            </w:pPr>
-            <w:r>
+              <w:rPr>
+                <w:sz w:val="22"/>
+                <w:szCs w:val="22"/>
+              </w:rPr>
+            </w:pPr>
+            <w:r>
+              <w:rPr>
+                <w:sz w:val="22"/>
+                <w:szCs w:val="22"/>
+              </w:rPr>
               <w:t>Varies</w:t>
             </w:r>
           </w:p>
         </w:tc>
         <w:tc>
           <w:tcPr>
-            <w:tcW w:w="1149" w:type="dxa"/>
+            <w:tcW w:w="1634" w:type="dxa"/>
             <w:tcBorders>
               <w:top w:val="single" w:sz="1" w:space="0" w:color="000000"/>
               <w:left w:val="single" w:sz="1" w:space="0" w:color="000000"/>
@@ -10763,15 +10335,23 @@
           <w:p>
             <w:pPr>
               <w:jc w:val="center"/>
-            </w:pPr>
-            <w:r>
+              <w:rPr>
+                <w:sz w:val="22"/>
+                <w:szCs w:val="22"/>
+              </w:rPr>
+            </w:pPr>
+            <w:r>
+              <w:rPr>
+                <w:sz w:val="22"/>
+                <w:szCs w:val="22"/>
+              </w:rPr>
               <w:t>No</w:t>
             </w:r>
           </w:p>
         </w:tc>
         <w:tc>
           <w:tcPr>
-            <w:tcW w:w="1149" w:type="dxa"/>
+            <w:tcW w:w="920" w:type="dxa"/>
             <w:tcBorders>
               <w:top w:val="single" w:sz="1" w:space="0" w:color="000000"/>
               <w:left w:val="single" w:sz="1" w:space="0" w:color="000000"/>
@@ -10788,8 +10368,16 @@
           <w:p>
             <w:pPr>
               <w:jc w:val="center"/>
-            </w:pPr>
-            <w:r>
+              <w:rPr>
+                <w:sz w:val="22"/>
+                <w:szCs w:val="22"/>
+              </w:rPr>
+            </w:pPr>
+            <w:r>
+              <w:rPr>
+                <w:sz w:val="22"/>
+                <w:szCs w:val="22"/>
+              </w:rPr>
               <w:t>Yes</w:t>
             </w:r>
           </w:p>
@@ -10801,7 +10389,7 @@
         </w:trPr>
         <w:tc>
           <w:tcPr>
-            <w:tcW w:w="1946" w:type="dxa"/>
+            <w:tcW w:w="1981" w:type="dxa"/>
             <w:tcBorders>
               <w:top w:val="single" w:sz="1" w:space="0" w:color="000000"/>
               <w:left w:val="single" w:sz="1" w:space="0" w:color="000000"/>
@@ -10816,14 +10404,24 @@
             </w:tcMar>
           </w:tcPr>
           <w:p>
-            <w:r>
+            <w:pPr>
+              <w:rPr>
+                <w:sz w:val="22"/>
+                <w:szCs w:val="22"/>
+              </w:rPr>
+            </w:pPr>
+            <w:r>
+              <w:rPr>
+                <w:sz w:val="22"/>
+                <w:szCs w:val="22"/>
+              </w:rPr>
               <w:t>Yu et al. (Target-HRL)</w:t>
             </w:r>
           </w:p>
         </w:tc>
         <w:tc>
           <w:tcPr>
-            <w:tcW w:w="1149" w:type="dxa"/>
+            <w:tcW w:w="927" w:type="dxa"/>
             <w:tcBorders>
               <w:top w:val="single" w:sz="1" w:space="0" w:color="000000"/>
               <w:left w:val="single" w:sz="1" w:space="0" w:color="000000"/>
@@ -10840,15 +10438,23 @@
           <w:p>
             <w:pPr>
               <w:jc w:val="center"/>
-            </w:pPr>
-            <w:r>
+              <w:rPr>
+                <w:sz w:val="22"/>
+                <w:szCs w:val="22"/>
+              </w:rPr>
+            </w:pPr>
+            <w:r>
+              <w:rPr>
+                <w:sz w:val="22"/>
+                <w:szCs w:val="22"/>
+              </w:rPr>
               <w:t>Yes</w:t>
             </w:r>
           </w:p>
         </w:tc>
         <w:tc>
           <w:tcPr>
-            <w:tcW w:w="1149" w:type="dxa"/>
+            <w:tcW w:w="1389" w:type="dxa"/>
             <w:tcBorders>
               <w:top w:val="single" w:sz="1" w:space="0" w:color="000000"/>
               <w:left w:val="single" w:sz="1" w:space="0" w:color="000000"/>
@@ -10865,15 +10471,23 @@
           <w:p>
             <w:pPr>
               <w:jc w:val="center"/>
-            </w:pPr>
-            <w:r>
+              <w:rPr>
+                <w:sz w:val="22"/>
+                <w:szCs w:val="22"/>
+              </w:rPr>
+            </w:pPr>
+            <w:r>
+              <w:rPr>
+                <w:sz w:val="22"/>
+                <w:szCs w:val="22"/>
+              </w:rPr>
               <w:t>Yes</w:t>
             </w:r>
           </w:p>
         </w:tc>
         <w:tc>
           <w:tcPr>
-            <w:tcW w:w="1149" w:type="dxa"/>
+            <w:tcW w:w="1324" w:type="dxa"/>
             <w:tcBorders>
               <w:top w:val="single" w:sz="1" w:space="0" w:color="000000"/>
               <w:left w:val="single" w:sz="1" w:space="0" w:color="000000"/>
@@ -10890,15 +10504,23 @@
           <w:p>
             <w:pPr>
               <w:jc w:val="center"/>
-            </w:pPr>
-            <w:r>
+              <w:rPr>
+                <w:sz w:val="22"/>
+                <w:szCs w:val="22"/>
+              </w:rPr>
+            </w:pPr>
+            <w:r>
+              <w:rPr>
+                <w:sz w:val="22"/>
+                <w:szCs w:val="22"/>
+              </w:rPr>
               <w:t>No</w:t>
             </w:r>
           </w:p>
         </w:tc>
         <w:tc>
           <w:tcPr>
-            <w:tcW w:w="1149" w:type="dxa"/>
+            <w:tcW w:w="1098" w:type="dxa"/>
             <w:tcBorders>
               <w:top w:val="single" w:sz="1" w:space="0" w:color="000000"/>
               <w:left w:val="single" w:sz="1" w:space="0" w:color="000000"/>
@@ -10915,15 +10537,23 @@
           <w:p>
             <w:pPr>
               <w:jc w:val="center"/>
-            </w:pPr>
-            <w:r>
+              <w:rPr>
+                <w:sz w:val="22"/>
+                <w:szCs w:val="22"/>
+              </w:rPr>
+            </w:pPr>
+            <w:r>
+              <w:rPr>
+                <w:sz w:val="22"/>
+                <w:szCs w:val="22"/>
+              </w:rPr>
               <w:t>No</w:t>
             </w:r>
           </w:p>
         </w:tc>
         <w:tc>
           <w:tcPr>
-            <w:tcW w:w="1149" w:type="dxa"/>
+            <w:tcW w:w="1634" w:type="dxa"/>
             <w:tcBorders>
               <w:top w:val="single" w:sz="1" w:space="0" w:color="000000"/>
               <w:left w:val="single" w:sz="1" w:space="0" w:color="000000"/>
@@ -10940,15 +10570,23 @@
           <w:p>
             <w:pPr>
               <w:jc w:val="center"/>
-            </w:pPr>
-            <w:r>
+              <w:rPr>
+                <w:sz w:val="22"/>
+                <w:szCs w:val="22"/>
+              </w:rPr>
+            </w:pPr>
+            <w:r>
+              <w:rPr>
+                <w:sz w:val="22"/>
+                <w:szCs w:val="22"/>
+              </w:rPr>
               <w:t>No</w:t>
             </w:r>
           </w:p>
         </w:tc>
         <w:tc>
           <w:tcPr>
-            <w:tcW w:w="1149" w:type="dxa"/>
+            <w:tcW w:w="920" w:type="dxa"/>
             <w:tcBorders>
               <w:top w:val="single" w:sz="1" w:space="0" w:color="000000"/>
               <w:left w:val="single" w:sz="1" w:space="0" w:color="000000"/>
@@ -10965,8 +10603,16 @@
           <w:p>
             <w:pPr>
               <w:jc w:val="center"/>
-            </w:pPr>
-            <w:r>
+              <w:rPr>
+                <w:sz w:val="22"/>
+                <w:szCs w:val="22"/>
+              </w:rPr>
+            </w:pPr>
+            <w:r>
+              <w:rPr>
+                <w:sz w:val="22"/>
+                <w:szCs w:val="22"/>
+              </w:rPr>
               <w:t>Yes</w:t>
             </w:r>
           </w:p>
@@ -10978,7 +10624,7 @@
         </w:trPr>
         <w:tc>
           <w:tcPr>
-            <w:tcW w:w="1946" w:type="dxa"/>
+            <w:tcW w:w="1981" w:type="dxa"/>
             <w:tcBorders>
               <w:top w:val="single" w:sz="1" w:space="0" w:color="000000"/>
               <w:left w:val="single" w:sz="1" w:space="0" w:color="000000"/>
@@ -10993,14 +10639,24 @@
             </w:tcMar>
           </w:tcPr>
           <w:p>
-            <w:r>
+            <w:pPr>
+              <w:rPr>
+                <w:sz w:val="22"/>
+                <w:szCs w:val="22"/>
+              </w:rPr>
+            </w:pPr>
+            <w:r>
+              <w:rPr>
+                <w:sz w:val="22"/>
+                <w:szCs w:val="22"/>
+              </w:rPr>
               <w:t>Feng et al. (Consensus-HRL)</w:t>
             </w:r>
           </w:p>
         </w:tc>
         <w:tc>
           <w:tcPr>
-            <w:tcW w:w="1149" w:type="dxa"/>
+            <w:tcW w:w="927" w:type="dxa"/>
             <w:tcBorders>
               <w:top w:val="single" w:sz="1" w:space="0" w:color="000000"/>
               <w:left w:val="single" w:sz="1" w:space="0" w:color="000000"/>
@@ -11017,15 +10673,23 @@
           <w:p>
             <w:pPr>
               <w:jc w:val="center"/>
-            </w:pPr>
-            <w:r>
+              <w:rPr>
+                <w:sz w:val="22"/>
+                <w:szCs w:val="22"/>
+              </w:rPr>
+            </w:pPr>
+            <w:r>
+              <w:rPr>
+                <w:sz w:val="22"/>
+                <w:szCs w:val="22"/>
+              </w:rPr>
               <w:t>Yes</w:t>
             </w:r>
           </w:p>
         </w:tc>
         <w:tc>
           <w:tcPr>
-            <w:tcW w:w="1149" w:type="dxa"/>
+            <w:tcW w:w="1389" w:type="dxa"/>
             <w:tcBorders>
               <w:top w:val="single" w:sz="1" w:space="0" w:color="000000"/>
               <w:left w:val="single" w:sz="1" w:space="0" w:color="000000"/>
@@ -11042,15 +10706,23 @@
           <w:p>
             <w:pPr>
               <w:jc w:val="center"/>
-            </w:pPr>
-            <w:r>
+              <w:rPr>
+                <w:sz w:val="22"/>
+                <w:szCs w:val="22"/>
+              </w:rPr>
+            </w:pPr>
+            <w:r>
+              <w:rPr>
+                <w:sz w:val="22"/>
+                <w:szCs w:val="22"/>
+              </w:rPr>
               <w:t>Yes</w:t>
             </w:r>
           </w:p>
         </w:tc>
         <w:tc>
           <w:tcPr>
-            <w:tcW w:w="1149" w:type="dxa"/>
+            <w:tcW w:w="1324" w:type="dxa"/>
             <w:tcBorders>
               <w:top w:val="single" w:sz="1" w:space="0" w:color="000000"/>
               <w:left w:val="single" w:sz="1" w:space="0" w:color="000000"/>
@@ -11067,15 +10739,23 @@
           <w:p>
             <w:pPr>
               <w:jc w:val="center"/>
-            </w:pPr>
-            <w:r>
+              <w:rPr>
+                <w:sz w:val="22"/>
+                <w:szCs w:val="22"/>
+              </w:rPr>
+            </w:pPr>
+            <w:r>
+              <w:rPr>
+                <w:sz w:val="22"/>
+                <w:szCs w:val="22"/>
+              </w:rPr>
               <w:t>No</w:t>
             </w:r>
           </w:p>
         </w:tc>
         <w:tc>
           <w:tcPr>
-            <w:tcW w:w="1149" w:type="dxa"/>
+            <w:tcW w:w="1098" w:type="dxa"/>
             <w:tcBorders>
               <w:top w:val="single" w:sz="1" w:space="0" w:color="000000"/>
               <w:left w:val="single" w:sz="1" w:space="0" w:color="000000"/>
@@ -11092,15 +10772,23 @@
           <w:p>
             <w:pPr>
               <w:jc w:val="center"/>
-            </w:pPr>
-            <w:r>
+              <w:rPr>
+                <w:sz w:val="22"/>
+                <w:szCs w:val="22"/>
+              </w:rPr>
+            </w:pPr>
+            <w:r>
+              <w:rPr>
+                <w:sz w:val="22"/>
+                <w:szCs w:val="22"/>
+              </w:rPr>
               <w:t>No</w:t>
             </w:r>
           </w:p>
         </w:tc>
         <w:tc>
           <w:tcPr>
-            <w:tcW w:w="1149" w:type="dxa"/>
+            <w:tcW w:w="1634" w:type="dxa"/>
             <w:tcBorders>
               <w:top w:val="single" w:sz="1" w:space="0" w:color="000000"/>
               <w:left w:val="single" w:sz="1" w:space="0" w:color="000000"/>
@@ -11117,15 +10805,23 @@
           <w:p>
             <w:pPr>
               <w:jc w:val="center"/>
-            </w:pPr>
-            <w:r>
+              <w:rPr>
+                <w:sz w:val="22"/>
+                <w:szCs w:val="22"/>
+              </w:rPr>
+            </w:pPr>
+            <w:r>
+              <w:rPr>
+                <w:sz w:val="22"/>
+                <w:szCs w:val="22"/>
+              </w:rPr>
               <w:t>No</w:t>
             </w:r>
           </w:p>
         </w:tc>
         <w:tc>
           <w:tcPr>
-            <w:tcW w:w="1149" w:type="dxa"/>
+            <w:tcW w:w="920" w:type="dxa"/>
             <w:tcBorders>
               <w:top w:val="single" w:sz="1" w:space="0" w:color="000000"/>
               <w:left w:val="single" w:sz="1" w:space="0" w:color="000000"/>
@@ -11142,8 +10838,16 @@
           <w:p>
             <w:pPr>
               <w:jc w:val="center"/>
-            </w:pPr>
-            <w:r>
+              <w:rPr>
+                <w:sz w:val="22"/>
+                <w:szCs w:val="22"/>
+              </w:rPr>
+            </w:pPr>
+            <w:r>
+              <w:rPr>
+                <w:sz w:val="22"/>
+                <w:szCs w:val="22"/>
+              </w:rPr>
               <w:t>Yes</w:t>
             </w:r>
           </w:p>
@@ -11155,7 +10859,7 @@
         </w:trPr>
         <w:tc>
           <w:tcPr>
-            <w:tcW w:w="1946" w:type="dxa"/>
+            <w:tcW w:w="1981" w:type="dxa"/>
             <w:tcBorders>
               <w:top w:val="single" w:sz="1" w:space="0" w:color="000000"/>
               <w:left w:val="single" w:sz="1" w:space="0" w:color="000000"/>
@@ -11170,14 +10874,24 @@
             </w:tcMar>
           </w:tcPr>
           <w:p>
-            <w:r>
+            <w:pPr>
+              <w:rPr>
+                <w:sz w:val="22"/>
+                <w:szCs w:val="22"/>
+              </w:rPr>
+            </w:pPr>
+            <w:r>
+              <w:rPr>
+                <w:sz w:val="22"/>
+                <w:szCs w:val="22"/>
+              </w:rPr>
               <w:t>Sutton et al. (Options)</w:t>
             </w:r>
           </w:p>
         </w:tc>
         <w:tc>
           <w:tcPr>
-            <w:tcW w:w="1149" w:type="dxa"/>
+            <w:tcW w:w="927" w:type="dxa"/>
             <w:tcBorders>
               <w:top w:val="single" w:sz="1" w:space="0" w:color="000000"/>
               <w:left w:val="single" w:sz="1" w:space="0" w:color="000000"/>
@@ -11194,15 +10908,23 @@
           <w:p>
             <w:pPr>
               <w:jc w:val="center"/>
-            </w:pPr>
-            <w:r>
+              <w:rPr>
+                <w:sz w:val="22"/>
+                <w:szCs w:val="22"/>
+              </w:rPr>
+            </w:pPr>
+            <w:r>
+              <w:rPr>
+                <w:sz w:val="22"/>
+                <w:szCs w:val="22"/>
+              </w:rPr>
               <w:t>No</w:t>
             </w:r>
           </w:p>
         </w:tc>
         <w:tc>
           <w:tcPr>
-            <w:tcW w:w="1149" w:type="dxa"/>
+            <w:tcW w:w="1389" w:type="dxa"/>
             <w:tcBorders>
               <w:top w:val="single" w:sz="1" w:space="0" w:color="000000"/>
               <w:left w:val="single" w:sz="1" w:space="0" w:color="000000"/>
@@ -11219,15 +10941,23 @@
           <w:p>
             <w:pPr>
               <w:jc w:val="center"/>
-            </w:pPr>
-            <w:r>
+              <w:rPr>
+                <w:sz w:val="22"/>
+                <w:szCs w:val="22"/>
+              </w:rPr>
+            </w:pPr>
+            <w:r>
+              <w:rPr>
+                <w:sz w:val="22"/>
+                <w:szCs w:val="22"/>
+              </w:rPr>
               <w:t>Yes</w:t>
             </w:r>
           </w:p>
         </w:tc>
         <w:tc>
           <w:tcPr>
-            <w:tcW w:w="1149" w:type="dxa"/>
+            <w:tcW w:w="1324" w:type="dxa"/>
             <w:tcBorders>
               <w:top w:val="single" w:sz="1" w:space="0" w:color="000000"/>
               <w:left w:val="single" w:sz="1" w:space="0" w:color="000000"/>
@@ -11244,15 +10974,23 @@
           <w:p>
             <w:pPr>
               <w:jc w:val="center"/>
-            </w:pPr>
-            <w:r>
+              <w:rPr>
+                <w:sz w:val="22"/>
+                <w:szCs w:val="22"/>
+              </w:rPr>
+            </w:pPr>
+            <w:r>
+              <w:rPr>
+                <w:sz w:val="22"/>
+                <w:szCs w:val="22"/>
+              </w:rPr>
               <w:t>No</w:t>
             </w:r>
           </w:p>
         </w:tc>
         <w:tc>
           <w:tcPr>
-            <w:tcW w:w="1149" w:type="dxa"/>
+            <w:tcW w:w="1098" w:type="dxa"/>
             <w:tcBorders>
               <w:top w:val="single" w:sz="1" w:space="0" w:color="000000"/>
               <w:left w:val="single" w:sz="1" w:space="0" w:color="000000"/>
@@ -11269,15 +11007,23 @@
           <w:p>
             <w:pPr>
               <w:jc w:val="center"/>
-            </w:pPr>
-            <w:r>
+              <w:rPr>
+                <w:sz w:val="22"/>
+                <w:szCs w:val="22"/>
+              </w:rPr>
+            </w:pPr>
+            <w:r>
+              <w:rPr>
+                <w:sz w:val="22"/>
+                <w:szCs w:val="22"/>
+              </w:rPr>
               <w:t>No</w:t>
             </w:r>
           </w:p>
         </w:tc>
         <w:tc>
           <w:tcPr>
-            <w:tcW w:w="1149" w:type="dxa"/>
+            <w:tcW w:w="1634" w:type="dxa"/>
             <w:tcBorders>
               <w:top w:val="single" w:sz="1" w:space="0" w:color="000000"/>
               <w:left w:val="single" w:sz="1" w:space="0" w:color="000000"/>
@@ -11294,15 +11040,23 @@
           <w:p>
             <w:pPr>
               <w:jc w:val="center"/>
-            </w:pPr>
-            <w:r>
+              <w:rPr>
+                <w:sz w:val="22"/>
+                <w:szCs w:val="22"/>
+              </w:rPr>
+            </w:pPr>
+            <w:r>
+              <w:rPr>
+                <w:sz w:val="22"/>
+                <w:szCs w:val="22"/>
+              </w:rPr>
               <w:t>No</w:t>
             </w:r>
           </w:p>
         </w:tc>
         <w:tc>
           <w:tcPr>
-            <w:tcW w:w="1149" w:type="dxa"/>
+            <w:tcW w:w="920" w:type="dxa"/>
             <w:tcBorders>
               <w:top w:val="single" w:sz="1" w:space="0" w:color="000000"/>
               <w:left w:val="single" w:sz="1" w:space="0" w:color="000000"/>
@@ -11319,8 +11073,16 @@
           <w:p>
             <w:pPr>
               <w:jc w:val="center"/>
-            </w:pPr>
-            <w:r>
+              <w:rPr>
+                <w:sz w:val="22"/>
+                <w:szCs w:val="22"/>
+              </w:rPr>
+            </w:pPr>
+            <w:r>
+              <w:rPr>
+                <w:sz w:val="22"/>
+                <w:szCs w:val="22"/>
+              </w:rPr>
               <w:t>Yes</w:t>
             </w:r>
           </w:p>
@@ -11332,7 +11094,7 @@
         </w:trPr>
         <w:tc>
           <w:tcPr>
-            <w:tcW w:w="1946" w:type="dxa"/>
+            <w:tcW w:w="1981" w:type="dxa"/>
             <w:tcBorders>
               <w:top w:val="single" w:sz="1" w:space="0" w:color="000000"/>
               <w:left w:val="single" w:sz="1" w:space="0" w:color="000000"/>
@@ -11347,14 +11109,24 @@
             </w:tcMar>
           </w:tcPr>
           <w:p>
-            <w:r>
+            <w:pPr>
+              <w:rPr>
+                <w:sz w:val="22"/>
+                <w:szCs w:val="22"/>
+              </w:rPr>
+            </w:pPr>
+            <w:r>
+              <w:rPr>
+                <w:sz w:val="22"/>
+                <w:szCs w:val="22"/>
+              </w:rPr>
               <w:t>SHAP / Lundberg &amp; Lee</w:t>
             </w:r>
           </w:p>
         </w:tc>
         <w:tc>
           <w:tcPr>
-            <w:tcW w:w="1149" w:type="dxa"/>
+            <w:tcW w:w="927" w:type="dxa"/>
             <w:tcBorders>
               <w:top w:val="single" w:sz="1" w:space="0" w:color="000000"/>
               <w:left w:val="single" w:sz="1" w:space="0" w:color="000000"/>
@@ -11371,15 +11143,23 @@
           <w:p>
             <w:pPr>
               <w:jc w:val="center"/>
-            </w:pPr>
-            <w:r>
+              <w:rPr>
+                <w:sz w:val="22"/>
+                <w:szCs w:val="22"/>
+              </w:rPr>
+            </w:pPr>
+            <w:r>
+              <w:rPr>
+                <w:sz w:val="22"/>
+                <w:szCs w:val="22"/>
+              </w:rPr>
               <w:t>No</w:t>
             </w:r>
           </w:p>
         </w:tc>
         <w:tc>
           <w:tcPr>
-            <w:tcW w:w="1149" w:type="dxa"/>
+            <w:tcW w:w="1389" w:type="dxa"/>
             <w:tcBorders>
               <w:top w:val="single" w:sz="1" w:space="0" w:color="000000"/>
               <w:left w:val="single" w:sz="1" w:space="0" w:color="000000"/>
@@ -11396,15 +11176,23 @@
           <w:p>
             <w:pPr>
               <w:jc w:val="center"/>
-            </w:pPr>
-            <w:r>
+              <w:rPr>
+                <w:sz w:val="22"/>
+                <w:szCs w:val="22"/>
+              </w:rPr>
+            </w:pPr>
+            <w:r>
+              <w:rPr>
+                <w:sz w:val="22"/>
+                <w:szCs w:val="22"/>
+              </w:rPr>
               <w:t>No</w:t>
             </w:r>
           </w:p>
         </w:tc>
         <w:tc>
           <w:tcPr>
-            <w:tcW w:w="1149" w:type="dxa"/>
+            <w:tcW w:w="1324" w:type="dxa"/>
             <w:tcBorders>
               <w:top w:val="single" w:sz="1" w:space="0" w:color="000000"/>
               <w:left w:val="single" w:sz="1" w:space="0" w:color="000000"/>
@@ -11421,15 +11209,23 @@
           <w:p>
             <w:pPr>
               <w:jc w:val="center"/>
-            </w:pPr>
-            <w:r>
+              <w:rPr>
+                <w:sz w:val="22"/>
+                <w:szCs w:val="22"/>
+              </w:rPr>
+            </w:pPr>
+            <w:r>
+              <w:rPr>
+                <w:sz w:val="22"/>
+                <w:szCs w:val="22"/>
+              </w:rPr>
               <w:t>Yes</w:t>
             </w:r>
           </w:p>
         </w:tc>
         <w:tc>
           <w:tcPr>
-            <w:tcW w:w="1149" w:type="dxa"/>
+            <w:tcW w:w="1098" w:type="dxa"/>
             <w:tcBorders>
               <w:top w:val="single" w:sz="1" w:space="0" w:color="000000"/>
               <w:left w:val="single" w:sz="1" w:space="0" w:color="000000"/>
@@ -11446,15 +11242,23 @@
           <w:p>
             <w:pPr>
               <w:jc w:val="center"/>
-            </w:pPr>
-            <w:r>
+              <w:rPr>
+                <w:sz w:val="22"/>
+                <w:szCs w:val="22"/>
+              </w:rPr>
+            </w:pPr>
+            <w:r>
+              <w:rPr>
+                <w:sz w:val="22"/>
+                <w:szCs w:val="22"/>
+              </w:rPr>
               <w:t>No</w:t>
             </w:r>
           </w:p>
         </w:tc>
         <w:tc>
           <w:tcPr>
-            <w:tcW w:w="1149" w:type="dxa"/>
+            <w:tcW w:w="1634" w:type="dxa"/>
             <w:tcBorders>
               <w:top w:val="single" w:sz="1" w:space="0" w:color="000000"/>
               <w:left w:val="single" w:sz="1" w:space="0" w:color="000000"/>
@@ -11471,15 +11275,23 @@
           <w:p>
             <w:pPr>
               <w:jc w:val="center"/>
-            </w:pPr>
-            <w:r>
+              <w:rPr>
+                <w:sz w:val="22"/>
+                <w:szCs w:val="22"/>
+              </w:rPr>
+            </w:pPr>
+            <w:r>
+              <w:rPr>
+                <w:sz w:val="22"/>
+                <w:szCs w:val="22"/>
+              </w:rPr>
               <w:t>No</w:t>
             </w:r>
           </w:p>
         </w:tc>
         <w:tc>
           <w:tcPr>
-            <w:tcW w:w="1149" w:type="dxa"/>
+            <w:tcW w:w="920" w:type="dxa"/>
             <w:tcBorders>
               <w:top w:val="single" w:sz="1" w:space="0" w:color="000000"/>
               <w:left w:val="single" w:sz="1" w:space="0" w:color="000000"/>
@@ -11496,8 +11308,16 @@
           <w:p>
             <w:pPr>
               <w:jc w:val="center"/>
-            </w:pPr>
-            <w:r>
+              <w:rPr>
+                <w:sz w:val="22"/>
+                <w:szCs w:val="22"/>
+              </w:rPr>
+            </w:pPr>
+            <w:r>
+              <w:rPr>
+                <w:sz w:val="22"/>
+                <w:szCs w:val="22"/>
+              </w:rPr>
               <w:t>No</w:t>
             </w:r>
           </w:p>
@@ -11509,7 +11329,7 @@
         </w:trPr>
         <w:tc>
           <w:tcPr>
-            <w:tcW w:w="1946" w:type="dxa"/>
+            <w:tcW w:w="1981" w:type="dxa"/>
             <w:tcBorders>
               <w:top w:val="single" w:sz="1" w:space="0" w:color="000000"/>
               <w:left w:val="single" w:sz="1" w:space="0" w:color="000000"/>
@@ -11524,22 +11344,24 @@
             </w:tcMar>
           </w:tcPr>
           <w:p>
-            <w:r>
-              <w:t xml:space="preserve">DQN / </w:t>
-            </w:r>
-            <w:proofErr w:type="spellStart"/>
-            <w:r>
-              <w:t>Mnih</w:t>
-            </w:r>
-            <w:proofErr w:type="spellEnd"/>
-            <w:r>
-              <w:t xml:space="preserve"> et al.</w:t>
-            </w:r>
-          </w:p>
-        </w:tc>
-        <w:tc>
-          <w:tcPr>
-            <w:tcW w:w="1149" w:type="dxa"/>
+            <w:pPr>
+              <w:rPr>
+                <w:sz w:val="22"/>
+                <w:szCs w:val="22"/>
+              </w:rPr>
+            </w:pPr>
+            <w:r>
+              <w:rPr>
+                <w:sz w:val="22"/>
+                <w:szCs w:val="22"/>
+              </w:rPr>
+              <w:t>DQN / Mnih et al.</w:t>
+            </w:r>
+          </w:p>
+        </w:tc>
+        <w:tc>
+          <w:tcPr>
+            <w:tcW w:w="927" w:type="dxa"/>
             <w:tcBorders>
               <w:top w:val="single" w:sz="1" w:space="0" w:color="000000"/>
               <w:left w:val="single" w:sz="1" w:space="0" w:color="000000"/>
@@ -11556,15 +11378,23 @@
           <w:p>
             <w:pPr>
               <w:jc w:val="center"/>
-            </w:pPr>
-            <w:r>
+              <w:rPr>
+                <w:sz w:val="22"/>
+                <w:szCs w:val="22"/>
+              </w:rPr>
+            </w:pPr>
+            <w:r>
+              <w:rPr>
+                <w:sz w:val="22"/>
+                <w:szCs w:val="22"/>
+              </w:rPr>
               <w:t>No</w:t>
             </w:r>
           </w:p>
         </w:tc>
         <w:tc>
           <w:tcPr>
-            <w:tcW w:w="1149" w:type="dxa"/>
+            <w:tcW w:w="1389" w:type="dxa"/>
             <w:tcBorders>
               <w:top w:val="single" w:sz="1" w:space="0" w:color="000000"/>
               <w:left w:val="single" w:sz="1" w:space="0" w:color="000000"/>
@@ -11581,15 +11411,23 @@
           <w:p>
             <w:pPr>
               <w:jc w:val="center"/>
-            </w:pPr>
-            <w:r>
+              <w:rPr>
+                <w:sz w:val="22"/>
+                <w:szCs w:val="22"/>
+              </w:rPr>
+            </w:pPr>
+            <w:r>
+              <w:rPr>
+                <w:sz w:val="22"/>
+                <w:szCs w:val="22"/>
+              </w:rPr>
               <w:t>No</w:t>
             </w:r>
           </w:p>
         </w:tc>
         <w:tc>
           <w:tcPr>
-            <w:tcW w:w="1149" w:type="dxa"/>
+            <w:tcW w:w="1324" w:type="dxa"/>
             <w:tcBorders>
               <w:top w:val="single" w:sz="1" w:space="0" w:color="000000"/>
               <w:left w:val="single" w:sz="1" w:space="0" w:color="000000"/>
@@ -11606,15 +11444,23 @@
           <w:p>
             <w:pPr>
               <w:jc w:val="center"/>
-            </w:pPr>
-            <w:r>
+              <w:rPr>
+                <w:sz w:val="22"/>
+                <w:szCs w:val="22"/>
+              </w:rPr>
+            </w:pPr>
+            <w:r>
+              <w:rPr>
+                <w:sz w:val="22"/>
+                <w:szCs w:val="22"/>
+              </w:rPr>
               <w:t>No</w:t>
             </w:r>
           </w:p>
         </w:tc>
         <w:tc>
           <w:tcPr>
-            <w:tcW w:w="1149" w:type="dxa"/>
+            <w:tcW w:w="1098" w:type="dxa"/>
             <w:tcBorders>
               <w:top w:val="single" w:sz="1" w:space="0" w:color="000000"/>
               <w:left w:val="single" w:sz="1" w:space="0" w:color="000000"/>
@@ -11631,15 +11477,23 @@
           <w:p>
             <w:pPr>
               <w:jc w:val="center"/>
-            </w:pPr>
-            <w:r>
+              <w:rPr>
+                <w:sz w:val="22"/>
+                <w:szCs w:val="22"/>
+              </w:rPr>
+            </w:pPr>
+            <w:r>
+              <w:rPr>
+                <w:sz w:val="22"/>
+                <w:szCs w:val="22"/>
+              </w:rPr>
               <w:t>Partial</w:t>
             </w:r>
           </w:p>
         </w:tc>
         <w:tc>
           <w:tcPr>
-            <w:tcW w:w="1149" w:type="dxa"/>
+            <w:tcW w:w="1634" w:type="dxa"/>
             <w:tcBorders>
               <w:top w:val="single" w:sz="1" w:space="0" w:color="000000"/>
               <w:left w:val="single" w:sz="1" w:space="0" w:color="000000"/>
@@ -11656,15 +11510,23 @@
           <w:p>
             <w:pPr>
               <w:jc w:val="center"/>
-            </w:pPr>
-            <w:r>
+              <w:rPr>
+                <w:sz w:val="22"/>
+                <w:szCs w:val="22"/>
+              </w:rPr>
+            </w:pPr>
+            <w:r>
+              <w:rPr>
+                <w:sz w:val="22"/>
+                <w:szCs w:val="22"/>
+              </w:rPr>
               <w:t>No</w:t>
             </w:r>
           </w:p>
         </w:tc>
         <w:tc>
           <w:tcPr>
-            <w:tcW w:w="1149" w:type="dxa"/>
+            <w:tcW w:w="920" w:type="dxa"/>
             <w:tcBorders>
               <w:top w:val="single" w:sz="1" w:space="0" w:color="000000"/>
               <w:left w:val="single" w:sz="1" w:space="0" w:color="000000"/>
@@ -11681,8 +11543,16 @@
           <w:p>
             <w:pPr>
               <w:jc w:val="center"/>
-            </w:pPr>
-            <w:r>
+              <w:rPr>
+                <w:sz w:val="22"/>
+                <w:szCs w:val="22"/>
+              </w:rPr>
+            </w:pPr>
+            <w:r>
+              <w:rPr>
+                <w:sz w:val="22"/>
+                <w:szCs w:val="22"/>
+              </w:rPr>
               <w:t>Yes</w:t>
             </w:r>
           </w:p>
@@ -11694,7 +11564,7 @@
         </w:trPr>
         <w:tc>
           <w:tcPr>
-            <w:tcW w:w="1946" w:type="dxa"/>
+            <w:tcW w:w="1981" w:type="dxa"/>
             <w:tcBorders>
               <w:top w:val="single" w:sz="1" w:space="0" w:color="000000"/>
               <w:left w:val="single" w:sz="1" w:space="0" w:color="000000"/>
@@ -11709,15 +11579,24 @@
             </w:tcMar>
           </w:tcPr>
           <w:p>
-            <w:r>
-              <w:lastRenderedPageBreak/>
+            <w:pPr>
+              <w:rPr>
+                <w:sz w:val="22"/>
+                <w:szCs w:val="22"/>
+              </w:rPr>
+            </w:pPr>
+            <w:r>
+              <w:rPr>
+                <w:sz w:val="22"/>
+                <w:szCs w:val="22"/>
+              </w:rPr>
               <w:t>QMIX / Rashid et al.</w:t>
             </w:r>
           </w:p>
         </w:tc>
         <w:tc>
           <w:tcPr>
-            <w:tcW w:w="1149" w:type="dxa"/>
+            <w:tcW w:w="927" w:type="dxa"/>
             <w:tcBorders>
               <w:top w:val="single" w:sz="1" w:space="0" w:color="000000"/>
               <w:left w:val="single" w:sz="1" w:space="0" w:color="000000"/>
@@ -11734,15 +11613,23 @@
           <w:p>
             <w:pPr>
               <w:jc w:val="center"/>
-            </w:pPr>
-            <w:r>
+              <w:rPr>
+                <w:sz w:val="22"/>
+                <w:szCs w:val="22"/>
+              </w:rPr>
+            </w:pPr>
+            <w:r>
+              <w:rPr>
+                <w:sz w:val="22"/>
+                <w:szCs w:val="22"/>
+              </w:rPr>
               <w:t>Yes</w:t>
             </w:r>
           </w:p>
         </w:tc>
         <w:tc>
           <w:tcPr>
-            <w:tcW w:w="1149" w:type="dxa"/>
+            <w:tcW w:w="1389" w:type="dxa"/>
             <w:tcBorders>
               <w:top w:val="single" w:sz="1" w:space="0" w:color="000000"/>
               <w:left w:val="single" w:sz="1" w:space="0" w:color="000000"/>
@@ -11759,15 +11646,23 @@
           <w:p>
             <w:pPr>
               <w:jc w:val="center"/>
-            </w:pPr>
-            <w:r>
+              <w:rPr>
+                <w:sz w:val="22"/>
+                <w:szCs w:val="22"/>
+              </w:rPr>
+            </w:pPr>
+            <w:r>
+              <w:rPr>
+                <w:sz w:val="22"/>
+                <w:szCs w:val="22"/>
+              </w:rPr>
               <w:t>No</w:t>
             </w:r>
           </w:p>
         </w:tc>
         <w:tc>
           <w:tcPr>
-            <w:tcW w:w="1149" w:type="dxa"/>
+            <w:tcW w:w="1324" w:type="dxa"/>
             <w:tcBorders>
               <w:top w:val="single" w:sz="1" w:space="0" w:color="000000"/>
               <w:left w:val="single" w:sz="1" w:space="0" w:color="000000"/>
@@ -11784,15 +11679,23 @@
           <w:p>
             <w:pPr>
               <w:jc w:val="center"/>
-            </w:pPr>
-            <w:r>
+              <w:rPr>
+                <w:sz w:val="22"/>
+                <w:szCs w:val="22"/>
+              </w:rPr>
+            </w:pPr>
+            <w:r>
+              <w:rPr>
+                <w:sz w:val="22"/>
+                <w:szCs w:val="22"/>
+              </w:rPr>
               <w:t>No</w:t>
             </w:r>
           </w:p>
         </w:tc>
         <w:tc>
           <w:tcPr>
-            <w:tcW w:w="1149" w:type="dxa"/>
+            <w:tcW w:w="1098" w:type="dxa"/>
             <w:tcBorders>
               <w:top w:val="single" w:sz="1" w:space="0" w:color="000000"/>
               <w:left w:val="single" w:sz="1" w:space="0" w:color="000000"/>
@@ -11809,15 +11712,23 @@
           <w:p>
             <w:pPr>
               <w:jc w:val="center"/>
-            </w:pPr>
-            <w:r>
+              <w:rPr>
+                <w:sz w:val="22"/>
+                <w:szCs w:val="22"/>
+              </w:rPr>
+            </w:pPr>
+            <w:r>
+              <w:rPr>
+                <w:sz w:val="22"/>
+                <w:szCs w:val="22"/>
+              </w:rPr>
               <w:t>No</w:t>
             </w:r>
           </w:p>
         </w:tc>
         <w:tc>
           <w:tcPr>
-            <w:tcW w:w="1149" w:type="dxa"/>
+            <w:tcW w:w="1634" w:type="dxa"/>
             <w:tcBorders>
               <w:top w:val="single" w:sz="1" w:space="0" w:color="000000"/>
               <w:left w:val="single" w:sz="1" w:space="0" w:color="000000"/>
@@ -11834,15 +11745,23 @@
           <w:p>
             <w:pPr>
               <w:jc w:val="center"/>
-            </w:pPr>
-            <w:r>
+              <w:rPr>
+                <w:sz w:val="22"/>
+                <w:szCs w:val="22"/>
+              </w:rPr>
+            </w:pPr>
+            <w:r>
+              <w:rPr>
+                <w:sz w:val="22"/>
+                <w:szCs w:val="22"/>
+              </w:rPr>
               <w:t>No</w:t>
             </w:r>
           </w:p>
         </w:tc>
         <w:tc>
           <w:tcPr>
-            <w:tcW w:w="1149" w:type="dxa"/>
+            <w:tcW w:w="920" w:type="dxa"/>
             <w:tcBorders>
               <w:top w:val="single" w:sz="1" w:space="0" w:color="000000"/>
               <w:left w:val="single" w:sz="1" w:space="0" w:color="000000"/>
@@ -11859,8 +11778,16 @@
           <w:p>
             <w:pPr>
               <w:jc w:val="center"/>
-            </w:pPr>
-            <w:r>
+              <w:rPr>
+                <w:sz w:val="22"/>
+                <w:szCs w:val="22"/>
+              </w:rPr>
+            </w:pPr>
+            <w:r>
+              <w:rPr>
+                <w:sz w:val="22"/>
+                <w:szCs w:val="22"/>
+              </w:rPr>
               <w:t>Yes</w:t>
             </w:r>
           </w:p>
@@ -11872,7 +11799,7 @@
         </w:trPr>
         <w:tc>
           <w:tcPr>
-            <w:tcW w:w="1946" w:type="dxa"/>
+            <w:tcW w:w="1981" w:type="dxa"/>
             <w:tcBorders>
               <w:top w:val="single" w:sz="1" w:space="0" w:color="000000"/>
               <w:left w:val="single" w:sz="1" w:space="0" w:color="000000"/>
@@ -11887,14 +11814,24 @@
             </w:tcMar>
           </w:tcPr>
           <w:p>
-            <w:r>
+            <w:pPr>
+              <w:rPr>
+                <w:sz w:val="22"/>
+                <w:szCs w:val="22"/>
+              </w:rPr>
+            </w:pPr>
+            <w:r>
+              <w:rPr>
+                <w:sz w:val="22"/>
+                <w:szCs w:val="22"/>
+              </w:rPr>
               <w:t>MADDPG / Lowe et al.</w:t>
             </w:r>
           </w:p>
         </w:tc>
         <w:tc>
           <w:tcPr>
-            <w:tcW w:w="1149" w:type="dxa"/>
+            <w:tcW w:w="927" w:type="dxa"/>
             <w:tcBorders>
               <w:top w:val="single" w:sz="1" w:space="0" w:color="000000"/>
               <w:left w:val="single" w:sz="1" w:space="0" w:color="000000"/>
@@ -11911,15 +11848,23 @@
           <w:p>
             <w:pPr>
               <w:jc w:val="center"/>
-            </w:pPr>
-            <w:r>
+              <w:rPr>
+                <w:sz w:val="22"/>
+                <w:szCs w:val="22"/>
+              </w:rPr>
+            </w:pPr>
+            <w:r>
+              <w:rPr>
+                <w:sz w:val="22"/>
+                <w:szCs w:val="22"/>
+              </w:rPr>
               <w:t>Yes</w:t>
             </w:r>
           </w:p>
         </w:tc>
         <w:tc>
           <w:tcPr>
-            <w:tcW w:w="1149" w:type="dxa"/>
+            <w:tcW w:w="1389" w:type="dxa"/>
             <w:tcBorders>
               <w:top w:val="single" w:sz="1" w:space="0" w:color="000000"/>
               <w:left w:val="single" w:sz="1" w:space="0" w:color="000000"/>
@@ -11936,15 +11881,23 @@
           <w:p>
             <w:pPr>
               <w:jc w:val="center"/>
-            </w:pPr>
-            <w:r>
+              <w:rPr>
+                <w:sz w:val="22"/>
+                <w:szCs w:val="22"/>
+              </w:rPr>
+            </w:pPr>
+            <w:r>
+              <w:rPr>
+                <w:sz w:val="22"/>
+                <w:szCs w:val="22"/>
+              </w:rPr>
               <w:t>No</w:t>
             </w:r>
           </w:p>
         </w:tc>
         <w:tc>
           <w:tcPr>
-            <w:tcW w:w="1149" w:type="dxa"/>
+            <w:tcW w:w="1324" w:type="dxa"/>
             <w:tcBorders>
               <w:top w:val="single" w:sz="1" w:space="0" w:color="000000"/>
               <w:left w:val="single" w:sz="1" w:space="0" w:color="000000"/>
@@ -11961,15 +11914,23 @@
           <w:p>
             <w:pPr>
               <w:jc w:val="center"/>
-            </w:pPr>
-            <w:r>
+              <w:rPr>
+                <w:sz w:val="22"/>
+                <w:szCs w:val="22"/>
+              </w:rPr>
+            </w:pPr>
+            <w:r>
+              <w:rPr>
+                <w:sz w:val="22"/>
+                <w:szCs w:val="22"/>
+              </w:rPr>
               <w:t>No</w:t>
             </w:r>
           </w:p>
         </w:tc>
         <w:tc>
           <w:tcPr>
-            <w:tcW w:w="1149" w:type="dxa"/>
+            <w:tcW w:w="1098" w:type="dxa"/>
             <w:tcBorders>
               <w:top w:val="single" w:sz="1" w:space="0" w:color="000000"/>
               <w:left w:val="single" w:sz="1" w:space="0" w:color="000000"/>
@@ -11986,15 +11947,23 @@
           <w:p>
             <w:pPr>
               <w:jc w:val="center"/>
-            </w:pPr>
-            <w:r>
+              <w:rPr>
+                <w:sz w:val="22"/>
+                <w:szCs w:val="22"/>
+              </w:rPr>
+            </w:pPr>
+            <w:r>
+              <w:rPr>
+                <w:sz w:val="22"/>
+                <w:szCs w:val="22"/>
+              </w:rPr>
               <w:t>No</w:t>
             </w:r>
           </w:p>
         </w:tc>
         <w:tc>
           <w:tcPr>
-            <w:tcW w:w="1149" w:type="dxa"/>
+            <w:tcW w:w="1634" w:type="dxa"/>
             <w:tcBorders>
               <w:top w:val="single" w:sz="1" w:space="0" w:color="000000"/>
               <w:left w:val="single" w:sz="1" w:space="0" w:color="000000"/>
@@ -12011,15 +11980,23 @@
           <w:p>
             <w:pPr>
               <w:jc w:val="center"/>
-            </w:pPr>
-            <w:r>
+              <w:rPr>
+                <w:sz w:val="22"/>
+                <w:szCs w:val="22"/>
+              </w:rPr>
+            </w:pPr>
+            <w:r>
+              <w:rPr>
+                <w:sz w:val="22"/>
+                <w:szCs w:val="22"/>
+              </w:rPr>
               <w:t>No</w:t>
             </w:r>
           </w:p>
         </w:tc>
         <w:tc>
           <w:tcPr>
-            <w:tcW w:w="1149" w:type="dxa"/>
+            <w:tcW w:w="920" w:type="dxa"/>
             <w:tcBorders>
               <w:top w:val="single" w:sz="1" w:space="0" w:color="000000"/>
               <w:left w:val="single" w:sz="1" w:space="0" w:color="000000"/>
@@ -12036,8 +12013,16 @@
           <w:p>
             <w:pPr>
               <w:jc w:val="center"/>
-            </w:pPr>
-            <w:r>
+              <w:rPr>
+                <w:sz w:val="22"/>
+                <w:szCs w:val="22"/>
+              </w:rPr>
+            </w:pPr>
+            <w:r>
+              <w:rPr>
+                <w:sz w:val="22"/>
+                <w:szCs w:val="22"/>
+              </w:rPr>
               <w:t>Yes</w:t>
             </w:r>
           </w:p>
@@ -12049,7 +12034,7 @@
         </w:trPr>
         <w:tc>
           <w:tcPr>
-            <w:tcW w:w="1946" w:type="dxa"/>
+            <w:tcW w:w="1981" w:type="dxa"/>
             <w:tcBorders>
               <w:top w:val="single" w:sz="1" w:space="0" w:color="000000"/>
               <w:left w:val="single" w:sz="1" w:space="0" w:color="000000"/>
@@ -12064,22 +12049,25 @@
             </w:tcMar>
           </w:tcPr>
           <w:p>
-            <w:r>
-              <w:t xml:space="preserve">XAI Survey / </w:t>
-            </w:r>
-            <w:proofErr w:type="spellStart"/>
-            <w:r>
-              <w:t>Adadi</w:t>
-            </w:r>
-            <w:proofErr w:type="spellEnd"/>
-            <w:r>
-              <w:t xml:space="preserve"> &amp; Berrada</w:t>
-            </w:r>
-          </w:p>
-        </w:tc>
-        <w:tc>
-          <w:tcPr>
-            <w:tcW w:w="1149" w:type="dxa"/>
+            <w:pPr>
+              <w:rPr>
+                <w:sz w:val="22"/>
+                <w:szCs w:val="22"/>
+              </w:rPr>
+            </w:pPr>
+            <w:r>
+              <w:rPr>
+                <w:sz w:val="22"/>
+                <w:szCs w:val="22"/>
+              </w:rPr>
+              <w:lastRenderedPageBreak/>
+              <w:t>XAI Survey / Adadi &amp; Berrada</w:t>
+            </w:r>
+          </w:p>
+        </w:tc>
+        <w:tc>
+          <w:tcPr>
+            <w:tcW w:w="927" w:type="dxa"/>
             <w:tcBorders>
               <w:top w:val="single" w:sz="1" w:space="0" w:color="000000"/>
               <w:left w:val="single" w:sz="1" w:space="0" w:color="000000"/>
@@ -12096,15 +12084,23 @@
           <w:p>
             <w:pPr>
               <w:jc w:val="center"/>
-            </w:pPr>
-            <w:r>
+              <w:rPr>
+                <w:sz w:val="22"/>
+                <w:szCs w:val="22"/>
+              </w:rPr>
+            </w:pPr>
+            <w:r>
+              <w:rPr>
+                <w:sz w:val="22"/>
+                <w:szCs w:val="22"/>
+              </w:rPr>
               <w:t>No</w:t>
             </w:r>
           </w:p>
         </w:tc>
         <w:tc>
           <w:tcPr>
-            <w:tcW w:w="1149" w:type="dxa"/>
+            <w:tcW w:w="1389" w:type="dxa"/>
             <w:tcBorders>
               <w:top w:val="single" w:sz="1" w:space="0" w:color="000000"/>
               <w:left w:val="single" w:sz="1" w:space="0" w:color="000000"/>
@@ -12121,15 +12117,23 @@
           <w:p>
             <w:pPr>
               <w:jc w:val="center"/>
-            </w:pPr>
-            <w:r>
+              <w:rPr>
+                <w:sz w:val="22"/>
+                <w:szCs w:val="22"/>
+              </w:rPr>
+            </w:pPr>
+            <w:r>
+              <w:rPr>
+                <w:sz w:val="22"/>
+                <w:szCs w:val="22"/>
+              </w:rPr>
               <w:t>No</w:t>
             </w:r>
           </w:p>
         </w:tc>
         <w:tc>
           <w:tcPr>
-            <w:tcW w:w="1149" w:type="dxa"/>
+            <w:tcW w:w="1324" w:type="dxa"/>
             <w:tcBorders>
               <w:top w:val="single" w:sz="1" w:space="0" w:color="000000"/>
               <w:left w:val="single" w:sz="1" w:space="0" w:color="000000"/>
@@ -12146,15 +12150,23 @@
           <w:p>
             <w:pPr>
               <w:jc w:val="center"/>
-            </w:pPr>
-            <w:r>
+              <w:rPr>
+                <w:sz w:val="22"/>
+                <w:szCs w:val="22"/>
+              </w:rPr>
+            </w:pPr>
+            <w:r>
+              <w:rPr>
+                <w:sz w:val="22"/>
+                <w:szCs w:val="22"/>
+              </w:rPr>
               <w:t>Yes</w:t>
             </w:r>
           </w:p>
         </w:tc>
         <w:tc>
           <w:tcPr>
-            <w:tcW w:w="1149" w:type="dxa"/>
+            <w:tcW w:w="1098" w:type="dxa"/>
             <w:tcBorders>
               <w:top w:val="single" w:sz="1" w:space="0" w:color="000000"/>
               <w:left w:val="single" w:sz="1" w:space="0" w:color="000000"/>
@@ -12171,15 +12183,23 @@
           <w:p>
             <w:pPr>
               <w:jc w:val="center"/>
-            </w:pPr>
-            <w:r>
+              <w:rPr>
+                <w:sz w:val="22"/>
+                <w:szCs w:val="22"/>
+              </w:rPr>
+            </w:pPr>
+            <w:r>
+              <w:rPr>
+                <w:sz w:val="22"/>
+                <w:szCs w:val="22"/>
+              </w:rPr>
               <w:t>No</w:t>
             </w:r>
           </w:p>
         </w:tc>
         <w:tc>
           <w:tcPr>
-            <w:tcW w:w="1149" w:type="dxa"/>
+            <w:tcW w:w="1634" w:type="dxa"/>
             <w:tcBorders>
               <w:top w:val="single" w:sz="1" w:space="0" w:color="000000"/>
               <w:left w:val="single" w:sz="1" w:space="0" w:color="000000"/>
@@ -12196,15 +12216,23 @@
           <w:p>
             <w:pPr>
               <w:jc w:val="center"/>
-            </w:pPr>
-            <w:r>
+              <w:rPr>
+                <w:sz w:val="22"/>
+                <w:szCs w:val="22"/>
+              </w:rPr>
+            </w:pPr>
+            <w:r>
+              <w:rPr>
+                <w:sz w:val="22"/>
+                <w:szCs w:val="22"/>
+              </w:rPr>
               <w:t>No</w:t>
             </w:r>
           </w:p>
         </w:tc>
         <w:tc>
           <w:tcPr>
-            <w:tcW w:w="1149" w:type="dxa"/>
+            <w:tcW w:w="920" w:type="dxa"/>
             <w:tcBorders>
               <w:top w:val="single" w:sz="1" w:space="0" w:color="000000"/>
               <w:left w:val="single" w:sz="1" w:space="0" w:color="000000"/>
@@ -12221,8 +12249,16 @@
           <w:p>
             <w:pPr>
               <w:jc w:val="center"/>
-            </w:pPr>
-            <w:r>
+              <w:rPr>
+                <w:sz w:val="22"/>
+                <w:szCs w:val="22"/>
+              </w:rPr>
+            </w:pPr>
+            <w:r>
+              <w:rPr>
+                <w:sz w:val="22"/>
+                <w:szCs w:val="22"/>
+              </w:rPr>
               <w:t>Varies</w:t>
             </w:r>
           </w:p>
@@ -12234,7 +12270,7 @@
         </w:trPr>
         <w:tc>
           <w:tcPr>
-            <w:tcW w:w="1946" w:type="dxa"/>
+            <w:tcW w:w="1981" w:type="dxa"/>
             <w:tcBorders>
               <w:top w:val="single" w:sz="1" w:space="0" w:color="000000"/>
               <w:left w:val="single" w:sz="1" w:space="0" w:color="000000"/>
@@ -12252,11 +12288,17 @@
           <w:p>
             <w:pPr>
               <w:jc w:val="center"/>
+              <w:rPr>
+                <w:sz w:val="22"/>
+                <w:szCs w:val="22"/>
+              </w:rPr>
             </w:pPr>
             <w:r>
               <w:rPr>
                 <w:b/>
                 <w:bCs/>
+                <w:sz w:val="22"/>
+                <w:szCs w:val="22"/>
               </w:rPr>
               <w:t>EMARL-SAR (Proposed)</w:t>
             </w:r>
@@ -12264,7 +12306,7 @@
         </w:tc>
         <w:tc>
           <w:tcPr>
-            <w:tcW w:w="1149" w:type="dxa"/>
+            <w:tcW w:w="927" w:type="dxa"/>
             <w:tcBorders>
               <w:top w:val="single" w:sz="1" w:space="0" w:color="000000"/>
               <w:left w:val="single" w:sz="1" w:space="0" w:color="000000"/>
@@ -12282,11 +12324,17 @@
           <w:p>
             <w:pPr>
               <w:jc w:val="center"/>
+              <w:rPr>
+                <w:sz w:val="22"/>
+                <w:szCs w:val="22"/>
+              </w:rPr>
             </w:pPr>
             <w:r>
               <w:rPr>
                 <w:b/>
                 <w:bCs/>
+                <w:sz w:val="22"/>
+                <w:szCs w:val="22"/>
               </w:rPr>
               <w:t>Yes</w:t>
             </w:r>
@@ -12294,7 +12342,7 @@
         </w:tc>
         <w:tc>
           <w:tcPr>
-            <w:tcW w:w="1149" w:type="dxa"/>
+            <w:tcW w:w="1389" w:type="dxa"/>
             <w:tcBorders>
               <w:top w:val="single" w:sz="1" w:space="0" w:color="000000"/>
               <w:left w:val="single" w:sz="1" w:space="0" w:color="000000"/>
@@ -12312,11 +12360,17 @@
           <w:p>
             <w:pPr>
               <w:jc w:val="center"/>
+              <w:rPr>
+                <w:sz w:val="22"/>
+                <w:szCs w:val="22"/>
+              </w:rPr>
             </w:pPr>
             <w:r>
               <w:rPr>
                 <w:b/>
                 <w:bCs/>
+                <w:sz w:val="22"/>
+                <w:szCs w:val="22"/>
               </w:rPr>
               <w:t>Yes</w:t>
             </w:r>
@@ -12324,7 +12378,7 @@
         </w:tc>
         <w:tc>
           <w:tcPr>
-            <w:tcW w:w="1149" w:type="dxa"/>
+            <w:tcW w:w="1324" w:type="dxa"/>
             <w:tcBorders>
               <w:top w:val="single" w:sz="1" w:space="0" w:color="000000"/>
               <w:left w:val="single" w:sz="1" w:space="0" w:color="000000"/>
@@ -12342,11 +12396,17 @@
           <w:p>
             <w:pPr>
               <w:jc w:val="center"/>
+              <w:rPr>
+                <w:sz w:val="22"/>
+                <w:szCs w:val="22"/>
+              </w:rPr>
             </w:pPr>
             <w:r>
               <w:rPr>
                 <w:b/>
                 <w:bCs/>
+                <w:sz w:val="22"/>
+                <w:szCs w:val="22"/>
               </w:rPr>
               <w:t>Yes</w:t>
             </w:r>
@@ -12354,7 +12414,7 @@
         </w:tc>
         <w:tc>
           <w:tcPr>
-            <w:tcW w:w="1149" w:type="dxa"/>
+            <w:tcW w:w="1098" w:type="dxa"/>
             <w:tcBorders>
               <w:top w:val="single" w:sz="1" w:space="0" w:color="000000"/>
               <w:left w:val="single" w:sz="1" w:space="0" w:color="000000"/>
@@ -12372,11 +12432,17 @@
           <w:p>
             <w:pPr>
               <w:jc w:val="center"/>
+              <w:rPr>
+                <w:sz w:val="22"/>
+                <w:szCs w:val="22"/>
+              </w:rPr>
             </w:pPr>
             <w:r>
               <w:rPr>
                 <w:b/>
                 <w:bCs/>
+                <w:sz w:val="22"/>
+                <w:szCs w:val="22"/>
               </w:rPr>
               <w:t>Yes</w:t>
             </w:r>
@@ -12384,7 +12450,7 @@
         </w:tc>
         <w:tc>
           <w:tcPr>
-            <w:tcW w:w="1149" w:type="dxa"/>
+            <w:tcW w:w="1634" w:type="dxa"/>
             <w:tcBorders>
               <w:top w:val="single" w:sz="1" w:space="0" w:color="000000"/>
               <w:left w:val="single" w:sz="1" w:space="0" w:color="000000"/>
@@ -12402,11 +12468,17 @@
           <w:p>
             <w:pPr>
               <w:jc w:val="center"/>
+              <w:rPr>
+                <w:sz w:val="22"/>
+                <w:szCs w:val="22"/>
+              </w:rPr>
             </w:pPr>
             <w:r>
               <w:rPr>
                 <w:b/>
                 <w:bCs/>
+                <w:sz w:val="22"/>
+                <w:szCs w:val="22"/>
               </w:rPr>
               <w:t>Yes</w:t>
             </w:r>
@@ -12414,7 +12486,7 @@
         </w:tc>
         <w:tc>
           <w:tcPr>
-            <w:tcW w:w="1149" w:type="dxa"/>
+            <w:tcW w:w="920" w:type="dxa"/>
             <w:tcBorders>
               <w:top w:val="single" w:sz="1" w:space="0" w:color="000000"/>
               <w:left w:val="single" w:sz="1" w:space="0" w:color="000000"/>
@@ -12432,11 +12504,17 @@
           <w:p>
             <w:pPr>
               <w:jc w:val="center"/>
+              <w:rPr>
+                <w:sz w:val="22"/>
+                <w:szCs w:val="22"/>
+              </w:rPr>
             </w:pPr>
             <w:r>
               <w:rPr>
                 <w:b/>
                 <w:bCs/>
+                <w:sz w:val="22"/>
+                <w:szCs w:val="22"/>
               </w:rPr>
               <w:t>Yes</w:t>
             </w:r>
@@ -12503,19 +12581,41 @@
         <w:jc w:val="both"/>
       </w:pPr>
       <w:r>
+        <w:t>A careful analysis of the reviewed literature reveals several recurring limitations that collectively define the research gap addressed by the EMARL-SAR framework: [9], [15]</w:t>
+      </w:r>
+    </w:p>
+    <w:p>
+      <w:pPr>
+        <w:pStyle w:val="Heading3"/>
+      </w:pPr>
+      <w:bookmarkStart w:id="59" w:name="bm_2_5_1_absence_of_real_time_explaina"/>
+      <w:r>
+        <w:t>2.5.1 Absence of Real-Time Explainability in MARL Systems</w:t>
+      </w:r>
+      <w:bookmarkEnd w:id="59"/>
+    </w:p>
+    <w:p>
+      <w:pPr>
+        <w:spacing w:after="180" w:line="360" w:lineRule="auto"/>
+        <w:jc w:val="both"/>
+      </w:pPr>
+      <w:r>
+        <w:t xml:space="preserve">The most pervasive limitation across all reviewed MARL and HRL approaches is the complete absence of integrated explainability mechanisms. Existing </w:t>
+      </w:r>
+      <w:r>
         <w:lastRenderedPageBreak/>
-        <w:t>A careful analysis of the reviewed literature reveals several recurring limitations that collectively define the research gap addressed by the EMARL-SAR framework: [9], [15]</w:t>
+        <w:t>systems — including QMIX, MADDPG, Target-Oriented HRL, and Consensus-based MARL — treat the coordination policy as a pure performance optimization problem with no regard for the interpretability of learned behaviors. While post-hoc XAI tools such as SHAP could theoretically be applied to analyze these models after training, their computational cost makes real-time explanation generation infeasible. The absence of explainability severely restricts the applicability of these systems to regulated, safety-critical domains where decision transparency is a deployment prerequisite [2], [3].</w:t>
       </w:r>
     </w:p>
     <w:p>
       <w:pPr>
         <w:pStyle w:val="Heading3"/>
       </w:pPr>
-      <w:bookmarkStart w:id="59" w:name="bm_2_5_1_absence_of_real_time_explaina"/>
-      <w:r>
-        <w:t>2.5.1 Absence of Real-Time Explainability in MARL Systems</w:t>
-      </w:r>
-      <w:bookmarkEnd w:id="59"/>
+      <w:bookmarkStart w:id="60" w:name="bm_2_5_2_homogeneous_agent_assumptions"/>
+      <w:r>
+        <w:t>2.5.2 Homogeneous Agent Assumptions</w:t>
+      </w:r>
+      <w:bookmarkEnd w:id="60"/>
     </w:p>
     <w:p>
       <w:pPr>
@@ -12523,34 +12623,18 @@
         <w:jc w:val="both"/>
       </w:pPr>
       <w:r>
-        <w:t xml:space="preserve">The most pervasive limitation across all reviewed MARL and HRL approaches is the complete absence of integrated explainability mechanisms. Existing systems — including QMIX, MADDPG, Target-Oriented HRL, and Consensus-based MARL — treat the coordination policy as a pure performance optimization problem with no regard for the interpretability of learned </w:t>
-      </w:r>
-      <w:proofErr w:type="spellStart"/>
-      <w:r>
-        <w:t>behaviors</w:t>
-      </w:r>
-      <w:proofErr w:type="spellEnd"/>
-      <w:r>
-        <w:t xml:space="preserve">. While post-hoc XAI tools such as SHAP could theoretically be applied to </w:t>
-      </w:r>
-      <w:proofErr w:type="spellStart"/>
-      <w:r>
-        <w:t>analyze</w:t>
-      </w:r>
-      <w:proofErr w:type="spellEnd"/>
-      <w:r>
-        <w:t xml:space="preserve"> these models after training, their computational cost makes real-time explanation generation infeasible. The absence of explainability severely restricts the applicability of these systems to regulated, safety-critical domains where decision transparency is a deployment prerequisite [2], [3].</w:t>
+        <w:t>The majority of reviewed hierarchical MARL approaches assume homogeneous agent teams where all agents share identical capabilities, action spaces, and observation structures. This assumption simplifies the coordination problem by enabling parameter sharing across agents during training. However, real-world SAR operations inherently involve heterogeneous teams with agents of different types (e.g., UAV drones for aerial reconnaissance and ground robots for physical rescue), different movement capabilities (e.g., flight over obstacles vs. ground traversal requiring path clearing), and different action repertoires (e.g., victim rescue and debris clearance available only to ground units). Existing homogeneous MARL frameworks cannot be directly applied to such heterogeneous coordination problems without significant architectural modifications [9], [15].</w:t>
       </w:r>
     </w:p>
     <w:p>
       <w:pPr>
         <w:pStyle w:val="Heading3"/>
       </w:pPr>
-      <w:bookmarkStart w:id="60" w:name="bm_2_5_2_homogeneous_agent_assumptions"/>
-      <w:r>
-        <w:t>2.5.2 Homogeneous Agent Assumptions</w:t>
-      </w:r>
-      <w:bookmarkEnd w:id="60"/>
+      <w:bookmarkStart w:id="61" w:name="bm_2_5_3_static_environment_assumption"/>
+      <w:r>
+        <w:t>2.5.3 Static Environment Assumptions</w:t>
+      </w:r>
+      <w:bookmarkEnd w:id="61"/>
     </w:p>
     <w:p>
       <w:pPr>
@@ -12558,18 +12642,22 @@
         <w:jc w:val="both"/>
       </w:pPr>
       <w:r>
-        <w:t>The majority of reviewed hierarchical MARL approaches assume homogeneous agent teams where all agents share identical capabilities, action spaces, and observation structures. This assumption simplifies the coordination problem by enabling parameter sharing across agents during training. However, real-world SAR operations inherently involve heterogeneous teams with agents of different types (e.g., UAV drones for aerial reconnaissance and ground robots for physical rescue), different movement capabilities (e.g., flight over obstacles vs. ground traversal requiring path clearing), and different action repertoires (e.g., victim rescue and debris clearance available only to ground units). Existing homogeneous MARL frameworks cannot be directly applied to such heterogeneous coordination problems without significant architectural modifications [9], [15].</w:t>
+        <w:t xml:space="preserve">Most MARL benchmarks and evaluation environments are static — once the initial configuration is set, the environment does not change except in response to agent actions. Real SAR environments are characterized by time-evolving hazards (spreading fire, structural collapse, rising floodwater) that continuously modify the accessibility of the search area. Existing MARL and HRL approaches trained on static environments may fail catastrophically when deployed in dynamic settings, as learned navigation patterns become invalid when previously accessible paths are blocked by newly spread hazards. The EMARL-SAR environment's stochastic fire spread mechanic (every 7 steps, 18% per-cell probability) directly models this dynamic hazard evolution, </w:t>
+      </w:r>
+      <w:r>
+        <w:lastRenderedPageBreak/>
+        <w:t>forcing the framework to learn hazard-adaptive rather than environment-static coordination policies [14], [15].</w:t>
       </w:r>
     </w:p>
     <w:p>
       <w:pPr>
         <w:pStyle w:val="Heading3"/>
       </w:pPr>
-      <w:bookmarkStart w:id="61" w:name="bm_2_5_3_static_environment_assumption"/>
-      <w:r>
-        <w:t>2.5.3 Static Environment Assumptions</w:t>
-      </w:r>
-      <w:bookmarkEnd w:id="61"/>
+      <w:bookmarkStart w:id="62" w:name="bm_2_5_4_no_multi_level_explanation_ar"/>
+      <w:r>
+        <w:t>2.5.4 No Multi-Level Explanation Architecture</w:t>
+      </w:r>
+      <w:bookmarkEnd w:id="62"/>
     </w:p>
     <w:p>
       <w:pPr>
@@ -12577,69 +12665,49 @@
         <w:jc w:val="both"/>
       </w:pPr>
       <w:r>
-        <w:t xml:space="preserve">Most MARL benchmarks and evaluation environments are static — once the initial configuration is set, the environment does not change except in response to agent actions. Real SAR environments are characterized by time-evolving hazards (spreading fire, structural collapse, rising floodwater) that </w:t>
+        <w:t>Even among the limited works that incorporate some form of explainability for RL agents, explanations are typically provided at a single level of abstraction — either at the primitive action level (explaining individual movement decisions) or at the episode level (providing aggregate policy analysis). No existing approach provides explanations at both the strategic macro-goal level and the tactical primitive action level simultaneously, despite the fact that a human SAR coordinator requires understanding of both what strategic objective an agent is pursuing and why each step toward that objective was taken. The EMARL-SAR three-level explanation architecture directly addresses this gap [8], [14].</w:t>
+      </w:r>
+    </w:p>
+    <w:p>
+      <w:pPr>
+        <w:pStyle w:val="Heading3"/>
+      </w:pPr>
+      <w:bookmarkStart w:id="63" w:name="bm_2_5_5_scalability_limitations_of_fl"/>
+      <w:r>
+        <w:t>2.5.5 Scalability Limitations of Flat MARL</w:t>
+      </w:r>
+      <w:bookmarkEnd w:id="63"/>
+    </w:p>
+    <w:p>
+      <w:pPr>
+        <w:spacing w:after="180" w:line="360" w:lineRule="auto"/>
+        <w:jc w:val="both"/>
+      </w:pPr>
+      <w:r>
+        <w:t>Standard flat MARL approaches face fundamental scalability barriers as the number of agents grows. The joint action space grows exponentially with agent count, making joint Q-value estimation intractable for large teams. Training stability also degrades as the non-stationarity induced by multiple simultaneously learning agents intensifies with team size. While value decomposition methods such as QMIX partially address this through factorized value functions, they still operate within a flat temporal abstraction and do not provide the hierarchical decomposition needed for efficient long-horizon coordination tasks [1], [7].</w:t>
+      </w:r>
+    </w:p>
+    <w:p>
+      <w:pPr>
+        <w:pStyle w:val="Heading2"/>
+      </w:pPr>
+      <w:bookmarkStart w:id="64" w:name="bm_2_6_research_gap"/>
+      <w:r>
+        <w:t>2.6 Research Gap</w:t>
+      </w:r>
+      <w:bookmarkEnd w:id="64"/>
+    </w:p>
+    <w:p>
+      <w:pPr>
+        <w:spacing w:after="180" w:line="360" w:lineRule="auto"/>
+        <w:jc w:val="both"/>
+      </w:pPr>
+      <w:r>
+        <w:t xml:space="preserve">The literature review reveals a significant and clearly defined research gap at the intersection of hierarchical multi-agent coordination and real-time explainability for dynamic SAR environments. Despite substantial progress in each of the constituent research areas, no existing work successfully integrates hierarchical temporal abstraction, heterogeneous multi-agent coordination, dynamic hazard environments, and real-time embedded </w:t>
       </w:r>
       <w:r>
         <w:lastRenderedPageBreak/>
-        <w:t>continuously modify the accessibility of the search area. Existing MARL and HRL approaches trained on static environments may fail catastrophically when deployed in dynamic settings, as learned navigation patterns become invalid when previously accessible paths are blocked by newly spread hazards. The EMARL-SAR environment's stochastic fire spread mechanic (every 7 steps, 18% per-cell probability) directly models this dynamic hazard evolution, forcing the framework to learn hazard-adaptive rather than environment-static coordination policies [14], [15].</w:t>
-      </w:r>
-    </w:p>
-    <w:p>
-      <w:pPr>
-        <w:pStyle w:val="Heading3"/>
-      </w:pPr>
-      <w:bookmarkStart w:id="62" w:name="bm_2_5_4_no_multi_level_explanation_ar"/>
-      <w:r>
-        <w:t>2.5.4 No Multi-Level Explanation Architecture</w:t>
-      </w:r>
-      <w:bookmarkEnd w:id="62"/>
-    </w:p>
-    <w:p>
-      <w:pPr>
-        <w:spacing w:after="180" w:line="360" w:lineRule="auto"/>
-        <w:jc w:val="both"/>
-      </w:pPr>
-      <w:r>
-        <w:t>Even among the limited works that incorporate some form of explainability for RL agents, explanations are typically provided at a single level of abstraction — either at the primitive action level (explaining individual movement decisions) or at the episode level (providing aggregate policy analysis). No existing approach provides explanations at both the strategic macro-goal level and the tactical primitive action level simultaneously, despite the fact that a human SAR coordinator requires understanding of both what strategic objective an agent is pursuing and why each step toward that objective was taken. The EMARL-SAR three-level explanation architecture directly addresses this gap [8], [14].</w:t>
-      </w:r>
-    </w:p>
-    <w:p>
-      <w:pPr>
-        <w:pStyle w:val="Heading3"/>
-      </w:pPr>
-      <w:bookmarkStart w:id="63" w:name="bm_2_5_5_scalability_limitations_of_fl"/>
-      <w:r>
-        <w:t>2.5.5 Scalability Limitations of Flat MARL</w:t>
-      </w:r>
-      <w:bookmarkEnd w:id="63"/>
-    </w:p>
-    <w:p>
-      <w:pPr>
-        <w:spacing w:after="180" w:line="360" w:lineRule="auto"/>
-        <w:jc w:val="both"/>
-      </w:pPr>
-      <w:r>
-        <w:t>Standard flat MARL approaches face fundamental scalability barriers as the number of agents grows. The joint action space grows exponentially with agent count, making joint Q-value estimation intractable for large teams. Training stability also degrades as the non-stationarity induced by multiple simultaneously learning agents intensifies with team size. While value decomposition methods such as QMIX partially address this through factorized value functions, they still operate within a flat temporal abstraction and do not provide the hierarchical decomposition needed for efficient long-horizon coordination tasks [1], [7].</w:t>
-      </w:r>
-    </w:p>
-    <w:p>
-      <w:pPr>
-        <w:pStyle w:val="Heading2"/>
-      </w:pPr>
-      <w:bookmarkStart w:id="64" w:name="bm_2_6_research_gap"/>
-      <w:r>
-        <w:t>2.6 Research Gap</w:t>
-      </w:r>
-      <w:bookmarkEnd w:id="64"/>
-    </w:p>
-    <w:p>
-      <w:pPr>
-        <w:spacing w:after="180" w:line="360" w:lineRule="auto"/>
-        <w:jc w:val="both"/>
-      </w:pPr>
-      <w:r>
-        <w:lastRenderedPageBreak/>
-        <w:t>The literature review reveals a significant and clearly defined research gap at the intersection of hierarchical multi-agent coordination and real-time explainability for dynamic SAR environments. Despite substantial progress in each of the constituent research areas, no existing work successfully integrates hierarchical temporal abstraction, heterogeneous multi-agent coordination, dynamic hazard environments, and real-time embedded explainability within a single unified framework designed for SAR operations [8], [15].</w:t>
+        <w:t>explainability within a single unified framework designed for SAR operations [8], [15].</w:t>
       </w:r>
     </w:p>
     <w:p>
@@ -12728,8 +12796,11 @@
         <w:jc w:val="both"/>
       </w:pPr>
       <w:r>
+        <w:t xml:space="preserve">This chapter has presented a comprehensive survey of twelve research works across the three foundational areas of the EMARL-SAR framework — multi-agent reinforcement learning, hierarchical reinforcement learning, and explainable AI — along with an analysis of existing coordination system categories. The comparative study demonstrates that the proposed EMARL-SAR framework is the only approach satisfying all six capability requirements: </w:t>
+      </w:r>
+      <w:r>
         <w:lastRenderedPageBreak/>
-        <w:t>This chapter has presented a comprehensive survey of twelve research works across the three foundational areas of the EMARL-SAR framework — multi-agent reinforcement learning, hierarchical reinforcement learning, and explainable AI — along with an analysis of existing coordination system categories. The comparative study demonstrates that the proposed EMARL-SAR framework is the only approach satisfying all six capability requirements: multi-agent coordination, hierarchical abstraction, real-time explainability, dynamic environment handling, heterogeneous agent support, and real-time execution. Five specific and recurring limitations of existing approaches have been identified, collectively defining the research gap that the EMARL-SAR framework addresses. The following chapter presents the detailed technical design and implementation methodology of the proposed framework [8], [11].</w:t>
+        <w:t>multi-agent coordination, hierarchical abstraction, real-time explainability, dynamic environment handling, heterogeneous agent support, and real-time execution. Five specific and recurring limitations of existing approaches have been identified, collectively defining the research gap that the EMARL-SAR framework addresses. The following chapter presents the detailed technical design and implementation methodology of the proposed framework [8], [11].</w:t>
       </w:r>
     </w:p>
     <w:p>
@@ -12812,15 +12883,7 @@
         <w:spacing w:after="100" w:line="360" w:lineRule="auto"/>
       </w:pPr>
       <w:r>
-        <w:t>Search and Rescue Environment (</w:t>
-      </w:r>
-      <w:proofErr w:type="spellStart"/>
-      <w:r>
-        <w:t>SearchRescueEnv</w:t>
-      </w:r>
-      <w:proofErr w:type="spellEnd"/>
-      <w:r>
-        <w:t xml:space="preserve"> in environment.py): A 15×15 discrete grid simulator implementing the SAR scenario with debris obstacles, stochastic fire hazards, charge stations, and a hidden victim discovery and rescue lifecycle.</w:t>
+        <w:t>Search and Rescue Environment (SearchRescueEnv in environment.py): A 15×15 discrete grid simulator implementing the SAR scenario with debris obstacles, stochastic fire hazards, charge stations, and a hidden victim discovery and rescue lifecycle.</w:t>
       </w:r>
     </w:p>
     <w:p>
@@ -12833,15 +12896,7 @@
         <w:spacing w:after="100" w:line="360" w:lineRule="auto"/>
       </w:pPr>
       <w:r>
-        <w:t>High-Level Agent (</w:t>
-      </w:r>
-      <w:proofErr w:type="spellStart"/>
-      <w:r>
-        <w:t>HighLevelAgent</w:t>
-      </w:r>
-      <w:proofErr w:type="spellEnd"/>
-      <w:r>
-        <w:t xml:space="preserve"> in high_level_agent.py): A Q-table based policy that assigns strategic macro-goal coordinates to each agent using epsilon-greedy selection over a discretized environment state representation.</w:t>
+        <w:t>High-Level Agent (HighLevelAgent in high_level_agent.py): A Q-table based policy that assigns strategic macro-goal coordinates to each agent using epsilon-greedy selection over a discretized environment state representation.</w:t>
       </w:r>
     </w:p>
     <w:p>
@@ -12854,15 +12909,7 @@
         <w:spacing w:after="100" w:line="360" w:lineRule="auto"/>
       </w:pPr>
       <w:r>
-        <w:t>Low-Level Agent (</w:t>
-      </w:r>
-      <w:proofErr w:type="spellStart"/>
-      <w:r>
-        <w:t>LowLevelAgent</w:t>
-      </w:r>
-      <w:proofErr w:type="spellEnd"/>
-      <w:r>
-        <w:t xml:space="preserve"> in low_level_agent.py): A Deep Q-Network (DQN) policy combined with a Breadth-First Search (BFS) </w:t>
+        <w:t xml:space="preserve">Low-Level Agent (LowLevelAgent in low_level_agent.py): A Deep Q-Network (DQN) policy combined with a Breadth-First Search (BFS) </w:t>
       </w:r>
       <w:r>
         <w:lastRenderedPageBreak/>
@@ -12879,15 +12926,7 @@
         <w:spacing w:after="100" w:line="360" w:lineRule="auto"/>
       </w:pPr>
       <w:r>
-        <w:t>Explainability Engine (</w:t>
-      </w:r>
-      <w:proofErr w:type="spellStart"/>
-      <w:r>
-        <w:t>ExplainabilityEngine</w:t>
-      </w:r>
-      <w:proofErr w:type="spellEnd"/>
-      <w:r>
-        <w:t xml:space="preserve"> in explain.py): A real-time explanation generator producing high-level textual justifications, low-level spatial movement explanations, and quantitative gradient saliency attributions.</w:t>
+        <w:t>Explainability Engine (ExplainabilityEngine in explain.py): A real-time explanation generator producing high-level textual justifications, low-level spatial movement explanations, and quantitative gradient saliency attributions.</w:t>
       </w:r>
     </w:p>
     <w:p>
@@ -12900,15 +12939,7 @@
         <w:spacing w:after="100" w:line="360" w:lineRule="auto"/>
       </w:pPr>
       <w:r>
-        <w:t>Server and Dashboard (</w:t>
-      </w:r>
-      <w:proofErr w:type="spellStart"/>
-      <w:r>
-        <w:t>SARServerHandler</w:t>
-      </w:r>
-      <w:proofErr w:type="spellEnd"/>
-      <w:r>
-        <w:t xml:space="preserve"> in server.py + live_demo.html): An HTTP server providing REST API and SSE endpoints for simulation control and training metric streaming, with a browser-based dashboard for real-time visualization.</w:t>
+        <w:t>Server and Dashboard (SARServerHandler in server.py + live_demo.html): An HTTP server providing REST API and SSE endpoints for simulation control and training metric streaming, with a browser-based dashboard for real-time visualization.</w:t>
       </w:r>
     </w:p>
     <w:p>
@@ -12936,15 +12967,7 @@
         <w:jc w:val="both"/>
       </w:pPr>
       <w:r>
-        <w:t xml:space="preserve">Drone A1 (Reconnaissance) is initialized at grid position [0, 0] (top-left corner) with 100 battery units. As a reconnaissance agent, A1 can fly over debris obstacles without obstruction, making it ideal for rapid exploration of sectors regardless of ground-level path blockages. However, A1 is immediately deactivated (active = False) upon entering a fire cell, losing 25 reward points and removing a reconnaissance asset from the team. A1 operates from a 5-action macro-goal space (4 quadrant </w:t>
-      </w:r>
-      <w:proofErr w:type="spellStart"/>
-      <w:r>
-        <w:t>centers</w:t>
-      </w:r>
-      <w:proofErr w:type="spellEnd"/>
-      <w:r>
-        <w:t xml:space="preserve"> + nearest charge station) [4], [6].</w:t>
+        <w:t>Drone A1 (Reconnaissance) is initialized at grid position [0, 0] (top-left corner) with 100 battery units. As a reconnaissance agent, A1 can fly over debris obstacles without obstruction, making it ideal for rapid exploration of sectors regardless of ground-level path blockages. However, A1 is immediately deactivated (active = False) upon entering a fire cell, losing 25 reward points and removing a reconnaissance asset from the team. A1 operates from a 5-action macro-goal space (4 quadrant centers + nearest charge station) [4], [6].</w:t>
       </w:r>
     </w:p>
     <w:p>
@@ -12962,15 +12985,7 @@
         <w:jc w:val="both"/>
       </w:pPr>
       <w:r>
-        <w:t xml:space="preserve">Rover A3 (Rescue) is initialized at grid position [14, 7] (bottom </w:t>
-      </w:r>
-      <w:proofErr w:type="spellStart"/>
-      <w:r>
-        <w:t>center</w:t>
-      </w:r>
-      <w:proofErr w:type="spellEnd"/>
-      <w:r>
-        <w:t xml:space="preserve">) with 100 battery units. A3 has two unique capabilities not available to drones: debris clearing (removing adjacent debris obstacles for +12 reward, costing 4 battery units) and victim rescue (physically rescuing scanned victims at the rover's current position for +40 reward). A3 cannot traverse debris unless it first clears </w:t>
+        <w:t xml:space="preserve">Rover A3 (Rescue) is initialized at grid position [14, 7] (bottom center) with 100 battery units. A3 has two unique capabilities not available to drones: debris clearing (removing adjacent debris obstacles for +12 reward, costing 4 battery units) and victim rescue (physically rescuing scanned victims at the rover's current position for +40 reward). A3 cannot traverse debris unless it first clears </w:t>
       </w:r>
       <w:r>
         <w:lastRenderedPageBreak/>
@@ -12993,15 +13008,7 @@
         <w:jc w:val="both"/>
       </w:pPr>
       <w:r>
-        <w:t xml:space="preserve">The EMARL-SAR reward structure is designed to promote cooperative agent </w:t>
-      </w:r>
-      <w:proofErr w:type="spellStart"/>
-      <w:r>
-        <w:t>behavior</w:t>
-      </w:r>
-      <w:proofErr w:type="spellEnd"/>
-      <w:r>
-        <w:t xml:space="preserve"> through shared rewards. The primary positive rewards are: victim rescue (+40 for rover A3, +15 shared for drones A1 and A2), debris clearance (+12 for rover A3, +4 shared for drones), recharging at charge station (+5), and episode completion bonus when all victims are rescued (+30 for all agents). Negative rewards include: fire collision (-25 for colliding agent), battery depletion (-20 for depleted agent), path collision with debris for rover (-2), out-of-bounds movement attempt (-1), idle interaction with no valid target (-0.5), and universal step penalty (-0.1 per step per agent to encourage efficiency). The shared rewards for victim rescue and debris clearance create cooperative incentive alignment between the drones and rover: drones benefit from the rover's rescue and clearance actions, motivating them to efficiently scan sectors and share victim intelligence [14], [15].</w:t>
+        <w:t>The EMARL-SAR reward structure is designed to promote cooperative agent behavior through shared rewards. The primary positive rewards are: victim rescue (+40 for rover A3, +15 shared for drones A1 and A2), debris clearance (+12 for rover A3, +4 shared for drones), recharging at charge station (+5), and episode completion bonus when all victims are rescued (+30 for all agents). Negative rewards include: fire collision (-25 for colliding agent), battery depletion (-20 for depleted agent), path collision with debris for rover (-2), out-of-bounds movement attempt (-1), idle interaction with no valid target (-0.5), and universal step penalty (-0.1 per step per agent to encourage efficiency). The shared rewards for victim rescue and debris clearance create cooperative incentive alignment between the drones and rover: drones benefit from the rover's rescue and clearance actions, motivating them to efficiently scan sectors and share victim intelligence [14], [15].</w:t>
       </w:r>
     </w:p>
     <w:p>
@@ -13030,39 +13037,7 @@
         <w:jc w:val="both"/>
       </w:pPr>
       <w:r>
-        <w:t xml:space="preserve">The high-level decision loop is triggered for an agent whenever its current </w:t>
-      </w:r>
-      <w:proofErr w:type="spellStart"/>
-      <w:r>
-        <w:t>sub_goal</w:t>
-      </w:r>
-      <w:proofErr w:type="spellEnd"/>
-      <w:r>
-        <w:t xml:space="preserve"> attribute is None — either at the beginning of the episode, upon reaching the previously assigned sub-goal, or upon completion of an interact action that resolves the sub-goal (e.g., rescuing a victim at the current position). When triggered, the </w:t>
-      </w:r>
-      <w:proofErr w:type="spellStart"/>
-      <w:r>
-        <w:t>HighLevelAgent.select_macro_goal</w:t>
-      </w:r>
-      <w:proofErr w:type="spellEnd"/>
-      <w:r>
-        <w:t xml:space="preserve">() method constructs the agent-specific state tuple through </w:t>
-      </w:r>
-      <w:proofErr w:type="spellStart"/>
-      <w:r>
-        <w:t>HighLevelAgent.get_state</w:t>
-      </w:r>
-      <w:proofErr w:type="spellEnd"/>
-      <w:r>
-        <w:t xml:space="preserve">(), performs epsilon-greedy Q-table lookup to select a macro-action index, and calls </w:t>
-      </w:r>
-      <w:proofErr w:type="spellStart"/>
-      <w:r>
-        <w:t>translate_action_to_goal</w:t>
-      </w:r>
-      <w:proofErr w:type="spellEnd"/>
-      <w:r>
-        <w:t>() to convert the macro-action index into concrete grid coordinates and a textual rationale [4], [6].</w:t>
+        <w:t>The high-level decision loop is triggered for an agent whenever its current sub_goal attribute is None — either at the beginning of the episode, upon reaching the previously assigned sub-goal, or upon completion of an interact action that resolves the sub-goal (e.g., rescuing a victim at the current position). When triggered, the HighLevelAgent.select_macro_goal() method constructs the agent-specific state tuple through HighLevelAgent.get_state(), performs epsilon-greedy Q-table lookup to select a macro-action index, and calls translate_action_to_goal() to convert the macro-action index into concrete grid coordinates and a textual rationale [4], [6].</w:t>
       </w:r>
     </w:p>
     <w:p>
@@ -13071,64 +13046,11 @@
         <w:jc w:val="both"/>
       </w:pPr>
       <w:r>
-        <w:t>For drones, the state tuple is (</w:t>
-      </w:r>
-      <w:proofErr w:type="spellStart"/>
-      <w:r>
-        <w:t>battery_low</w:t>
-      </w:r>
-      <w:proofErr w:type="spellEnd"/>
-      <w:r>
-        <w:t xml:space="preserve">, unexplored, overlap) where </w:t>
-      </w:r>
-      <w:proofErr w:type="spellStart"/>
-      <w:r>
-        <w:t>battery_low</w:t>
-      </w:r>
-      <w:proofErr w:type="spellEnd"/>
-      <w:r>
-        <w:t xml:space="preserve"> is 1 if battery ≤ 40, unexplored is 1 if the mean value of </w:t>
-      </w:r>
-      <w:proofErr w:type="spellStart"/>
+        <w:t xml:space="preserve">For drones, the state tuple is (battery_low, unexplored, overlap) where battery_low is 1 if battery ≤ 40, unexplored is 1 if the mean value of </w:t>
+      </w:r>
       <w:r>
         <w:lastRenderedPageBreak/>
-        <w:t>mapped_grid</w:t>
-      </w:r>
-      <w:proofErr w:type="spellEnd"/>
-      <w:r>
-        <w:t xml:space="preserve"> is below 0.9 (indicating unexplored cells remain), and overlap is a placeholder coordination variable. The drone macro-action space maps to: 0 → [3,3] (NW sector </w:t>
-      </w:r>
-      <w:proofErr w:type="spellStart"/>
-      <w:r>
-        <w:t>center</w:t>
-      </w:r>
-      <w:proofErr w:type="spellEnd"/>
-      <w:r>
-        <w:t>, 'Prioritizing exploration of the North-West sector'), 1 → [3,11] (NE), 2 → [11,3] (SW), 3 → [11,11] (SE), 4 → nearest charge station. For the rover, the state tuple is (</w:t>
-      </w:r>
-      <w:proofErr w:type="spellStart"/>
-      <w:r>
-        <w:t>battery_low</w:t>
-      </w:r>
-      <w:proofErr w:type="spellEnd"/>
-      <w:r>
-        <w:t xml:space="preserve">, </w:t>
-      </w:r>
-      <w:proofErr w:type="spellStart"/>
-      <w:r>
-        <w:t>scanned_victim_exists</w:t>
-      </w:r>
-      <w:proofErr w:type="spellEnd"/>
-      <w:r>
-        <w:t xml:space="preserve">, </w:t>
-      </w:r>
-      <w:proofErr w:type="spellStart"/>
-      <w:r>
-        <w:t>debris_exists</w:t>
-      </w:r>
-      <w:proofErr w:type="spellEnd"/>
-      <w:r>
-        <w:t>), and the macro-action space adds: 5 → closest scanned victim's position, 6 → closest debris position [4], [6].</w:t>
+        <w:t>mapped_grid is below 0.9 (indicating unexplored cells remain), and overlap is a placeholder coordination variable. The drone macro-action space maps to: 0 → [3,3] (NW sector center, 'Prioritizing exploration of the North-West sector'), 1 → [3,11] (NE), 2 → [11,3] (SW), 3 → [11,11] (SE), 4 → nearest charge station. For the rover, the state tuple is (battery_low, scanned_victim_exists, debris_exists), and the macro-action space adds: 5 → closest scanned victim's position, 6 → closest debris position [4], [6].</w:t>
       </w:r>
     </w:p>
     <w:p>
@@ -13147,15 +13069,7 @@
         <w:jc w:val="both"/>
       </w:pPr>
       <w:r>
-        <w:t xml:space="preserve">Once a sub-goal is assigned, the low-level action selection is invoked at every subsequent timestep. The </w:t>
-      </w:r>
-      <w:proofErr w:type="spellStart"/>
-      <w:r>
-        <w:t>LowLevelAgent.select_action_pathfinder</w:t>
-      </w:r>
-      <w:proofErr w:type="spellEnd"/>
-      <w:r>
-        <w:t>() method first checks for immediate interaction opportunities: if the agent is already at the sub-goal position, it returns action 4 (Interact). For the rover, it additionally checks if the current position holds a scanned victim or if the agent is on a charge station with battery below 70%. For drones, it checks if on a charge station with battery below 40% [6], [11].</w:t>
+        <w:t>Once a sub-goal is assigned, the low-level action selection is invoked at every subsequent timestep. The LowLevelAgent.select_action_pathfinder() method first checks for immediate interaction opportunities: if the agent is already at the sub-goal position, it returns action 4 (Interact). For the rover, it additionally checks if the current position holds a scanned victim or if the agent is on a charge station with battery below 70%. For drones, it checks if on a charge station with battery below 40% [6], [11].</w:t>
       </w:r>
     </w:p>
     <w:p>
@@ -13164,15 +13078,7 @@
         <w:jc w:val="both"/>
       </w:pPr>
       <w:r>
-        <w:t xml:space="preserve">If no immediate interaction applies, the BFS pathfinder </w:t>
-      </w:r>
-      <w:proofErr w:type="spellStart"/>
-      <w:r>
-        <w:t>LowLevelAgent.find_path</w:t>
-      </w:r>
-      <w:proofErr w:type="spellEnd"/>
-      <w:r>
-        <w:t>() is invoked with agent-specific traversal constraints. For drones, fire cells are blocked but debris cells are traversable. For the rover, both fire and debris cells are blocked in the primary BFS pass. If the primary BFS finds a valid path, the first step in the path is checked: if it leads to a debris cell (for the rover), action 4 (Interact/Clear) is returned to initiate debris clearance before proceeding. Otherwise, the direction delta between the current position and the first path step is converted to a directional action (0=North, 1=South, 2=East, 3=West). If primary BFS fails, a secondary BFS allowing debris traversal for the rover is attempted, enabling the rover to plan clearing sequences through debris-blocked regions. If both BFS passes fail, the DQN policy network is queried as a final fallback, and if all else fails, a random safe direction (avoiding fire) is returned [6], [14].</w:t>
+        <w:t>If no immediate interaction applies, the BFS pathfinder LowLevelAgent.find_path() is invoked with agent-specific traversal constraints. For drones, fire cells are blocked but debris cells are traversable. For the rover, both fire and debris cells are blocked in the primary BFS pass. If the primary BFS finds a valid path, the first step in the path is checked: if it leads to a debris cell (for the rover), action 4 (Interact/Clear) is returned to initiate debris clearance before proceeding. Otherwise, the direction delta between the current position and the first path step is converted to a directional action (0=North, 1=South, 2=East, 3=West). If primary BFS fails, a secondary BFS allowing debris traversal for the rover is attempted, enabling the rover to plan clearing sequences through debris-blocked regions. If both BFS passes fail, the DQN policy network is queried as a final fallback, and if all else fails, a random safe direction (avoiding fire) is returned [6], [14].</w:t>
       </w:r>
     </w:p>
     <w:p>
@@ -13195,31 +13101,7 @@
       </w:r>
       <w:r>
         <w:lastRenderedPageBreak/>
-        <w:t xml:space="preserve">2 penalty on debris contact without moving, both deactivate on fire. The Interact action handles charging (battery restored to 100, no battery cost), debris clearing (removes adjacent debris entry from </w:t>
-      </w:r>
-      <w:proofErr w:type="spellStart"/>
-      <w:r>
-        <w:t>debris_locations</w:t>
-      </w:r>
-      <w:proofErr w:type="spellEnd"/>
-      <w:r>
-        <w:t xml:space="preserve">, updates grid cell to 0, costs 4 battery), and victim rescue (changes victim status to 'rescued', increments rover score). After action processing, the </w:t>
-      </w:r>
-      <w:proofErr w:type="spellStart"/>
-      <w:r>
-        <w:t>mapped_grid</w:t>
-      </w:r>
-      <w:proofErr w:type="spellEnd"/>
-      <w:r>
-        <w:t xml:space="preserve"> is updated by scanning agent fields of view: any victim within a drone or rover's 3×3 FOV that is still 'hidden' is promoted to 'scanned' status, making it visible to all agents through the shared </w:t>
-      </w:r>
-      <w:proofErr w:type="spellStart"/>
-      <w:r>
-        <w:t>scanned_victims</w:t>
-      </w:r>
-      <w:proofErr w:type="spellEnd"/>
-      <w:r>
-        <w:t xml:space="preserve"> dictionary [4], [6].</w:t>
+        <w:t>2 penalty on debris contact without moving, both deactivate on fire. The Interact action handles charging (battery restored to 100, no battery cost), debris clearing (removes adjacent debris entry from debris_locations, updates grid cell to 0, costs 4 battery), and victim rescue (changes victim status to 'rescued', increments rover score). After action processing, the mapped_grid is updated by scanning agent fields of view: any victim within a drone or rover's 3×3 FOV that is still 'hidden' is promoted to 'scanned' status, making it visible to all agents through the shared scanned_victims dictionary [4], [6].</w:t>
       </w:r>
     </w:p>
     <w:p>
@@ -13228,31 +13110,7 @@
         <w:jc w:val="both"/>
       </w:pPr>
       <w:r>
-        <w:t xml:space="preserve">Every 7 timesteps, the dynamic fire spread mechanic executes: for each existing fire cell, each of its four cardinal </w:t>
-      </w:r>
-      <w:proofErr w:type="spellStart"/>
-      <w:r>
-        <w:t>neighbors</w:t>
-      </w:r>
-      <w:proofErr w:type="spellEnd"/>
-      <w:r>
-        <w:t xml:space="preserve"> is evaluated. If the </w:t>
-      </w:r>
-      <w:proofErr w:type="spellStart"/>
-      <w:r>
-        <w:t>neighbor</w:t>
-      </w:r>
-      <w:proofErr w:type="spellEnd"/>
-      <w:r>
-        <w:t xml:space="preserve"> is within grid bounds, is currently empty (grid value 0), is not a charge station, and is not currently occupied by an agent, there is an 18% probability that the </w:t>
-      </w:r>
-      <w:proofErr w:type="spellStart"/>
-      <w:r>
-        <w:t>neighbor</w:t>
-      </w:r>
-      <w:proofErr w:type="spellEnd"/>
-      <w:r>
-        <w:t xml:space="preserve"> becomes a new fire cell (grid value 2). This stochastic spread mechanic gradually expands the hazard footprint, increasing pressure on agents to complete rescue operations before access to victim locations is blocked [4], [6].</w:t>
+        <w:t>Every 7 timesteps, the dynamic fire spread mechanic executes: for each existing fire cell, each of its four cardinal neighbors is evaluated. If the neighbor is within grid bounds, is currently empty (grid value 0), is not a charge station, and is not currently occupied by an agent, there is an 18% probability that the neighbor becomes a new fire cell (grid value 2). This stochastic spread mechanic gradually expands the hazard footprint, increasing pressure on agents to complete rescue operations before access to victim locations is blocked [4], [6].</w:t>
       </w:r>
     </w:p>
     <w:p>
@@ -13434,15 +13292,7 @@
       </w:pPr>
       <w:bookmarkStart w:id="80" w:name="bm_3_5_1_search_and_rescue_environment"/>
       <w:r>
-        <w:t>3.5.1 Search and Rescue Environment (</w:t>
-      </w:r>
-      <w:proofErr w:type="spellStart"/>
-      <w:r>
-        <w:t>SearchRescueEnv</w:t>
-      </w:r>
-      <w:proofErr w:type="spellEnd"/>
-      <w:r>
-        <w:t>)</w:t>
+        <w:t>3.5.1 Search and Rescue Environment (SearchRescueEnv)</w:t>
       </w:r>
       <w:bookmarkEnd w:id="80"/>
     </w:p>
@@ -13452,23 +13302,7 @@
         <w:jc w:val="both"/>
       </w:pPr>
       <w:r>
-        <w:t xml:space="preserve">The </w:t>
-      </w:r>
-      <w:proofErr w:type="spellStart"/>
-      <w:r>
-        <w:t>SearchRescueEnv</w:t>
-      </w:r>
-      <w:proofErr w:type="spellEnd"/>
-      <w:r>
-        <w:t xml:space="preserve"> class, implemented in environment.py, is a fully self-contained discrete grid simulation engine for the SAR scenario. The grid is represented as a 15×15 NumPy integer array (</w:t>
-      </w:r>
-      <w:proofErr w:type="spellStart"/>
-      <w:r>
-        <w:t>dtype</w:t>
-      </w:r>
-      <w:proofErr w:type="spellEnd"/>
-      <w:r>
-        <w:t>=int32) where cell values encode: 0 (empty), 1 (debris/obstacle), 2 (fire), and 3 (charge station). Two charge stations are placed at fixed positions [0,7] and [14,7] on opposite sides of the grid and persist throughout each episode [11], [15].</w:t>
+        <w:t>The SearchRescueEnv class, implemented in environment.py, is a fully self-contained discrete grid simulation engine for the SAR scenario. The grid is represented as a 15×15 NumPy integer array (dtype=int32) where cell values encode: 0 (empty), 1 (debris/obstacle), 2 (fire), and 3 (charge station). Two charge stations are placed at fixed positions [0,7] and [14,7] on opposite sides of the grid and persist throughout each episode [11], [15].</w:t>
       </w:r>
     </w:p>
     <w:p>
@@ -13477,23 +13311,7 @@
         <w:jc w:val="both"/>
       </w:pPr>
       <w:r>
-        <w:t xml:space="preserve">On each reset(), the grid is cleared (charge stations restored), and three categories of objects are randomly spawned in non-overlapping positions: 10 debris obstacles in grid interior rows 2-12, 2 fire seed locations in grid interior rows 3-11, and 3 victims in grid interior rows 1-13 with initial status 'hidden'. Agent positions are also reset to their initial corners. A shared </w:t>
-      </w:r>
-      <w:proofErr w:type="spellStart"/>
-      <w:r>
-        <w:t>mapped_grid</w:t>
-      </w:r>
-      <w:proofErr w:type="spellEnd"/>
-      <w:r>
-        <w:t xml:space="preserve"> (15×15, </w:t>
-      </w:r>
-      <w:proofErr w:type="spellStart"/>
-      <w:r>
-        <w:t>dtype</w:t>
-      </w:r>
-      <w:proofErr w:type="spellEnd"/>
-      <w:r>
-        <w:t>=int32) tracks exploration progress: cells are marked as 1 (explored) when any agent's 3×3 FOV covers them. Charge station positions are pre-marked as explored [4], [6].</w:t>
+        <w:t>On each reset(), the grid is cleared (charge stations restored), and three categories of objects are randomly spawned in non-overlapping positions: 10 debris obstacles in grid interior rows 2-12, 2 fire seed locations in grid interior rows 3-11, and 3 victims in grid interior rows 1-13 with initial status 'hidden'. Agent positions are also reset to their initial corners. A shared mapped_grid (15×15, dtype=int32) tracks exploration progress: cells are marked as 1 (explored) when any agent's 3×3 FOV covers them. Charge station positions are pre-marked as explored [4], [6].</w:t>
       </w:r>
     </w:p>
     <w:p>
@@ -13502,47 +13320,7 @@
         <w:jc w:val="both"/>
       </w:pPr>
       <w:r>
-        <w:t xml:space="preserve">The </w:t>
-      </w:r>
-      <w:proofErr w:type="spellStart"/>
-      <w:r>
-        <w:t>get_observations</w:t>
-      </w:r>
-      <w:proofErr w:type="spellEnd"/>
-      <w:r>
-        <w:t xml:space="preserve">() method constructs individual agent observation dictionaries containing: current position, battery level, active status, the shared </w:t>
-      </w:r>
-      <w:proofErr w:type="spellStart"/>
-      <w:r>
-        <w:t>mapped_grid</w:t>
-      </w:r>
-      <w:proofErr w:type="spellEnd"/>
-      <w:r>
-        <w:t xml:space="preserve">, </w:t>
-      </w:r>
-      <w:proofErr w:type="spellStart"/>
-      <w:r>
-        <w:t>scanned_victims</w:t>
-      </w:r>
-      <w:proofErr w:type="spellEnd"/>
-      <w:r>
-        <w:t xml:space="preserve"> (dictionary of </w:t>
-      </w:r>
-      <w:proofErr w:type="spellStart"/>
-      <w:r>
-        <w:t>victim_id</w:t>
-      </w:r>
-      <w:proofErr w:type="spellEnd"/>
-      <w:r>
-        <w:t xml:space="preserve"> to position, for victims with status 'scanned'), </w:t>
-      </w:r>
-      <w:proofErr w:type="spellStart"/>
-      <w:r>
-        <w:t>rescued_victims</w:t>
-      </w:r>
-      <w:proofErr w:type="spellEnd"/>
-      <w:r>
-        <w:t xml:space="preserve"> (similar, for rescued), visible debris (positions of debris in explored cells), visible fires (positions of fire in explored cells), and charge station positions. This observation structure is used by both policy levels and the explainability engine [6], [8].</w:t>
+        <w:t>The get_observations() method constructs individual agent observation dictionaries containing: current position, battery level, active status, the shared mapped_grid, scanned_victims (dictionary of victim_id to position, for victims with status 'scanned'), rescued_victims (similar, for rescued), visible debris (positions of debris in explored cells), visible fires (positions of fire in explored cells), and charge station positions. This observation structure is used by both policy levels and the explainability engine [6], [8].</w:t>
       </w:r>
     </w:p>
     <w:p>
@@ -13551,23 +13329,7 @@
         <w:jc w:val="both"/>
       </w:pPr>
       <w:r>
-        <w:t xml:space="preserve">The step() method processes agent actions in the order A1, A2, A3. It applies movement with role-specific collision logic, processes Interact actions for charging, debris clearing, and victim rescue, updates the shared </w:t>
-      </w:r>
-      <w:proofErr w:type="spellStart"/>
-      <w:r>
-        <w:t>mapped_grid</w:t>
-      </w:r>
-      <w:proofErr w:type="spellEnd"/>
-      <w:r>
-        <w:t xml:space="preserve">, executes stochastic fire spread every 7 steps, and checks for episode termination conditions (all rescued, all dead, or step count ≥ 150). The info dictionary returned by step() includes an </w:t>
-      </w:r>
-      <w:proofErr w:type="spellStart"/>
-      <w:r>
-        <w:t>xai_logs</w:t>
-      </w:r>
-      <w:proofErr w:type="spellEnd"/>
-      <w:r>
-        <w:t xml:space="preserve"> sub-dictionary populated by environment-level events such as battery depletion, fire collision, and successful rescue [6], [8].</w:t>
+        <w:t>The step() method processes agent actions in the order A1, A2, A3. It applies movement with role-specific collision logic, processes Interact actions for charging, debris clearing, and victim rescue, updates the shared mapped_grid, executes stochastic fire spread every 7 steps, and checks for episode termination conditions (all rescued, all dead, or step count ≥ 150). The info dictionary returned by step() includes an xai_logs sub-dictionary populated by environment-level events such as battery depletion, fire collision, and successful rescue [6], [8].</w:t>
       </w:r>
     </w:p>
     <w:p>
@@ -13577,15 +13339,7 @@
       <w:bookmarkStart w:id="81" w:name="bm_3_5_2_high_level_agent_highlevelage"/>
       <w:r>
         <w:lastRenderedPageBreak/>
-        <w:t>3.5.2 High-Level Agent (</w:t>
-      </w:r>
-      <w:proofErr w:type="spellStart"/>
-      <w:r>
-        <w:t>HighLevelAgent</w:t>
-      </w:r>
-      <w:proofErr w:type="spellEnd"/>
-      <w:r>
-        <w:t>)</w:t>
+        <w:t>3.5.2 High-Level Agent (HighLevelAgent)</w:t>
       </w:r>
       <w:bookmarkEnd w:id="81"/>
     </w:p>
@@ -13595,31 +13349,7 @@
         <w:jc w:val="both"/>
       </w:pPr>
       <w:r>
-        <w:t xml:space="preserve">The </w:t>
-      </w:r>
-      <w:proofErr w:type="spellStart"/>
-      <w:r>
-        <w:t>HighLevelAgent</w:t>
-      </w:r>
-      <w:proofErr w:type="spellEnd"/>
-      <w:r>
-        <w:t xml:space="preserve"> class in high_level_agent.py implements a tabular Q-learning policy for strategic macro-goal assignment. The agent maintains two separate Q-tables: </w:t>
-      </w:r>
-      <w:proofErr w:type="spellStart"/>
-      <w:r>
-        <w:t>q_table_drone</w:t>
-      </w:r>
-      <w:proofErr w:type="spellEnd"/>
-      <w:r>
-        <w:t xml:space="preserve"> (shared by A1 and A2) and </w:t>
-      </w:r>
-      <w:proofErr w:type="spellStart"/>
-      <w:r>
-        <w:t>q_table_rover</w:t>
-      </w:r>
-      <w:proofErr w:type="spellEnd"/>
-      <w:r>
-        <w:t xml:space="preserve"> (for A3). Both Q-tables are implemented as Python dictionaries mapping state tuples to NumPy float32 arrays of Q-values, enabling lazy initialization — new states are added with zero-value arrays on first access [4], [6].</w:t>
+        <w:t>The HighLevelAgent class in high_level_agent.py implements a tabular Q-learning policy for strategic macro-goal assignment. The agent maintains two separate Q-tables: q_table_drone (shared by A1 and A2) and q_table_rover (for A3). Both Q-tables are implemented as Python dictionaries mapping state tuples to NumPy float32 arrays of Q-values, enabling lazy initialization — new states are added with zero-value arrays on first access [4], [6].</w:t>
       </w:r>
     </w:p>
     <w:p>
@@ -13628,55 +13358,7 @@
         <w:jc w:val="both"/>
       </w:pPr>
       <w:r>
-        <w:t>The drone state space is a 3-element binary tuple (</w:t>
-      </w:r>
-      <w:proofErr w:type="spellStart"/>
-      <w:r>
-        <w:t>battery_low</w:t>
-      </w:r>
-      <w:proofErr w:type="spellEnd"/>
-      <w:r>
-        <w:t xml:space="preserve">, unexplored, overlap). </w:t>
-      </w:r>
-      <w:proofErr w:type="spellStart"/>
-      <w:r>
-        <w:t>battery_low</w:t>
-      </w:r>
-      <w:proofErr w:type="spellEnd"/>
-      <w:r>
-        <w:t xml:space="preserve"> is 1 when battery ≤ 40. unexplored is computed by checking the mean of </w:t>
-      </w:r>
-      <w:proofErr w:type="spellStart"/>
-      <w:r>
-        <w:t>mapped_grid</w:t>
-      </w:r>
-      <w:proofErr w:type="spellEnd"/>
-      <w:r>
-        <w:t xml:space="preserve"> against a 0.9 threshold — if less than 90% of cells are explored, unexplored = 1. The overlap field is initialized to 0 in the current implementation, serving as a placeholder for future coordination state extensions. This yields 2³ = 8 possible drone states. The rover state space is (</w:t>
-      </w:r>
-      <w:proofErr w:type="spellStart"/>
-      <w:r>
-        <w:t>battery_low</w:t>
-      </w:r>
-      <w:proofErr w:type="spellEnd"/>
-      <w:r>
-        <w:t xml:space="preserve">, </w:t>
-      </w:r>
-      <w:proofErr w:type="spellStart"/>
-      <w:r>
-        <w:t>scanned_victim_exists</w:t>
-      </w:r>
-      <w:proofErr w:type="spellEnd"/>
-      <w:r>
-        <w:t xml:space="preserve">, </w:t>
-      </w:r>
-      <w:proofErr w:type="spellStart"/>
-      <w:r>
-        <w:t>debris_exists</w:t>
-      </w:r>
-      <w:proofErr w:type="spellEnd"/>
-      <w:r>
-        <w:t>), also a 3-element binary tuple with 2³ = 8 possible states, encoding whether a scanned victim and debris obstacle are currently visible [4], [6].</w:t>
+        <w:t>The drone state space is a 3-element binary tuple (battery_low, unexplored, overlap). battery_low is 1 when battery ≤ 40. unexplored is computed by checking the mean of mapped_grid against a 0.9 threshold — if less than 90% of cells are explored, unexplored = 1. The overlap field is initialized to 0 in the current implementation, serving as a placeholder for future coordination state extensions. This yields 2³ = 8 possible drone states. The rover state space is (battery_low, scanned_victim_exists, debris_exists), also a 3-element binary tuple with 2³ = 8 possible states, encoding whether a scanned victim and debris obstacle are currently visible [4], [6].</w:t>
       </w:r>
     </w:p>
     <w:p>
@@ -13685,15 +13367,7 @@
         <w:jc w:val="both"/>
       </w:pPr>
       <w:r>
-        <w:t xml:space="preserve">Macro-goal selection uses epsilon-greedy exploration: with probability epsilon (which decays from 0.15 toward 0.05 with schedule max(0.05, 0.15 × 0.95^(ep/10))), a random valid macro-action is selected; otherwise, the action with the maximum Q-value for the current state is chosen, with ties broken by random selection among maximizing actions. The </w:t>
-      </w:r>
-      <w:proofErr w:type="spellStart"/>
-      <w:r>
-        <w:t>translate_action_to_goal</w:t>
-      </w:r>
-      <w:proofErr w:type="spellEnd"/>
-      <w:r>
-        <w:t>() method maps action indices to concrete coordinates and rationale strings used by the Explainability Engine [6], [8].</w:t>
+        <w:t>Macro-goal selection uses epsilon-greedy exploration: with probability epsilon (which decays from 0.15 toward 0.05 with schedule max(0.05, 0.15 × 0.95^(ep/10))), a random valid macro-action is selected; otherwise, the action with the maximum Q-value for the current state is chosen, with ties broken by random selection among maximizing actions. The translate_action_to_goal() method maps action indices to concrete coordinates and rationale strings used by the Explainability Engine [6], [8].</w:t>
       </w:r>
     </w:p>
     <w:p>
@@ -13702,63 +13376,7 @@
         <w:jc w:val="both"/>
       </w:pPr>
       <w:r>
-        <w:t>Q-table updates use the standard Bellman temporal difference rule: Q(</w:t>
-      </w:r>
-      <w:proofErr w:type="spellStart"/>
-      <w:r>
-        <w:t>s,o</w:t>
-      </w:r>
-      <w:proofErr w:type="spellEnd"/>
-      <w:r>
-        <w:t>) ← Q(</w:t>
-      </w:r>
-      <w:proofErr w:type="spellStart"/>
-      <w:r>
-        <w:t>s,o</w:t>
-      </w:r>
-      <w:proofErr w:type="spellEnd"/>
-      <w:r>
-        <w:t>) + α[</w:t>
-      </w:r>
-      <w:proofErr w:type="spellStart"/>
-      <w:r>
-        <w:t>R_acc</w:t>
-      </w:r>
-      <w:proofErr w:type="spellEnd"/>
-      <w:r>
-        <w:t xml:space="preserve"> + </w:t>
-      </w:r>
-      <w:proofErr w:type="spellStart"/>
-      <w:r>
-        <w:t>γ·max_o</w:t>
-      </w:r>
-      <w:proofErr w:type="spellEnd"/>
-      <w:r>
-        <w:t>' Q(</w:t>
-      </w:r>
-      <w:proofErr w:type="spellStart"/>
-      <w:r>
-        <w:t>s',o</w:t>
-      </w:r>
-      <w:proofErr w:type="spellEnd"/>
-      <w:r>
-        <w:t>') - Q(</w:t>
-      </w:r>
-      <w:proofErr w:type="spellStart"/>
-      <w:r>
-        <w:t>s,o</w:t>
-      </w:r>
-      <w:proofErr w:type="spellEnd"/>
-      <w:r>
-        <w:t xml:space="preserve">)] where α = 0.15 is the learning rate, γ = 0.9 is the discount factor, </w:t>
-      </w:r>
-      <w:proofErr w:type="spellStart"/>
-      <w:r>
-        <w:t>R_acc</w:t>
-      </w:r>
-      <w:proofErr w:type="spellEnd"/>
-      <w:r>
-        <w:t xml:space="preserve"> is the accumulated reward during the option execution, and s' is the state observed at option termination. Updates are triggered by the SMDP training loop in main.py when each option terminates (sub-goal reached or episode ends). Weight persistence is implemented via pickle serialization of both Q-table dictionaries [4], [6].</w:t>
+        <w:t>Q-table updates use the standard Bellman temporal difference rule: Q(s,o) ← Q(s,o) + α[R_acc + γ·max_o' Q(s',o') - Q(s,o)] where α = 0.15 is the learning rate, γ = 0.9 is the discount factor, R_acc is the accumulated reward during the option execution, and s' is the state observed at option termination. Updates are triggered by the SMDP training loop in main.py when each option terminates (sub-goal reached or episode ends). Weight persistence is implemented via pickle serialization of both Q-table dictionaries [4], [6].</w:t>
       </w:r>
     </w:p>
     <w:p>
@@ -13790,71 +13408,7 @@
       </w:pPr>
       <w:r>
         <w:lastRenderedPageBreak/>
-        <w:t xml:space="preserve">The </w:t>
-      </w:r>
-      <w:proofErr w:type="spellStart"/>
-      <w:r>
-        <w:t>LowLevelAgent</w:t>
-      </w:r>
-      <w:proofErr w:type="spellEnd"/>
-      <w:r>
-        <w:t xml:space="preserve"> class in low_level_agent.py implements the DQN architecture and BFS pathfinder for primitive action selection. The </w:t>
-      </w:r>
-      <w:proofErr w:type="spellStart"/>
-      <w:r>
-        <w:t>QNetwork</w:t>
-      </w:r>
-      <w:proofErr w:type="spellEnd"/>
-      <w:r>
-        <w:t xml:space="preserve"> class is a fully connected neural network: Linear(12,64) → </w:t>
-      </w:r>
-      <w:proofErr w:type="spellStart"/>
-      <w:r>
-        <w:t>ReLU</w:t>
-      </w:r>
-      <w:proofErr w:type="spellEnd"/>
-      <w:r>
-        <w:t xml:space="preserve"> → Linear(64,64) → </w:t>
-      </w:r>
-      <w:proofErr w:type="spellStart"/>
-      <w:r>
-        <w:t>ReLU</w:t>
-      </w:r>
-      <w:proofErr w:type="spellEnd"/>
-      <w:r>
-        <w:t xml:space="preserve"> → Linear(64,5), where 12 is the state vector dimension and 5 is the action space size (North, South, East, West, Interact). Separate policy and target networks are maintained for drone agents (shared by A1 and A2) and rover agent A3: </w:t>
-      </w:r>
-      <w:proofErr w:type="spellStart"/>
-      <w:r>
-        <w:t>policy_net_drone</w:t>
-      </w:r>
-      <w:proofErr w:type="spellEnd"/>
-      <w:r>
-        <w:t xml:space="preserve">, </w:t>
-      </w:r>
-      <w:proofErr w:type="spellStart"/>
-      <w:r>
-        <w:t>target_net_drone</w:t>
-      </w:r>
-      <w:proofErr w:type="spellEnd"/>
-      <w:r>
-        <w:t xml:space="preserve">, </w:t>
-      </w:r>
-      <w:proofErr w:type="spellStart"/>
-      <w:r>
-        <w:t>policy_net_rover</w:t>
-      </w:r>
-      <w:proofErr w:type="spellEnd"/>
-      <w:r>
-        <w:t xml:space="preserve">, </w:t>
-      </w:r>
-      <w:proofErr w:type="spellStart"/>
-      <w:r>
-        <w:t>target_net_rover</w:t>
-      </w:r>
-      <w:proofErr w:type="spellEnd"/>
-      <w:r>
-        <w:t>. The Adam optimizer with learning rate 1e-3 is used for gradient descent updates [6], [14].</w:t>
+        <w:t>The LowLevelAgent class in low_level_agent.py implements the DQN architecture and BFS pathfinder for primitive action selection. The QNetwork class is a fully connected neural network: Linear(12,64) → ReLU → Linear(64,64) → ReLU → Linear(64,5), where 12 is the state vector dimension and 5 is the action space size (North, South, East, West, Interact). Separate policy and target networks are maintained for drone agents (shared by A1 and A2) and rover agent A3: policy_net_drone, target_net_drone, policy_net_rover, target_net_rover. The Adam optimizer with learning rate 1e-3 is used for gradient descent updates [6], [14].</w:t>
       </w:r>
     </w:p>
     <w:p>
@@ -13863,95 +13417,7 @@
         <w:jc w:val="both"/>
       </w:pPr>
       <w:r>
-        <w:t xml:space="preserve">The 12-dimensional state vector constructed by </w:t>
-      </w:r>
-      <w:proofErr w:type="spellStart"/>
-      <w:r>
-        <w:t>get_state_vector</w:t>
-      </w:r>
-      <w:proofErr w:type="spellEnd"/>
-      <w:r>
-        <w:t>() encodes three feature categories: (1) normalized sub-goal direction: dx = (</w:t>
-      </w:r>
-      <w:proofErr w:type="spellStart"/>
-      <w:r>
-        <w:t>sub_goal_x</w:t>
-      </w:r>
-      <w:proofErr w:type="spellEnd"/>
-      <w:r>
-        <w:t xml:space="preserve"> - </w:t>
-      </w:r>
-      <w:proofErr w:type="spellStart"/>
-      <w:r>
-        <w:t>pos_x</w:t>
-      </w:r>
-      <w:proofErr w:type="spellEnd"/>
-      <w:r>
-        <w:t xml:space="preserve">) / 15, </w:t>
-      </w:r>
-      <w:proofErr w:type="spellStart"/>
-      <w:r>
-        <w:t>dy</w:t>
-      </w:r>
-      <w:proofErr w:type="spellEnd"/>
-      <w:r>
-        <w:t xml:space="preserve"> = (</w:t>
-      </w:r>
-      <w:proofErr w:type="spellStart"/>
-      <w:r>
-        <w:t>sub_goal_y</w:t>
-      </w:r>
-      <w:proofErr w:type="spellEnd"/>
-      <w:r>
-        <w:t xml:space="preserve"> - </w:t>
-      </w:r>
-      <w:proofErr w:type="spellStart"/>
-      <w:r>
-        <w:t>pos_y</w:t>
-      </w:r>
-      <w:proofErr w:type="spellEnd"/>
-      <w:r>
-        <w:t xml:space="preserve">) / 15, providing a normalized displacement vector pointing from the agent's current position toward the sub-goal; (2) normalized battery: battery / 100.0; and (3) 3×3 local grid encoding: a 9-element flattened representation of the 3×3 </w:t>
-      </w:r>
-      <w:proofErr w:type="spellStart"/>
-      <w:r>
-        <w:t>neighborhood</w:t>
-      </w:r>
-      <w:proofErr w:type="spellEnd"/>
-      <w:r>
-        <w:t xml:space="preserve"> </w:t>
-      </w:r>
-      <w:proofErr w:type="spellStart"/>
-      <w:r>
-        <w:t>centered</w:t>
-      </w:r>
-      <w:proofErr w:type="spellEnd"/>
-      <w:r>
-        <w:t xml:space="preserve"> on the agent's current position, where cells are encoded as 0.0 (empty/unexplored), 1.0 (debris or out-of-bounds), 2.0 (fire), or 3.0 (charge station). If a position is outside grid boundaries, it is encoded as 1.0 (treated as an obstacle). This vector is constructed from the agent's observation dictionary using </w:t>
-      </w:r>
-      <w:proofErr w:type="spellStart"/>
-      <w:r>
-        <w:t>debris_set</w:t>
-      </w:r>
-      <w:proofErr w:type="spellEnd"/>
-      <w:r>
-        <w:t xml:space="preserve">, </w:t>
-      </w:r>
-      <w:proofErr w:type="spellStart"/>
-      <w:r>
-        <w:t>fire_set</w:t>
-      </w:r>
-      <w:proofErr w:type="spellEnd"/>
-      <w:r>
-        <w:t xml:space="preserve">, and </w:t>
-      </w:r>
-      <w:proofErr w:type="spellStart"/>
-      <w:r>
-        <w:t>cs_set</w:t>
-      </w:r>
-      <w:proofErr w:type="spellEnd"/>
-      <w:r>
-        <w:t xml:space="preserve"> for efficient cell type lookup [4], [6].</w:t>
+        <w:t>The 12-dimensional state vector constructed by get_state_vector() encodes three feature categories: (1) normalized sub-goal direction: dx = (sub_goal_x - pos_x) / 15, dy = (sub_goal_y - pos_y) / 15, providing a normalized displacement vector pointing from the agent's current position toward the sub-goal; (2) normalized battery: battery / 100.0; and (3) 3×3 local grid encoding: a 9-element flattened representation of the 3×3 neighborhood centered on the agent's current position, where cells are encoded as 0.0 (empty/unexplored), 1.0 (debris or out-of-bounds), 2.0 (fire), or 3.0 (charge station). If a position is outside grid boundaries, it is encoded as 1.0 (treated as an obstacle). This vector is constructed from the agent's observation dictionary using debris_set, fire_set, and cs_set for efficient cell type lookup [4], [6].</w:t>
       </w:r>
     </w:p>
     <w:p>
@@ -13960,87 +13426,7 @@
         <w:jc w:val="both"/>
       </w:pPr>
       <w:r>
-        <w:t>Experience replay is implemented with a deque-based memory buffer of capacity 5000 transitions. Each transition is stored as a tuple (</w:t>
-      </w:r>
-      <w:proofErr w:type="spellStart"/>
-      <w:r>
-        <w:t>agent_id</w:t>
-      </w:r>
-      <w:proofErr w:type="spellEnd"/>
-      <w:r>
-        <w:t xml:space="preserve">, </w:t>
-      </w:r>
-      <w:proofErr w:type="spellStart"/>
-      <w:r>
-        <w:t>state_tensor</w:t>
-      </w:r>
-      <w:proofErr w:type="spellEnd"/>
-      <w:r>
-        <w:t xml:space="preserve">, action, reward, </w:t>
-      </w:r>
-      <w:proofErr w:type="spellStart"/>
-      <w:r>
-        <w:t>next_state_tensor</w:t>
-      </w:r>
-      <w:proofErr w:type="spellEnd"/>
-      <w:r>
-        <w:t xml:space="preserve">, done). The </w:t>
-      </w:r>
-      <w:proofErr w:type="spellStart"/>
-      <w:r>
-        <w:t>train_step</w:t>
-      </w:r>
-      <w:proofErr w:type="spellEnd"/>
-      <w:r>
-        <w:t>() method samples a random mini-batch of 64 transitions, separates them into drone and rover sub-batches, and for each non-empty sub-batch computes the DQN loss: L = MSE(</w:t>
-      </w:r>
-      <w:proofErr w:type="spellStart"/>
-      <w:r>
-        <w:t>Q_policy</w:t>
-      </w:r>
-      <w:proofErr w:type="spellEnd"/>
-      <w:r>
-        <w:t>(</w:t>
-      </w:r>
-      <w:proofErr w:type="spellStart"/>
-      <w:r>
-        <w:t>s,a</w:t>
-      </w:r>
-      <w:proofErr w:type="spellEnd"/>
-      <w:r>
-        <w:t xml:space="preserve">), r + γ · </w:t>
-      </w:r>
-      <w:proofErr w:type="spellStart"/>
-      <w:r>
-        <w:t>max_a</w:t>
-      </w:r>
-      <w:proofErr w:type="spellEnd"/>
-      <w:r>
-        <w:t xml:space="preserve">' </w:t>
-      </w:r>
-      <w:proofErr w:type="spellStart"/>
-      <w:r>
-        <w:t>Q_target</w:t>
-      </w:r>
-      <w:proofErr w:type="spellEnd"/>
-      <w:r>
-        <w:t>(</w:t>
-      </w:r>
-      <w:proofErr w:type="spellStart"/>
-      <w:r>
-        <w:t>s',a</w:t>
-      </w:r>
-      <w:proofErr w:type="spellEnd"/>
-      <w:r>
-        <w:t xml:space="preserve">') · (1-done)). Gradient descent updates are applied to the policy networks. Target networks are synchronized with policy networks every 5 training episodes via </w:t>
-      </w:r>
-      <w:proofErr w:type="spellStart"/>
-      <w:r>
-        <w:t>update_target_networks</w:t>
-      </w:r>
-      <w:proofErr w:type="spellEnd"/>
-      <w:r>
-        <w:t>() [6], [14].</w:t>
+        <w:t>Experience replay is implemented with a deque-based memory buffer of capacity 5000 transitions. Each transition is stored as a tuple (agent_id, state_tensor, action, reward, next_state_tensor, done). The train_step() method samples a random mini-batch of 64 transitions, separates them into drone and rover sub-batches, and for each non-empty sub-batch computes the DQN loss: L = MSE(Q_policy(s,a), r + γ · max_a' Q_target(s',a') · (1-done)). Gradient descent updates are applied to the policy networks. Target networks are synchronized with policy networks every 5 training episodes via update_target_networks() [6], [14].</w:t>
       </w:r>
     </w:p>
     <w:p>
@@ -14049,15 +13435,7 @@
       </w:pPr>
       <w:bookmarkStart w:id="83" w:name="bm_3_5_4_explainability_engine_explain"/>
       <w:r>
-        <w:t>3.5.4 Explainability Engine (</w:t>
-      </w:r>
-      <w:proofErr w:type="spellStart"/>
-      <w:r>
-        <w:t>ExplainabilityEngine</w:t>
-      </w:r>
-      <w:proofErr w:type="spellEnd"/>
-      <w:r>
-        <w:t>)</w:t>
+        <w:t>3.5.4 Explainability Engine (ExplainabilityEngine)</w:t>
       </w:r>
       <w:bookmarkEnd w:id="83"/>
     </w:p>
@@ -14067,15 +13445,7 @@
         <w:jc w:val="both"/>
       </w:pPr>
       <w:r>
-        <w:t xml:space="preserve">The </w:t>
-      </w:r>
-      <w:proofErr w:type="spellStart"/>
-      <w:r>
-        <w:t>ExplainabilityEngine</w:t>
-      </w:r>
-      <w:proofErr w:type="spellEnd"/>
-      <w:r>
-        <w:t xml:space="preserve"> class in explain.py provides three complementary explanation generation methods that together produce a comprehensive, </w:t>
+        <w:t xml:space="preserve">The ExplainabilityEngine class in explain.py provides three complementary explanation generation methods that together produce a comprehensive, </w:t>
       </w:r>
       <w:r>
         <w:lastRenderedPageBreak/>
@@ -14088,39 +13458,7 @@
         <w:jc w:val="both"/>
       </w:pPr>
       <w:r>
-        <w:t>High-Level Justification (</w:t>
-      </w:r>
-      <w:proofErr w:type="spellStart"/>
-      <w:r>
-        <w:t>justify_high_level</w:t>
-      </w:r>
-      <w:proofErr w:type="spellEnd"/>
-      <w:r>
-        <w:t xml:space="preserve">): When a new macro-goal is assigned, this method generates a formatted explanation string incorporating: the agent's role name (Drone 1 Scout, Drone 2 Scout, or Rover 3 Rescuer), the specific reason string generated by </w:t>
-      </w:r>
-      <w:proofErr w:type="spellStart"/>
-      <w:r>
-        <w:t>translate_action_to_goal</w:t>
-      </w:r>
-      <w:proofErr w:type="spellEnd"/>
-      <w:r>
-        <w:t xml:space="preserve">() in the high-level agent (e.g., 'Prioritizing exploration of the North-East sector' or 'Victim V2 scanned at [8,11]. Initiating rescue transit (Distance: 6 blocks)'), the agent's current battery percentage, and peer coordination context showing where other agents are currently heading based on their </w:t>
-      </w:r>
-      <w:proofErr w:type="spellStart"/>
-      <w:r>
-        <w:t>sub_goal</w:t>
-      </w:r>
-      <w:proofErr w:type="spellEnd"/>
-      <w:r>
-        <w:t xml:space="preserve"> attributes. This high-level explanation is logged by the server as a '</w:t>
-      </w:r>
-      <w:proofErr w:type="spellStart"/>
-      <w:r>
-        <w:t>high_level</w:t>
-      </w:r>
-      <w:proofErr w:type="spellEnd"/>
-      <w:r>
-        <w:t>' type log entry and displayed in the dashboard explanation panel [6], [8].</w:t>
+        <w:t>High-Level Justification (justify_high_level): When a new macro-goal is assigned, this method generates a formatted explanation string incorporating: the agent's role name (Drone 1 Scout, Drone 2 Scout, or Rover 3 Rescuer), the specific reason string generated by translate_action_to_goal() in the high-level agent (e.g., 'Prioritizing exploration of the North-East sector' or 'Victim V2 scanned at [8,11]. Initiating rescue transit (Distance: 6 blocks)'), the agent's current battery percentage, and peer coordination context showing where other agents are currently heading based on their sub_goal attributes. This high-level explanation is logged by the server as a 'high_level' type log entry and displayed in the dashboard explanation panel [6], [8].</w:t>
       </w:r>
     </w:p>
     <w:p>
@@ -14129,63 +13467,7 @@
         <w:jc w:val="both"/>
       </w:pPr>
       <w:r>
-        <w:t>Low-Level Justification (</w:t>
-      </w:r>
-      <w:proofErr w:type="spellStart"/>
-      <w:r>
-        <w:t>justify_low_level</w:t>
-      </w:r>
-      <w:proofErr w:type="spellEnd"/>
-      <w:r>
-        <w:t xml:space="preserve">): For each primitive action, this method </w:t>
-      </w:r>
-      <w:proofErr w:type="spellStart"/>
-      <w:r>
-        <w:t>analyzes</w:t>
-      </w:r>
-      <w:proofErr w:type="spellEnd"/>
-      <w:r>
-        <w:t xml:space="preserve"> the spatial context of the decision. First, it checks for interaction-type actions (action 4): if on a charge station, it reports charging; if rover is adjacent to debris, it reports debris clearing with the debris position; if rover is on a scanned victim, it reports rescue initiation. For movement actions (0-3), the method computes the displacement vector from the agent's current position to the sub-goal, checks whether the chosen direction reduces or increases horizontal or vertical distance to the sub-goal (classifying as 'reducing distance', 'maintaining distance', or 'rerouting'), and scans </w:t>
-      </w:r>
-      <w:proofErr w:type="spellStart"/>
-      <w:r>
-        <w:t>neighboring</w:t>
-      </w:r>
-      <w:proofErr w:type="spellEnd"/>
-      <w:r>
-        <w:t xml:space="preserve"> cells for hazards by intersecting the four cardinal direction cells with </w:t>
-      </w:r>
-      <w:proofErr w:type="spellStart"/>
-      <w:r>
-        <w:t>fire_set</w:t>
-      </w:r>
-      <w:proofErr w:type="spellEnd"/>
-      <w:r>
-        <w:t xml:space="preserve"> and (for rover) </w:t>
-      </w:r>
-      <w:proofErr w:type="spellStart"/>
-      <w:r>
-        <w:t>debris_set</w:t>
-      </w:r>
-      <w:proofErr w:type="spellEnd"/>
-      <w:r>
-        <w:t>, appending a list of blocked directions to the explanation. The combined explanation follows the format: '{Agent} selected action Move {DIR}, {</w:t>
-      </w:r>
-      <w:proofErr w:type="spellStart"/>
-      <w:r>
-        <w:t>distance_change</w:t>
-      </w:r>
-      <w:proofErr w:type="spellEnd"/>
-      <w:r>
-        <w:t>} to sub-goal at {</w:t>
-      </w:r>
-      <w:proofErr w:type="spellStart"/>
-      <w:r>
-        <w:t>sub_goal</w:t>
-      </w:r>
-      <w:proofErr w:type="spellEnd"/>
-      <w:r>
-        <w:t>}. [Avoiding hazards in: NORTH (Fire), WEST (Debris)].' [6], [8]</w:t>
+        <w:t>Low-Level Justification (justify_low_level): For each primitive action, this method analyzes the spatial context of the decision. First, it checks for interaction-type actions (action 4): if on a charge station, it reports charging; if rover is adjacent to debris, it reports debris clearing with the debris position; if rover is on a scanned victim, it reports rescue initiation. For movement actions (0-3), the method computes the displacement vector from the agent's current position to the sub-goal, checks whether the chosen direction reduces or increases horizontal or vertical distance to the sub-goal (classifying as 'reducing distance', 'maintaining distance', or 'rerouting'), and scans neighboring cells for hazards by intersecting the four cardinal direction cells with fire_set and (for rover) debris_set, appending a list of blocked directions to the explanation. The combined explanation follows the format: '{Agent} selected action Move {DIR}, {distance_change} to sub-goal at {sub_goal}. [Avoiding hazards in: NORTH (Fire), WEST (Debris)].' [6], [8]</w:t>
       </w:r>
     </w:p>
     <w:p>
@@ -14194,75 +13476,11 @@
         <w:jc w:val="both"/>
       </w:pPr>
       <w:r>
-        <w:t>Gradient Saliency Attribution (</w:t>
-      </w:r>
-      <w:proofErr w:type="spellStart"/>
-      <w:r>
-        <w:t>compute_saliency</w:t>
-      </w:r>
-      <w:proofErr w:type="spellEnd"/>
-      <w:r>
-        <w:t xml:space="preserve">): This method implements real-time gradient-based feature attribution using </w:t>
-      </w:r>
-      <w:proofErr w:type="spellStart"/>
-      <w:r>
-        <w:t>PyTorch</w:t>
-      </w:r>
-      <w:proofErr w:type="spellEnd"/>
-      <w:r>
-        <w:t xml:space="preserve"> </w:t>
-      </w:r>
-      <w:proofErr w:type="spellStart"/>
-      <w:r>
-        <w:t>autograd</w:t>
-      </w:r>
-      <w:proofErr w:type="spellEnd"/>
-      <w:r>
-        <w:t xml:space="preserve">. The current 12-element state vector is cloned with </w:t>
-      </w:r>
-      <w:proofErr w:type="spellStart"/>
-      <w:r>
-        <w:t>requires_grad</w:t>
-      </w:r>
-      <w:proofErr w:type="spellEnd"/>
-      <w:r>
-        <w:t xml:space="preserve">=True. The appropriate policy network (drone or rover) performs a forward pass to compute Q-values. The Q-value corresponding to the argmax action (the greedy action that would be selected at epsilon=0) is isolated, and backward() </w:t>
+        <w:t xml:space="preserve">Gradient Saliency Attribution (compute_saliency): This method implements real-time gradient-based feature attribution using PyTorch autograd. The current 12-element state vector is cloned with requires_grad=True. The appropriate policy network (drone or rover) performs a forward pass to compute Q-values. The Q-value corresponding to the argmax action (the greedy action that would be selected at epsilon=0) is isolated, and backward() </w:t>
       </w:r>
       <w:r>
         <w:lastRenderedPageBreak/>
-        <w:t>is called to compute gradients of that Q-value with respect to all 12 input features. The absolute values of the gradient tensor represent the sensitivity of the selected action's Q-value to each input feature. Features are grouped into: Target Proximity (features 0-1: |</w:t>
-      </w:r>
-      <w:proofErr w:type="spellStart"/>
-      <w:r>
-        <w:t>grad_dx</w:t>
-      </w:r>
-      <w:proofErr w:type="spellEnd"/>
-      <w:r>
-        <w:t>| + |</w:t>
-      </w:r>
-      <w:proofErr w:type="spellStart"/>
-      <w:r>
-        <w:t>grad_dy</w:t>
-      </w:r>
-      <w:proofErr w:type="spellEnd"/>
-      <w:r>
-        <w:t>|), Battery Status (feature 2: |</w:t>
-      </w:r>
-      <w:proofErr w:type="spellStart"/>
-      <w:r>
-        <w:t>grad_battery</w:t>
-      </w:r>
-      <w:proofErr w:type="spellEnd"/>
-      <w:r>
-        <w:t>|), and Hazard Avoidance (features 3-11: sum(|</w:t>
-      </w:r>
-      <w:proofErr w:type="spellStart"/>
-      <w:r>
-        <w:t>grad_fov_i</w:t>
-      </w:r>
-      <w:proofErr w:type="spellEnd"/>
-      <w:r>
-        <w:t>|)). The three group values are normalized to sum to 100% to produce percentage attribution scores. Edge cases where all gradients are zero (fresh network initialization with uniform outputs) are handled by substituting default values of 60.0%, 10.0%, 30.0% [8], [14].</w:t>
+        <w:t>is called to compute gradients of that Q-value with respect to all 12 input features. The absolute values of the gradient tensor represent the sensitivity of the selected action's Q-value to each input feature. Features are grouped into: Target Proximity (features 0-1: |grad_dx| + |grad_dy|), Battery Status (feature 2: |grad_battery|), and Hazard Avoidance (features 3-11: sum(|grad_fov_i|)). The three group values are normalized to sum to 100% to produce percentage attribution scores. Edge cases where all gradients are zero (fresh network initialization with uniform outputs) are handled by substituting default values of 60.0%, 10.0%, 30.0% [8], [14].</w:t>
       </w:r>
     </w:p>
     <w:p>
@@ -14337,15 +13555,7 @@
       </w:pPr>
       <w:bookmarkStart w:id="85" w:name="bm_3_5_5_server_and_dashboard_sarserve"/>
       <w:r>
-        <w:t>3.5.5 Server and Dashboard (</w:t>
-      </w:r>
-      <w:proofErr w:type="spellStart"/>
-      <w:r>
-        <w:t>SARServerHandler</w:t>
-      </w:r>
-      <w:proofErr w:type="spellEnd"/>
-      <w:r>
-        <w:t>)</w:t>
+        <w:t>3.5.5 Server and Dashboard (SARServerHandler)</w:t>
       </w:r>
       <w:bookmarkEnd w:id="85"/>
     </w:p>
@@ -14355,39 +13565,7 @@
         <w:jc w:val="both"/>
       </w:pPr>
       <w:r>
-        <w:t xml:space="preserve">The </w:t>
-      </w:r>
-      <w:proofErr w:type="spellStart"/>
-      <w:r>
-        <w:t>SARServerHandler</w:t>
-      </w:r>
-      <w:proofErr w:type="spellEnd"/>
-      <w:r>
-        <w:t xml:space="preserve"> class in server.py extends Python's built-in </w:t>
-      </w:r>
-      <w:proofErr w:type="spellStart"/>
-      <w:r>
-        <w:t>SimpleHTTPRequestHandler</w:t>
-      </w:r>
-      <w:proofErr w:type="spellEnd"/>
-      <w:r>
-        <w:t xml:space="preserve"> with custom API endpoints for simulation control and metric streaming. On server startup, the handler attempts to load pre-trained weights from </w:t>
-      </w:r>
-      <w:proofErr w:type="spellStart"/>
-      <w:r>
-        <w:t>src</w:t>
-      </w:r>
-      <w:proofErr w:type="spellEnd"/>
-      <w:r>
-        <w:t>/weights/ (pickle file for Q-tables, .</w:t>
-      </w:r>
-      <w:proofErr w:type="spellStart"/>
-      <w:r>
-        <w:t>pth</w:t>
-      </w:r>
-      <w:proofErr w:type="spellEnd"/>
-      <w:r>
-        <w:t xml:space="preserve"> files for DQN networks), enabling immediate simulation without requiring re-training. CORS </w:t>
+        <w:t xml:space="preserve">The SARServerHandler class in server.py extends Python's built-in SimpleHTTPRequestHandler with custom API endpoints for simulation control and metric streaming. On server startup, the handler attempts to load pre-trained weights from src/weights/ (pickle file for Q-tables, .pth files for DQN networks), enabling immediate simulation without requiring re-training. CORS </w:t>
       </w:r>
       <w:r>
         <w:lastRenderedPageBreak/>
@@ -14400,63 +13578,7 @@
         <w:jc w:val="both"/>
       </w:pPr>
       <w:r>
-        <w:t>The /</w:t>
-      </w:r>
-      <w:proofErr w:type="spellStart"/>
-      <w:r>
-        <w:t>api</w:t>
-      </w:r>
-      <w:proofErr w:type="spellEnd"/>
-      <w:r>
-        <w:t>/reset endpoint resets the environment and returns a JSON response containing the full initial state: grid size, agent positions and battery levels, victim positions and statuses, debris and fire locations, and charge station positions. The /</w:t>
-      </w:r>
-      <w:proofErr w:type="spellStart"/>
-      <w:r>
-        <w:t>api</w:t>
-      </w:r>
-      <w:proofErr w:type="spellEnd"/>
-      <w:r>
-        <w:t>/simulate endpoint executes one full simulation step: it assigns new macro-goals for agents without sub-goals (calling the high-level agent at epsilon=0 for greedy inference), selects primitive actions for all active agents (calling BFS-primary low-level selection at epsilon=0), steps the environment, generates explanations for all decisions, and returns a comprehensive JSON response including all updated state fields, step count, done flag, explanation logs, gradient saliency values per agent, and step rewards. The /</w:t>
-      </w:r>
-      <w:proofErr w:type="spellStart"/>
-      <w:r>
-        <w:t>api</w:t>
-      </w:r>
-      <w:proofErr w:type="spellEnd"/>
-      <w:r>
-        <w:t xml:space="preserve">/train endpoint streams training progress via Server-Sent Events: it runs the complete SMDP training loop for the requested number of episodes and writes JSON-encoded metric objects (epoch, </w:t>
-      </w:r>
-      <w:proofErr w:type="spellStart"/>
-      <w:r>
-        <w:t>train_acc</w:t>
-      </w:r>
-      <w:proofErr w:type="spellEnd"/>
-      <w:r>
-        <w:t xml:space="preserve">, </w:t>
-      </w:r>
-      <w:proofErr w:type="spellStart"/>
-      <w:r>
-        <w:t>val_acc</w:t>
-      </w:r>
-      <w:proofErr w:type="spellEnd"/>
-      <w:r>
-        <w:t xml:space="preserve">, </w:t>
-      </w:r>
-      <w:proofErr w:type="spellStart"/>
-      <w:r>
-        <w:t>train_loss</w:t>
-      </w:r>
-      <w:proofErr w:type="spellEnd"/>
-      <w:r>
-        <w:t xml:space="preserve">, </w:t>
-      </w:r>
-      <w:proofErr w:type="spellStart"/>
-      <w:r>
-        <w:t>val_loss</w:t>
-      </w:r>
-      <w:proofErr w:type="spellEnd"/>
-      <w:r>
-        <w:t>, reward) to the SSE stream after each episode completes [4], [8].</w:t>
+        <w:t>The /api/reset endpoint resets the environment and returns a JSON response containing the full initial state: grid size, agent positions and battery levels, victim positions and statuses, debris and fire locations, and charge station positions. The /api/simulate endpoint executes one full simulation step: it assigns new macro-goals for agents without sub-goals (calling the high-level agent at epsilon=0 for greedy inference), selects primitive actions for all active agents (calling BFS-primary low-level selection at epsilon=0), steps the environment, generates explanations for all decisions, and returns a comprehensive JSON response including all updated state fields, step count, done flag, explanation logs, gradient saliency values per agent, and step rewards. The /api/train endpoint streams training progress via Server-Sent Events: it runs the complete SMDP training loop for the requested number of episodes and writes JSON-encoded metric objects (epoch, train_acc, val_acc, train_loss, val_loss, reward) to the SSE stream after each episode completes [4], [8].</w:t>
       </w:r>
     </w:p>
     <w:p>
@@ -14485,31 +13607,7 @@
         <w:jc w:val="both"/>
       </w:pPr>
       <w:r>
-        <w:t xml:space="preserve">The SMDP training loop in main.py implements the complete hierarchical learning procedure. At the start of each episode, the environment is reset and option tracking variables are initialized: </w:t>
-      </w:r>
-      <w:proofErr w:type="spellStart"/>
-      <w:r>
-        <w:t>option_start_states</w:t>
-      </w:r>
-      <w:proofErr w:type="spellEnd"/>
-      <w:r>
-        <w:t xml:space="preserve"> (recording the high-level state at the beginning of each option), </w:t>
-      </w:r>
-      <w:proofErr w:type="spellStart"/>
-      <w:r>
-        <w:t>option_actions</w:t>
-      </w:r>
-      <w:proofErr w:type="spellEnd"/>
-      <w:r>
-        <w:t xml:space="preserve"> (recording the macro-action index selected), and </w:t>
-      </w:r>
-      <w:proofErr w:type="spellStart"/>
-      <w:r>
-        <w:t>option_accumulated_rewards</w:t>
-      </w:r>
-      <w:proofErr w:type="spellEnd"/>
-      <w:r>
-        <w:t xml:space="preserve"> (accumulating step rewards during option execution). Epsilon values for both policy levels are computed using the decay schedule at the start of each episode [4], [6].</w:t>
+        <w:t>The SMDP training loop in main.py implements the complete hierarchical learning procedure. At the start of each episode, the environment is reset and option tracking variables are initialized: option_start_states (recording the high-level state at the beginning of each option), option_actions (recording the macro-action index selected), and option_accumulated_rewards (accumulating step rewards during option execution). Epsilon values for both policy levels are computed using the decay schedule at the start of each episode [4], [6].</w:t>
       </w:r>
     </w:p>
     <w:p>
@@ -14541,39 +13639,7 @@
         <w:jc w:val="both"/>
       </w:pPr>
       <w:r>
-        <w:t xml:space="preserve">The episode lifecycle illustrated in Figure 3.5 begins with grid initialization: clearing all cell values, placing charge stations, randomly spawning debris, fire, and victims in non-overlapping positions, resetting agent positions and batteries, and initializing the </w:t>
-      </w:r>
-      <w:proofErr w:type="spellStart"/>
-      <w:r>
-        <w:t>mapped_grid</w:t>
-      </w:r>
-      <w:proofErr w:type="spellEnd"/>
-      <w:r>
-        <w:t xml:space="preserve">. The step loop processes agent actions, updates the </w:t>
-      </w:r>
-      <w:proofErr w:type="spellStart"/>
-      <w:r>
-        <w:t>mapped_grid</w:t>
-      </w:r>
-      <w:proofErr w:type="spellEnd"/>
-      <w:r>
-        <w:t xml:space="preserve"> through </w:t>
-      </w:r>
-      <w:proofErr w:type="spellStart"/>
-      <w:r>
-        <w:t>update_mapping</w:t>
-      </w:r>
-      <w:proofErr w:type="spellEnd"/>
-      <w:r>
-        <w:t xml:space="preserve">(), and executes stochastic fire spread every 7 steps. Three terminal conditions end the episode: (1) all victims rescued (success), (2) all agents inactive (team failure), or (3) </w:t>
-      </w:r>
-      <w:proofErr w:type="spellStart"/>
-      <w:r>
-        <w:t>step_count</w:t>
-      </w:r>
-      <w:proofErr w:type="spellEnd"/>
-      <w:r>
-        <w:t xml:space="preserve"> ≥ 150 (timeout) [4], [6].</w:t>
+        <w:t>The episode lifecycle illustrated in Figure 3.5 begins with grid initialization: clearing all cell values, placing charge stations, randomly spawning debris, fire, and victims in non-overlapping positions, resetting agent positions and batteries, and initializing the mapped_grid. The step loop processes agent actions, updates the mapped_grid through update_mapping(), and executes stochastic fire spread every 7 steps. Three terminal conditions end the episode: (1) all victims rescued (success), (2) all agents inactive (team failure), or (3) step_count ≥ 150 (timeout) [4], [6].</w:t>
       </w:r>
     </w:p>
     <w:p>
@@ -14592,15 +13658,7 @@
         <w:jc w:val="both"/>
       </w:pPr>
       <w:r>
-        <w:t xml:space="preserve">The agent decision flow illustrated in Figure 3.6 shows the complete decision pipeline for a single active agent at a single timestep. The flow begins with an active status check. If </w:t>
-      </w:r>
-      <w:proofErr w:type="spellStart"/>
-      <w:r>
-        <w:t>sub_goal</w:t>
-      </w:r>
-      <w:proofErr w:type="spellEnd"/>
-      <w:r>
-        <w:t xml:space="preserve"> is None, the high-level policy is invoked, the XAI engine generates a high-level explanation, and the new sub-goal and rationale are stored. The BFS pathfinder then attempts to find a path to the sub-goal with agent-specific constraints. Depending on the BFS result and any immediate interaction conditions, a primitive action is selected. The XAI engine generates a low-level spatial explanation and computes gradient saliency. The action is submitted to the environment, and the resulting transition is stored for DQN training [6], [8].</w:t>
+        <w:t>The agent decision flow illustrated in Figure 3.6 shows the complete decision pipeline for a single active agent at a single timestep. The flow begins with an active status check. If sub_goal is None, the high-level policy is invoked, the XAI engine generates a high-level explanation, and the new sub-goal and rationale are stored. The BFS pathfinder then attempts to find a path to the sub-goal with agent-specific constraints. Depending on the BFS result and any immediate interaction conditions, a primitive action is selected. The XAI engine generates a low-level spatial explanation and computes gradient saliency. The action is submitted to the environment, and the resulting transition is stored for DQN training [6], [8].</w:t>
       </w:r>
     </w:p>
     <w:p>
@@ -14814,13 +13872,13 @@
       <w:pPr>
         <w:pStyle w:val="Heading2"/>
       </w:pPr>
-      <w:bookmarkStart w:id="93" w:name="bm_3_9_hardware_and_software_requireme"/>
-      <w:bookmarkStart w:id="94" w:name="bm_3_7_mathematical_model"/>
+      <w:bookmarkStart w:id="93" w:name="bm_3_7_mathematical_model"/>
+      <w:bookmarkStart w:id="94" w:name="bm_3_9_hardware_and_software_requireme"/>
       <w:r>
         <w:lastRenderedPageBreak/>
         <w:t>3.7 Mathematical Model</w:t>
       </w:r>
-      <w:bookmarkEnd w:id="94"/>
+      <w:bookmarkEnd w:id="93"/>
     </w:p>
     <w:p>
       <w:pPr>
@@ -14838,103 +13896,7 @@
         <w:jc w:val="both"/>
       </w:pPr>
       <w:r>
-        <w:t>The EMARL-SAR coordination problem is formalized as a Cooperative Semi-Markov Decision Process (Co-SMDP) defined by the tuple (N, S, {</w:t>
-      </w:r>
-      <w:proofErr w:type="spellStart"/>
-      <w:r>
-        <w:t>A_H^i</w:t>
-      </w:r>
-      <w:proofErr w:type="spellEnd"/>
-      <w:r>
-        <w:t>}, {</w:t>
-      </w:r>
-      <w:proofErr w:type="spellStart"/>
-      <w:r>
-        <w:t>A_L^i</w:t>
-      </w:r>
-      <w:proofErr w:type="spellEnd"/>
-      <w:r>
-        <w:t xml:space="preserve">}, T, R, </w:t>
-      </w:r>
-      <w:proofErr w:type="spellStart"/>
-      <w:r>
-        <w:t>gamma_H</w:t>
-      </w:r>
-      <w:proofErr w:type="spellEnd"/>
-      <w:r>
-        <w:t xml:space="preserve">, </w:t>
-      </w:r>
-      <w:proofErr w:type="spellStart"/>
-      <w:r>
-        <w:t>gamma_L</w:t>
-      </w:r>
-      <w:proofErr w:type="spellEnd"/>
-      <w:r>
-        <w:t xml:space="preserve">), where: N = {A1, A2, A3} is the set of agents; S is the joint state space (grid configuration, agent positions, battery levels, victim statuses, mapped grid); </w:t>
-      </w:r>
-      <w:proofErr w:type="spellStart"/>
-      <w:r>
-        <w:t>A_H^i</w:t>
-      </w:r>
-      <w:proofErr w:type="spellEnd"/>
-      <w:r>
-        <w:t xml:space="preserve"> is the macro-goal action space for agent </w:t>
-      </w:r>
-      <w:proofErr w:type="spellStart"/>
-      <w:r>
-        <w:t>i</w:t>
-      </w:r>
-      <w:proofErr w:type="spellEnd"/>
-      <w:r>
-        <w:t xml:space="preserve"> (|A_H^{drone}| = 5, |A_H^{rover}| = 7); </w:t>
-      </w:r>
-      <w:proofErr w:type="spellStart"/>
-      <w:r>
-        <w:t>A_L^i</w:t>
-      </w:r>
-      <w:proofErr w:type="spellEnd"/>
-      <w:r>
-        <w:t xml:space="preserve"> is the primitive action space for agent </w:t>
-      </w:r>
-      <w:proofErr w:type="spellStart"/>
-      <w:r>
-        <w:t>i</w:t>
-      </w:r>
-      <w:proofErr w:type="spellEnd"/>
-      <w:r>
-        <w:t xml:space="preserve"> (|A_L| = 5 for all agents: N, S, E, W, Interact); T: S × </w:t>
-      </w:r>
-      <w:proofErr w:type="spellStart"/>
-      <w:r>
-        <w:t>A_joint</w:t>
-      </w:r>
-      <w:proofErr w:type="spellEnd"/>
-      <w:r>
-        <w:t xml:space="preserve"> × S → [0,1] is the joint stochastic transition function incorporating the 18% fire spread probability; R: S × </w:t>
-      </w:r>
-      <w:proofErr w:type="spellStart"/>
-      <w:r>
-        <w:t>A_joint</w:t>
-      </w:r>
-      <w:proofErr w:type="spellEnd"/>
-      <w:r>
-        <w:t xml:space="preserve"> → R is the shared cooperative reward function; </w:t>
-      </w:r>
-      <w:proofErr w:type="spellStart"/>
-      <w:r>
-        <w:t>gamma_H</w:t>
-      </w:r>
-      <w:proofErr w:type="spellEnd"/>
-      <w:r>
-        <w:t xml:space="preserve"> = 0.9 and </w:t>
-      </w:r>
-      <w:proofErr w:type="spellStart"/>
-      <w:r>
-        <w:t>gamma_L</w:t>
-      </w:r>
-      <w:proofErr w:type="spellEnd"/>
-      <w:r>
-        <w:t xml:space="preserve"> = 0.95 are the high-level and low-level discount factors respectively [4], [15].</w:t>
+        <w:t>The EMARL-SAR coordination problem is formalized as a Cooperative Semi-Markov Decision Process (Co-SMDP) defined by the tuple (N, S, {A_H^i}, {A_L^i}, T, R, gamma_H, gamma_L), where: N = {A1, A2, A3} is the set of agents; S is the joint state space (grid configuration, agent positions, battery levels, victim statuses, mapped grid); A_H^i is the macro-goal action space for agent i (|A_H^{drone}| = 5, |A_H^{rover}| = 7); A_L^i is the primitive action space for agent i (|A_L| = 5 for all agents: N, S, E, W, Interact); T: S × A_joint × S → [0,1] is the joint stochastic transition function incorporating the 18% fire spread probability; R: S × A_joint → R is the shared cooperative reward function; gamma_H = 0.9 and gamma_L = 0.95 are the high-level and low-level discount factors respectively [4], [15].</w:t>
       </w:r>
     </w:p>
     <w:p>
@@ -14953,23 +13915,7 @@
         <w:jc w:val="both"/>
       </w:pPr>
       <w:r>
-        <w:t xml:space="preserve">The Q-table high-level policy is updated using the SMDP Bellman equation for options. When option o (macro-goal) initiated at </w:t>
-      </w:r>
-      <w:proofErr w:type="spellStart"/>
-      <w:r>
-        <w:t>state s</w:t>
-      </w:r>
-      <w:proofErr w:type="spellEnd"/>
-      <w:r>
-        <w:t xml:space="preserve"> terminates at </w:t>
-      </w:r>
-      <w:proofErr w:type="spellStart"/>
-      <w:r>
-        <w:t>state s</w:t>
-      </w:r>
-      <w:proofErr w:type="spellEnd"/>
-      <w:r>
-        <w:t>' after k primitive action steps, the update is: [4], [6]</w:t>
+        <w:t>The Q-table high-level policy is updated using the SMDP Bellman equation for options. When option o (macro-goal) initiated at state s terminates at state s' after k primitive action steps, the update is: [4], [6]</w:t>
       </w:r>
     </w:p>
     <w:p>
@@ -15213,55 +14159,7 @@
         <w:jc w:val="both"/>
       </w:pPr>
       <w:r>
-        <w:t xml:space="preserve">where α = 0.15 is the Q-table learning rate, </w:t>
-      </w:r>
-      <w:proofErr w:type="spellStart"/>
-      <w:r>
-        <w:t>R_accumulated</w:t>
-      </w:r>
-      <w:proofErr w:type="spellEnd"/>
-      <w:r>
-        <w:t xml:space="preserve"> = Σ_{t=0}^{k-1} </w:t>
-      </w:r>
-      <w:proofErr w:type="spellStart"/>
-      <w:r>
-        <w:t>r_t</w:t>
-      </w:r>
-      <w:proofErr w:type="spellEnd"/>
-      <w:r>
-        <w:t xml:space="preserve"> is the total reward accumulated across all k primitive action steps during option </w:t>
-      </w:r>
-      <w:proofErr w:type="spellStart"/>
-      <w:r>
-        <w:t>o</w:t>
-      </w:r>
-      <w:proofErr w:type="spellEnd"/>
-      <w:r>
-        <w:t xml:space="preserve"> execution, </w:t>
-      </w:r>
-      <w:proofErr w:type="spellStart"/>
-      <w:r>
-        <w:t>γ_H</w:t>
-      </w:r>
-      <w:proofErr w:type="spellEnd"/>
-      <w:r>
-        <w:t xml:space="preserve"> = 0.9 is the high-level discount factor, and s, s' are the discrete state tuples before and after option execution. The </w:t>
-      </w:r>
-      <w:proofErr w:type="spellStart"/>
-      <w:r>
-        <w:t>max_o</w:t>
-      </w:r>
-      <w:proofErr w:type="spellEnd"/>
-      <w:r>
-        <w:t xml:space="preserve">' term bootstraps the future value from the greedy macro-goal available at the terminating </w:t>
-      </w:r>
-      <w:proofErr w:type="spellStart"/>
-      <w:r>
-        <w:t>state s</w:t>
-      </w:r>
-      <w:proofErr w:type="spellEnd"/>
-      <w:r>
-        <w:t>', enabling the high-level policy to evaluate the long-term strategic value of macro-goal assignments [4], [6].</w:t>
+        <w:t>where α = 0.15 is the Q-table learning rate, R_accumulated = Σ_{t=0}^{k-1} r_t is the total reward accumulated across all k primitive action steps during option o execution, γ_H = 0.9 is the high-level discount factor, and s, s' are the discrete state tuples before and after option execution. The max_o' term bootstraps the future value from the greedy macro-goal available at the terminating state s', enabling the high-level policy to evaluate the long-term strategic value of macro-goal assignments [4], [6].</w:t>
       </w:r>
     </w:p>
     <w:p>
@@ -15386,31 +14284,7 @@
       </w:pPr>
       <w:r>
         <w:lastRenderedPageBreak/>
-        <w:t xml:space="preserve">where the target value y is computed using the target network Q_{θ'}: y = r + </w:t>
-      </w:r>
-      <w:proofErr w:type="spellStart"/>
-      <w:r>
-        <w:t>γ_L</w:t>
-      </w:r>
-      <w:proofErr w:type="spellEnd"/>
-      <w:r>
-        <w:t xml:space="preserve"> · max_{a'} Q_{θ'}(s', a') · (1 - d), </w:t>
-      </w:r>
-      <w:proofErr w:type="spellStart"/>
-      <w:r>
-        <w:t>γ_L</w:t>
-      </w:r>
-      <w:proofErr w:type="spellEnd"/>
-      <w:r>
-        <w:t xml:space="preserve"> = 0.95 is the low-level discount factor, d ∈ {0,1} is the done flag, </w:t>
-      </w:r>
-      <w:proofErr w:type="spellStart"/>
-      <w:r>
-        <w:t>Q_θ</w:t>
-      </w:r>
-      <w:proofErr w:type="spellEnd"/>
-      <w:r>
-        <w:t xml:space="preserve"> is the online policy network, and Q_{θ'} is the target network with parameters θ' periodically copied from θ every 5 training episodes. The Adam optimizer with learning rate 1e-3 minimizes L(θ) through gradient descent on the policy network parameters θ [6], [14].</w:t>
+        <w:t>where the target value y is computed using the target network Q_{θ'}: y = r + γ_L · max_{a'} Q_{θ'}(s', a') · (1 - d), γ_L = 0.95 is the low-level discount factor, d ∈ {0,1} is the done flag, Q_θ is the online policy network, and Q_{θ'} is the target network with parameters θ' periodically copied from θ every 5 training episodes. The Adam optimizer with learning rate 1e-3 minimizes L(θ) through gradient descent on the policy network parameters θ [6], [14].</w:t>
       </w:r>
     </w:p>
     <w:p>
@@ -15429,47 +14303,7 @@
         <w:jc w:val="both"/>
       </w:pPr>
       <w:r>
-        <w:t xml:space="preserve">The BFS pathfinder implements standard Breadth-First Search on the discrete grid graph. For agent </w:t>
-      </w:r>
-      <w:proofErr w:type="spellStart"/>
-      <w:r>
-        <w:t>i</w:t>
-      </w:r>
-      <w:proofErr w:type="spellEnd"/>
-      <w:r>
-        <w:t xml:space="preserve"> at position p seeking sub-goal g, the BFS explores the grid using a queue initialized with p, maintaining a visited dictionary for path reconstruction. Traversal constraints are agent-specific: drones block fire cells; rover blocks fire cells in primary BFS and additionally blocks debris cells (unless the debris cell is the sub-goal itself). When the goal is reached, the visited dictionary is back-traced from g </w:t>
-      </w:r>
-      <w:proofErr w:type="spellStart"/>
-      <w:r>
-        <w:t>to p</w:t>
-      </w:r>
-      <w:proofErr w:type="spellEnd"/>
-      <w:r>
-        <w:t xml:space="preserve"> to extract the path, and the first step </w:t>
-      </w:r>
-      <w:proofErr w:type="spellStart"/>
-      <w:r>
-        <w:t>next_cell</w:t>
-      </w:r>
-      <w:proofErr w:type="spellEnd"/>
-      <w:r>
-        <w:t xml:space="preserve"> after p is returned as the recommended next position. The corresponding movement direction is: North (</w:t>
-      </w:r>
-      <w:proofErr w:type="spellStart"/>
-      <w:r>
-        <w:t>Δx</w:t>
-      </w:r>
-      <w:proofErr w:type="spellEnd"/>
-      <w:r>
-        <w:t xml:space="preserve"> = -1, </w:t>
-      </w:r>
-      <w:proofErr w:type="spellStart"/>
-      <w:r>
-        <w:t>Δy</w:t>
-      </w:r>
-      <w:proofErr w:type="spellEnd"/>
-      <w:r>
-        <w:t xml:space="preserve"> = 0), South (+1, 0), East (0, +1), West (0, -1) [6], [14].</w:t>
+        <w:t>The BFS pathfinder implements standard Breadth-First Search on the discrete grid graph. For agent i at position p seeking sub-goal g, the BFS explores the grid using a queue initialized with p, maintaining a visited dictionary for path reconstruction. Traversal constraints are agent-specific: drones block fire cells; rover blocks fire cells in primary BFS and additionally blocks debris cells (unless the debris cell is the sub-goal itself). When the goal is reached, the visited dictionary is back-traced from g to p to extract the path, and the first step next_cell after p is returned as the recommended next position. The corresponding movement direction is: North (Δx = -1, Δy = 0), South (+1, 0), East (0, +1), West (0, -1) [6], [14].</w:t>
       </w:r>
     </w:p>
     <w:p>
@@ -15488,39 +14322,7 @@
         <w:jc w:val="both"/>
       </w:pPr>
       <w:r>
-        <w:t xml:space="preserve">For the low-level DQN policy network </w:t>
-      </w:r>
-      <w:proofErr w:type="spellStart"/>
-      <w:r>
-        <w:t>Q_θ</w:t>
-      </w:r>
-      <w:proofErr w:type="spellEnd"/>
-      <w:r>
-        <w:t xml:space="preserve"> with input state vector s = (dx, </w:t>
-      </w:r>
-      <w:proofErr w:type="spellStart"/>
-      <w:r>
-        <w:t>dy</w:t>
-      </w:r>
-      <w:proofErr w:type="spellEnd"/>
-      <w:r>
-        <w:t xml:space="preserve">, battery, fov_0, ..., fov_8) ∈ R^12, the gradient saliency for the greedy action a* = </w:t>
-      </w:r>
-      <w:proofErr w:type="spellStart"/>
-      <w:r>
-        <w:t>argmax_a</w:t>
-      </w:r>
-      <w:proofErr w:type="spellEnd"/>
-      <w:r>
-        <w:t xml:space="preserve"> </w:t>
-      </w:r>
-      <w:proofErr w:type="spellStart"/>
-      <w:r>
-        <w:t>Q_θ</w:t>
-      </w:r>
-      <w:proofErr w:type="spellEnd"/>
-      <w:r>
-        <w:t>(s, a) is computed as: [6], [8]</w:t>
+        <w:t>For the low-level DQN policy network Q_θ with input state vector s = (dx, dy, battery, fov_0, ..., fov_8) ∈ R^12, the gradient saliency for the greedy action a* = argmax_a Q_θ(s, a) is computed as: [6], [8]</w:t>
       </w:r>
     </w:p>
     <w:p>
@@ -15968,55 +14770,7 @@
       </w:pPr>
       <w:r>
         <w:lastRenderedPageBreak/>
-        <w:t xml:space="preserve">The percentage attribution scores are computed as: </w:t>
-      </w:r>
-      <w:proofErr w:type="spellStart"/>
-      <w:r>
-        <w:t>P_k</w:t>
-      </w:r>
-      <w:proofErr w:type="spellEnd"/>
-      <w:r>
-        <w:t xml:space="preserve"> = (</w:t>
-      </w:r>
-      <w:proofErr w:type="spellStart"/>
-      <w:r>
-        <w:t>W_k</w:t>
-      </w:r>
-      <w:proofErr w:type="spellEnd"/>
-      <w:r>
-        <w:t xml:space="preserve"> / (</w:t>
-      </w:r>
-      <w:proofErr w:type="spellStart"/>
-      <w:r>
-        <w:t>W_target</w:t>
-      </w:r>
-      <w:proofErr w:type="spellEnd"/>
-      <w:r>
-        <w:t xml:space="preserve"> + </w:t>
-      </w:r>
-      <w:proofErr w:type="spellStart"/>
-      <w:r>
-        <w:t>W_battery</w:t>
-      </w:r>
-      <w:proofErr w:type="spellEnd"/>
-      <w:r>
-        <w:t xml:space="preserve"> + </w:t>
-      </w:r>
-      <w:proofErr w:type="spellStart"/>
-      <w:r>
-        <w:t>W_hazards</w:t>
-      </w:r>
-      <w:proofErr w:type="spellEnd"/>
-      <w:r>
-        <w:t xml:space="preserve"> + ε)) × 100% for k ∈ {target, battery, hazards}, where ε = 1e-6 prevents division by zero. The final percentages are adjusted so they sum exactly to 100% by adding the rounding residual to </w:t>
-      </w:r>
-      <w:proofErr w:type="spellStart"/>
-      <w:r>
-        <w:t>P_target</w:t>
-      </w:r>
-      <w:proofErr w:type="spellEnd"/>
-      <w:r>
-        <w:t>. These attribution percentages are transmitted to the dashboard and displayed as a bar chart visualization alongside the agent's current decision [4], [6].</w:t>
+        <w:t>The percentage attribution scores are computed as: P_k = (W_k / (W_target + W_battery + W_hazards + ε)) × 100% for k ∈ {target, battery, hazards}, where ε = 1e-6 prevents division by zero. The final percentages are adjusted so they sum exactly to 100% by adding the rounding residual to P_target. These attribution percentages are transmitted to the dashboard and displayed as a bar chart visualization alongside the agent's current decision [4], [6].</w:t>
       </w:r>
     </w:p>
     <w:p>
@@ -16051,29 +14805,8 @@
         </w:numPr>
         <w:spacing w:after="100" w:line="360" w:lineRule="auto"/>
       </w:pPr>
-      <w:proofErr w:type="spellStart"/>
-      <w:r>
-        <w:t>PyTorch</w:t>
-      </w:r>
-      <w:proofErr w:type="spellEnd"/>
-      <w:r>
-        <w:t xml:space="preserve"> 2.x with </w:t>
-      </w:r>
-      <w:proofErr w:type="spellStart"/>
-      <w:r>
-        <w:t>Autograd</w:t>
-      </w:r>
-      <w:proofErr w:type="spellEnd"/>
-      <w:r>
-        <w:t>: Deep Q-Network training via automatic differentiation; gradient saliency computation using .</w:t>
-      </w:r>
-      <w:proofErr w:type="spellStart"/>
-      <w:r>
-        <w:t>requires_grad</w:t>
-      </w:r>
-      <w:proofErr w:type="spellEnd"/>
-      <w:r>
-        <w:t>_(True) and .backward() on policy network Q-values</w:t>
+      <w:r>
+        <w:t>PyTorch 2.x with Autograd: Deep Q-Network training via automatic differentiation; gradient saliency computation using .requires_grad_(True) and .backward() on policy network Q-values</w:t>
       </w:r>
     </w:p>
     <w:p>
@@ -16099,23 +14832,7 @@
         <w:spacing w:after="100" w:line="360" w:lineRule="auto"/>
       </w:pPr>
       <w:r>
-        <w:t xml:space="preserve">Python </w:t>
-      </w:r>
-      <w:proofErr w:type="spellStart"/>
-      <w:r>
-        <w:t>http.server</w:t>
-      </w:r>
-      <w:proofErr w:type="spellEnd"/>
-      <w:r>
-        <w:t xml:space="preserve"> + </w:t>
-      </w:r>
-      <w:proofErr w:type="spellStart"/>
-      <w:r>
-        <w:t>socketserver</w:t>
-      </w:r>
-      <w:proofErr w:type="spellEnd"/>
-      <w:r>
-        <w:t>: Built-in HTTP server modules for REST API and SSE endpoint implementation without external dependencies</w:t>
+        <w:t>Python http.server + socketserver: Built-in HTTP server modules for REST API and SSE endpoint implementation without external dependencies</w:t>
       </w:r>
     </w:p>
     <w:p>
@@ -16128,15 +14845,7 @@
         <w:spacing w:after="100" w:line="360" w:lineRule="auto"/>
       </w:pPr>
       <w:r>
-        <w:t xml:space="preserve">HTML5 / CSS3 / JavaScript (Fetch API, </w:t>
-      </w:r>
-      <w:proofErr w:type="spellStart"/>
-      <w:r>
-        <w:t>EventSource</w:t>
-      </w:r>
-      <w:proofErr w:type="spellEnd"/>
-      <w:r>
-        <w:t>): Browser-based live dashboard with grid canvas rendering, real-time SSE metric streaming, and dynamic explanation log updates</w:t>
+        <w:t>HTML5 / CSS3 / JavaScript (Fetch API, EventSource): Browser-based live dashboard with grid canvas rendering, real-time SSE metric streaming, and dynamic explanation log updates</w:t>
       </w:r>
     </w:p>
     <w:p>
@@ -16161,13 +14870,8 @@
         </w:numPr>
         <w:spacing w:after="100" w:line="360" w:lineRule="auto"/>
       </w:pPr>
-      <w:proofErr w:type="spellStart"/>
-      <w:r>
-        <w:t>collections.deque</w:t>
-      </w:r>
-      <w:proofErr w:type="spellEnd"/>
-      <w:r>
-        <w:t>: Efficient fixed-size experience replay buffer implementation for DQN transition storage and sampling</w:t>
+      <w:r>
+        <w:t>collections.deque: Efficient fixed-size experience replay buffer implementation for DQN transition storage and sampling</w:t>
       </w:r>
     </w:p>
     <w:p>
@@ -16183,7 +14887,7 @@
         <w:lastRenderedPageBreak/>
         <w:t>3.9 Hardware and Software Requirements</w:t>
       </w:r>
-      <w:bookmarkEnd w:id="93"/>
+      <w:bookmarkEnd w:id="94"/>
     </w:p>
     <w:p>
       <w:pPr>
@@ -16410,13 +15114,8 @@
             </w:tcMar>
           </w:tcPr>
           <w:p>
-            <w:proofErr w:type="spellStart"/>
-            <w:r>
-              <w:t>PyTorch</w:t>
-            </w:r>
-            <w:proofErr w:type="spellEnd"/>
-            <w:r>
-              <w:t xml:space="preserve"> 2.x (CPU or CUDA variant)</w:t>
+            <w:r>
+              <w:t>PyTorch 2.x (CPU or CUDA variant)</w:t>
             </w:r>
           </w:p>
         </w:tc>
@@ -16765,15 +15464,7 @@
           </w:tcPr>
           <w:p>
             <w:r>
-              <w:t xml:space="preserve">Intel Core i5 8th Gen / AMD </w:t>
-            </w:r>
-            <w:proofErr w:type="spellStart"/>
-            <w:r>
-              <w:t>Ryzen</w:t>
-            </w:r>
-            <w:proofErr w:type="spellEnd"/>
-            <w:r>
-              <w:t xml:space="preserve"> 5 or equivalent</w:t>
+              <w:t>Intel Core i5 8th Gen / AMD Ryzen 5 or equivalent</w:t>
             </w:r>
           </w:p>
         </w:tc>
@@ -17044,23 +15735,7 @@
         <w:jc w:val="both"/>
       </w:pPr>
       <w:r>
-        <w:t xml:space="preserve">This chapter presents the complete implementation details and experimental evaluation of the EMARL-SAR framework. The implementation spans six Python source files </w:t>
-      </w:r>
-      <w:proofErr w:type="spellStart"/>
-      <w:r>
-        <w:t>totaling</w:t>
-      </w:r>
-      <w:proofErr w:type="spellEnd"/>
-      <w:r>
-        <w:t xml:space="preserve"> approximately 1,400 lines of code and a browser-based HTML dashboard, all designed and tested on standard consumer hardware without dedicated GPU acceleration. The chapter covers the experimental setup including hyperparameter configurations and environment parameters, implementation details for the training procedure and server deployment, descriptions of the live dashboard interface and explanation outputs, quantitative performance evaluation comparing the EMARL-SAR framework against a flat DQN baseline, and a detailed discussion of results including coordination </w:t>
-      </w:r>
-      <w:proofErr w:type="spellStart"/>
-      <w:r>
-        <w:t>behavior</w:t>
-      </w:r>
-      <w:proofErr w:type="spellEnd"/>
-      <w:r>
-        <w:t xml:space="preserve"> analysis, explanation quality assessment, and identified failure modes [6], [15].</w:t>
+        <w:t>This chapter presents the complete implementation details and experimental evaluation of the EMARL-SAR framework. The implementation spans six Python source files totaling approximately 1,400 lines of code and a browser-based HTML dashboard, all designed and tested on standard consumer hardware without dedicated GPU acceleration. The chapter covers the experimental setup including hyperparameter configurations and environment parameters, implementation details for the training procedure and server deployment, descriptions of the live dashboard interface and explanation outputs, quantitative performance evaluation comparing the EMARL-SAR framework against a flat DQN baseline, and a detailed discussion of results including coordination behavior analysis, explanation quality assessment, and identified failure modes [6], [15].</w:t>
       </w:r>
     </w:p>
     <w:p>
@@ -17089,55 +15764,7 @@
         <w:jc w:val="both"/>
       </w:pPr>
       <w:r>
-        <w:t xml:space="preserve">The EMARL-SAR framework is implemented across six Python source files: environment.py implements the </w:t>
-      </w:r>
-      <w:proofErr w:type="spellStart"/>
-      <w:r>
-        <w:t>SearchRescueEnv</w:t>
-      </w:r>
-      <w:proofErr w:type="spellEnd"/>
-      <w:r>
-        <w:t xml:space="preserve"> class (approximately 270 lines) with the complete 15×15 grid simulation, agent management, victim lifecycle, stochastic fire spread, and cooperative reward structure. high_level_agent.py implements the </w:t>
-      </w:r>
-      <w:proofErr w:type="spellStart"/>
-      <w:r>
-        <w:t>HighLevelAgent</w:t>
-      </w:r>
-      <w:proofErr w:type="spellEnd"/>
-      <w:r>
-        <w:t xml:space="preserve"> class (approximately 190 lines) with Q-table management, state discretization, epsilon-greedy macro-goal selection, SMDP Q-update, and weight serialization. low_level_agent.py implements both the </w:t>
-      </w:r>
-      <w:proofErr w:type="spellStart"/>
-      <w:r>
-        <w:t>QNetwork</w:t>
-      </w:r>
-      <w:proofErr w:type="spellEnd"/>
-      <w:r>
-        <w:t xml:space="preserve"> neural network class and the </w:t>
-      </w:r>
-      <w:proofErr w:type="spellStart"/>
-      <w:r>
-        <w:t>LowLevelAgent</w:t>
-      </w:r>
-      <w:proofErr w:type="spellEnd"/>
-      <w:r>
-        <w:t xml:space="preserve"> class (approximately 320 lines) with DQN training, BFS pathfinding, state vector construction, experience replay, and weight serialization. explain.py implements the </w:t>
-      </w:r>
-      <w:proofErr w:type="spellStart"/>
-      <w:r>
-        <w:t>ExplainabilityEngine</w:t>
-      </w:r>
-      <w:proofErr w:type="spellEnd"/>
-      <w:r>
-        <w:t xml:space="preserve"> class (approximately 155 lines) with all three explanation generation methods. main.py implements the complete SMDP training script (approximately 180 lines). server.py implements the </w:t>
-      </w:r>
-      <w:proofErr w:type="spellStart"/>
-      <w:r>
-        <w:t>SARServerHandler</w:t>
-      </w:r>
-      <w:proofErr w:type="spellEnd"/>
-      <w:r>
-        <w:t xml:space="preserve"> with all API endpoints (approximately 310 lines) [4], [6].</w:t>
+        <w:t>The EMARL-SAR framework is implemented across six Python source files: environment.py implements the SearchRescueEnv class (approximately 270 lines) with the complete 15×15 grid simulation, agent management, victim lifecycle, stochastic fire spread, and cooperative reward structure. high_level_agent.py implements the HighLevelAgent class (approximately 190 lines) with Q-table management, state discretization, epsilon-greedy macro-goal selection, SMDP Q-update, and weight serialization. low_level_agent.py implements both the QNetwork neural network class and the LowLevelAgent class (approximately 320 lines) with DQN training, BFS pathfinding, state vector construction, experience replay, and weight serialization. explain.py implements the ExplainabilityEngine class (approximately 155 lines) with all three explanation generation methods. main.py implements the complete SMDP training script (approximately 180 lines). server.py implements the SARServerHandler with all API endpoints (approximately 310 lines) [4], [6].</w:t>
       </w:r>
     </w:p>
     <w:p>
@@ -17355,15 +15982,7 @@
           </w:tcPr>
           <w:p>
             <w:r>
-              <w:t>High-Level Discount Factor (</w:t>
-            </w:r>
-            <w:proofErr w:type="spellStart"/>
-            <w:r>
-              <w:t>gamma_H</w:t>
-            </w:r>
-            <w:proofErr w:type="spellEnd"/>
-            <w:r>
-              <w:t>)</w:t>
+              <w:t>High-Level Discount Factor (gamma_H)</w:t>
             </w:r>
           </w:p>
         </w:tc>
@@ -17718,15 +16337,7 @@
           </w:tcPr>
           <w:p>
             <w:r>
-              <w:t>Low-Level Discount Factor (</w:t>
-            </w:r>
-            <w:proofErr w:type="spellStart"/>
-            <w:r>
-              <w:t>gamma_L</w:t>
-            </w:r>
-            <w:proofErr w:type="spellEnd"/>
-            <w:r>
-              <w:t>)</w:t>
+              <w:t>Low-Level Discount Factor (gamma_L)</w:t>
             </w:r>
           </w:p>
         </w:tc>
@@ -18105,11 +16716,9 @@
             <w:pPr>
               <w:jc w:val="center"/>
             </w:pPr>
-            <w:proofErr w:type="spellStart"/>
             <w:r>
               <w:t>ReLU</w:t>
             </w:r>
-            <w:proofErr w:type="spellEnd"/>
           </w:p>
         </w:tc>
         <w:tc>
@@ -18499,15 +17108,7 @@
           </w:tcPr>
           <w:p>
             <w:r>
-              <w:t xml:space="preserve">A3: [14, 7] (bottom </w:t>
-            </w:r>
-            <w:proofErr w:type="spellStart"/>
-            <w:r>
-              <w:t>center</w:t>
-            </w:r>
-            <w:proofErr w:type="spellEnd"/>
-            <w:r>
-              <w:t>)</w:t>
+              <w:t>A3: [14, 7] (bottom center)</w:t>
             </w:r>
           </w:p>
         </w:tc>
@@ -18830,15 +17431,7 @@
           </w:tcPr>
           <w:p>
             <w:r>
-              <w:t xml:space="preserve">3×3 cells </w:t>
-            </w:r>
-            <w:proofErr w:type="spellStart"/>
-            <w:r>
-              <w:t>centered</w:t>
-            </w:r>
-            <w:proofErr w:type="spellEnd"/>
-            <w:r>
-              <w:t xml:space="preserve"> on agent position</w:t>
+              <w:t>3×3 cells centered on agent position</w:t>
             </w:r>
           </w:p>
         </w:tc>
@@ -18982,63 +17575,7 @@
         <w:jc w:val="both"/>
       </w:pPr>
       <w:r>
-        <w:t xml:space="preserve">The training process is initiated through main.py by instantiating the </w:t>
-      </w:r>
-      <w:proofErr w:type="spellStart"/>
-      <w:r>
-        <w:t>SearchRescueEnv</w:t>
-      </w:r>
-      <w:proofErr w:type="spellEnd"/>
-      <w:r>
-        <w:t xml:space="preserve">, </w:t>
-      </w:r>
-      <w:proofErr w:type="spellStart"/>
-      <w:r>
-        <w:t>HighLevelAgent</w:t>
-      </w:r>
-      <w:proofErr w:type="spellEnd"/>
-      <w:r>
-        <w:t xml:space="preserve">, </w:t>
-      </w:r>
-      <w:proofErr w:type="spellStart"/>
-      <w:r>
-        <w:t>LowLevelAgent</w:t>
-      </w:r>
-      <w:proofErr w:type="spellEnd"/>
-      <w:r>
-        <w:t xml:space="preserve">, and </w:t>
-      </w:r>
-      <w:proofErr w:type="spellStart"/>
-      <w:r>
-        <w:t>ExplainabilityEngine</w:t>
-      </w:r>
-      <w:proofErr w:type="spellEnd"/>
-      <w:r>
-        <w:t xml:space="preserve"> objects and calling </w:t>
-      </w:r>
-      <w:proofErr w:type="spellStart"/>
-      <w:r>
-        <w:t>train_hrl</w:t>
-      </w:r>
-      <w:proofErr w:type="spellEnd"/>
-      <w:r>
-        <w:t xml:space="preserve">() for 50 episodes. At the start of each episode, </w:t>
-      </w:r>
-      <w:proofErr w:type="spellStart"/>
-      <w:r>
-        <w:t>env.reset</w:t>
-      </w:r>
-      <w:proofErr w:type="spellEnd"/>
-      <w:r>
-        <w:t xml:space="preserve">() randomizes the grid configuration and the SMDP option tracking dictionaries are initialized. The epsilon decay formula max(0.05, 0.15 × 0.95^(ep/10)) is evaluated at the start of each episode for both the high-level and low-level policies, ensuring that both levels transition from exploration-dominant to exploitation-dominant </w:t>
-      </w:r>
-      <w:proofErr w:type="spellStart"/>
-      <w:r>
-        <w:t>behavior</w:t>
-      </w:r>
-      <w:proofErr w:type="spellEnd"/>
-      <w:r>
-        <w:t xml:space="preserve"> at the same rate [4], [8].</w:t>
+        <w:t>The training process is initiated through main.py by instantiating the SearchRescueEnv, HighLevelAgent, LowLevelAgent, and ExplainabilityEngine objects and calling train_hrl() for 50 episodes. At the start of each episode, env.reset() randomizes the grid configuration and the SMDP option tracking dictionaries are initialized. The epsilon decay formula max(0.05, 0.15 × 0.95^(ep/10)) is evaluated at the start of each episode for both the high-level and low-level policies, ensuring that both levels transition from exploration-dominant to exploitation-dominant behavior at the same rate [4], [8].</w:t>
       </w:r>
     </w:p>
     <w:p>
@@ -19047,55 +17584,7 @@
         <w:jc w:val="both"/>
       </w:pPr>
       <w:r>
-        <w:t xml:space="preserve">During each timestep, the training loop iterates over agents in order A1, A2, A3. For each active agent without a current sub-goal, the high-level SMDP update is triggered if a previous option was in progress (updating the Q-table with the accumulated reward), and then a new macro-goal is selected and assigned. The BFS-primary low-level action selection is invoked for all active agents to produce </w:t>
-      </w:r>
-      <w:proofErr w:type="spellStart"/>
-      <w:r>
-        <w:t>micro_actions</w:t>
-      </w:r>
-      <w:proofErr w:type="spellEnd"/>
-      <w:r>
-        <w:t xml:space="preserve">. The environment step() method processes the joint action and returns </w:t>
-      </w:r>
-      <w:proofErr w:type="spellStart"/>
-      <w:r>
-        <w:t>next_obs</w:t>
-      </w:r>
-      <w:proofErr w:type="spellEnd"/>
-      <w:r>
-        <w:t xml:space="preserve">, </w:t>
-      </w:r>
-      <w:proofErr w:type="spellStart"/>
-      <w:r>
-        <w:t>step_rewards</w:t>
-      </w:r>
-      <w:proofErr w:type="spellEnd"/>
-      <w:r>
-        <w:t xml:space="preserve">, done, and info. Each agent's accumulated option reward is incremented, and the step transition (state, action, reward, </w:t>
-      </w:r>
-      <w:proofErr w:type="spellStart"/>
-      <w:r>
-        <w:t>next_state</w:t>
-      </w:r>
-      <w:proofErr w:type="spellEnd"/>
-      <w:r>
-        <w:t xml:space="preserve">, done) is stored in the </w:t>
-      </w:r>
-      <w:proofErr w:type="spellStart"/>
-      <w:r>
-        <w:t>LowLevelAgent's</w:t>
-      </w:r>
-      <w:proofErr w:type="spellEnd"/>
-      <w:r>
-        <w:t xml:space="preserve"> experience replay buffer. The DQN </w:t>
-      </w:r>
-      <w:proofErr w:type="spellStart"/>
-      <w:r>
-        <w:t>train_step</w:t>
-      </w:r>
-      <w:proofErr w:type="spellEnd"/>
-      <w:r>
-        <w:t>() is called to perform one mini-batch gradient update if at least 64 transitions are available in the buffer. Periodically (every 5 episodes), target networks are synchronized with policy networks [4], [6].</w:t>
+        <w:t>During each timestep, the training loop iterates over agents in order A1, A2, A3. For each active agent without a current sub-goal, the high-level SMDP update is triggered if a previous option was in progress (updating the Q-table with the accumulated reward), and then a new macro-goal is selected and assigned. The BFS-primary low-level action selection is invoked for all active agents to produce micro_actions. The environment step() method processes the joint action and returns next_obs, step_rewards, done, and info. Each agent's accumulated option reward is incremented, and the step transition (state, action, reward, next_state, done) is stored in the LowLevelAgent's experience replay buffer. The DQN train_step() is called to perform one mini-batch gradient update if at least 64 transitions are available in the buffer. Periodically (every 5 episodes), target networks are synchronized with policy networks [4], [6].</w:t>
       </w:r>
     </w:p>
     <w:p>
@@ -19105,39 +17594,7 @@
       </w:pPr>
       <w:r>
         <w:lastRenderedPageBreak/>
-        <w:t xml:space="preserve">After 50 training episodes, the trained weights are saved to </w:t>
-      </w:r>
-      <w:proofErr w:type="spellStart"/>
-      <w:r>
-        <w:t>src</w:t>
-      </w:r>
-      <w:proofErr w:type="spellEnd"/>
-      <w:r>
-        <w:t xml:space="preserve">/weights/: the Q-table dictionaries via pickle to </w:t>
-      </w:r>
-      <w:proofErr w:type="spellStart"/>
-      <w:r>
-        <w:t>weights_high.pkl</w:t>
-      </w:r>
-      <w:proofErr w:type="spellEnd"/>
-      <w:r>
-        <w:t xml:space="preserve">, and the DQN policy network state dictionaries to </w:t>
-      </w:r>
-      <w:proofErr w:type="spellStart"/>
-      <w:r>
-        <w:t>weights_low_drone.pth</w:t>
-      </w:r>
-      <w:proofErr w:type="spellEnd"/>
-      <w:r>
-        <w:t xml:space="preserve"> and </w:t>
-      </w:r>
-      <w:proofErr w:type="spellStart"/>
-      <w:r>
-        <w:t>weights_low_rover.pth</w:t>
-      </w:r>
-      <w:proofErr w:type="spellEnd"/>
-      <w:r>
-        <w:t>. These files are automatically loaded by the server at startup, enabling immediate simulation without requiring re-training [6], [14].</w:t>
+        <w:t>After 50 training episodes, the trained weights are saved to src/weights/: the Q-table dictionaries via pickle to weights_high.pkl, and the DQN policy network state dictionaries to weights_low_drone.pth and weights_low_rover.pth. These files are automatically loaded by the server at startup, enabling immediate simulation without requiring re-training [6], [14].</w:t>
       </w:r>
     </w:p>
     <w:p>
@@ -19156,39 +17613,7 @@
         <w:jc w:val="both"/>
       </w:pPr>
       <w:r>
-        <w:t>The server is launched by executing server.py, which starts a TCP server on port 8000 with socket address reuse enabled. The dashboard is accessed by opening http://localhost:8000/HTML-DEMO/live_demo.html in a web browser. The dashboard communicates with the server exclusively via HTTP GET requests to the three API endpoints. The /</w:t>
-      </w:r>
-      <w:proofErr w:type="spellStart"/>
-      <w:r>
-        <w:t>api</w:t>
-      </w:r>
-      <w:proofErr w:type="spellEnd"/>
-      <w:r>
-        <w:t>/reset request initializes a new episode and renders the initial grid state. Subsequent /</w:t>
-      </w:r>
-      <w:proofErr w:type="spellStart"/>
-      <w:r>
-        <w:t>api</w:t>
-      </w:r>
-      <w:proofErr w:type="spellEnd"/>
-      <w:r>
-        <w:t>/simulate requests advance the simulation one step at a time, with the dashboard updating the grid canvas, explanation log panel, and saliency bar charts after each response. The /</w:t>
-      </w:r>
-      <w:proofErr w:type="spellStart"/>
-      <w:r>
-        <w:t>api</w:t>
-      </w:r>
-      <w:proofErr w:type="spellEnd"/>
-      <w:r>
-        <w:t>/</w:t>
-      </w:r>
-      <w:proofErr w:type="spellStart"/>
-      <w:r>
-        <w:t>train?episodes</w:t>
-      </w:r>
-      <w:proofErr w:type="spellEnd"/>
-      <w:r>
-        <w:t>=N request initiates an SSE stream that feeds epoch metrics to the dashboard's training chart in real time [8], [9].</w:t>
+        <w:t>The server is launched by executing server.py, which starts a TCP server on port 8000 with socket address reuse enabled. The dashboard is accessed by opening http://localhost:8000/HTML-DEMO/live_demo.html in a web browser. The dashboard communicates with the server exclusively via HTTP GET requests to the three API endpoints. The /api/reset request initializes a new episode and renders the initial grid state. Subsequent /api/simulate requests advance the simulation one step at a time, with the dashboard updating the grid canvas, explanation log panel, and saliency bar charts after each response. The /api/train?episodes=N request initiates an SSE stream that feeds epoch metrics to the dashboard's training chart in real time [8], [9].</w:t>
       </w:r>
     </w:p>
     <w:p>
@@ -19217,15 +17642,7 @@
         <w:jc w:val="both"/>
       </w:pPr>
       <w:r>
-        <w:t xml:space="preserve">The EMARL-SAR live dashboard renders the 15×15 grid as a color-coded canvas with distinct visual representations for each cell type and entity. Empty cells are rendered in light </w:t>
-      </w:r>
-      <w:proofErr w:type="spellStart"/>
-      <w:r>
-        <w:t>gray</w:t>
-      </w:r>
-      <w:proofErr w:type="spellEnd"/>
-      <w:r>
-        <w:t>, debris obstacles in brown/orange, fire cells in red with animated visual cues, and charge station cells in light blue. Drone agents A1 and A2 are displayed as blue circular icons with battery percentage indicators, while rover A3 is displayed as a green rectangular icon. Victims in 'hidden' status are not displayed (unknown to agents), scanned victims appear as yellow star markers, and rescued victims are shown as faded green icons. The exploration fog-of-war overlay is applied over unexplored cells, reflecting the partial observability constraint [9], [15].</w:t>
+        <w:t>The EMARL-SAR live dashboard renders the 15×15 grid as a color-coded canvas with distinct visual representations for each cell type and entity. Empty cells are rendered in light gray, debris obstacles in brown/orange, fire cells in red with animated visual cues, and charge station cells in light blue. Drone agents A1 and A2 are displayed as blue circular icons with battery percentage indicators, while rover A3 is displayed as a green rectangular icon. Victims in 'hidden' status are not displayed (unknown to agents), scanned victims appear as yellow star markers, and rescued victims are shown as faded green icons. The exploration fog-of-war overlay is applied over unexplored cells, reflecting the partial observability constraint [9], [15].</w:t>
       </w:r>
     </w:p>
     <w:p>
@@ -19234,15 +17651,7 @@
         <w:jc w:val="both"/>
       </w:pPr>
       <w:r>
-        <w:t xml:space="preserve">Sub-goal waypoints for each agent are displayed as thin </w:t>
-      </w:r>
-      <w:proofErr w:type="spellStart"/>
-      <w:r>
-        <w:t>colored</w:t>
-      </w:r>
-      <w:proofErr w:type="spellEnd"/>
-      <w:r>
-        <w:t xml:space="preserve"> lines connecting the agent's current position to its assigned macro-goal coordinates, providing visual confirmation of the high-level policy's current task </w:t>
+        <w:t xml:space="preserve">Sub-goal waypoints for each agent are displayed as thin colored lines connecting the agent's current position to its assigned macro-goal coordinates, providing visual confirmation of the high-level policy's current task </w:t>
       </w:r>
       <w:r>
         <w:lastRenderedPageBreak/>
@@ -19331,23 +17740,7 @@
         <w:jc w:val="both"/>
       </w:pPr>
       <w:r>
-        <w:t>The explanation log panel displays a scrolling feed of explanation entries categorized by type (</w:t>
-      </w:r>
-      <w:proofErr w:type="spellStart"/>
-      <w:r>
-        <w:t>high_level</w:t>
-      </w:r>
-      <w:proofErr w:type="spellEnd"/>
-      <w:r>
-        <w:t xml:space="preserve"> displayed in blue, </w:t>
-      </w:r>
-      <w:proofErr w:type="spellStart"/>
-      <w:r>
-        <w:t>low_level</w:t>
-      </w:r>
-      <w:proofErr w:type="spellEnd"/>
-      <w:r>
-        <w:t xml:space="preserve"> displayed in green) and agent (A1, A2, A3). Each entry includes the generating agent's identifier, the explanation type label, and the complete explanation text. High-level entries appear infrequently, only when an agent completes or abandons a sub-goal and requests a new macro-goal assignment, while low-level entries appear at every simulation step for all active agents. Sample high-level explanation: '[High-Level Plan for Drone 1 (Scout)] Reason: Prioritizing exploration of the South-East sector. | Status: Agent battery is at 87%. (Coordinating search sectors with Rover 3 (Rescuer) heading to [8, 11]).' Sample low-level explanation: 'Drone A1 selected action Move SOUTH, reducing vertical </w:t>
+        <w:t xml:space="preserve">The explanation log panel displays a scrolling feed of explanation entries categorized by type (high_level displayed in blue, low_level displayed in green) and agent (A1, A2, A3). Each entry includes the generating agent's identifier, the explanation type label, and the complete explanation text. High-level entries appear infrequently, only when an agent completes or abandons a sub-goal and requests a new macro-goal assignment, while low-level entries appear at every simulation step for all active agents. Sample high-level explanation: '[High-Level Plan for Drone 1 (Scout)] Reason: Prioritizing exploration of the South-East sector. | Status: Agent battery is at 87%. (Coordinating search sectors with Rover 3 (Rescuer) heading to [8, 11]).' Sample low-level explanation: 'Drone A1 selected action Move SOUTH, reducing vertical </w:t>
       </w:r>
       <w:r>
         <w:lastRenderedPageBreak/>
@@ -19436,15 +17829,7 @@
         <w:jc w:val="both"/>
       </w:pPr>
       <w:r>
-        <w:t xml:space="preserve">For each active agent, the dashboard displays the current gradient saliency attribution as three horizontal bar segments </w:t>
-      </w:r>
-      <w:proofErr w:type="spellStart"/>
-      <w:r>
-        <w:t>labeled</w:t>
-      </w:r>
-      <w:proofErr w:type="spellEnd"/>
-      <w:r>
-        <w:t xml:space="preserve"> Target Proximity, Battery Status, and Hazard Avoidance, with numerical percentage values. These bars update at each simulation step to reflect the changing feature importance as agents move through the grid, approach or recede from their sub-goals, deplete battery, and encounter or avoid hazard zones. Observable patterns include: Target Proximity dominance (60-80%) when agents are far from sub-goals with clear paths; Hazard Avoidance elevation (30-50%) when agents navigate in grid regions adjacent to fire cells; Battery Status elevation (15-25%) when agent battery levels drop below 40% and the high-level policy assigns charge station macro-goals [8], [14].</w:t>
+        <w:t>For each active agent, the dashboard displays the current gradient saliency attribution as three horizontal bar segments labeled Target Proximity, Battery Status, and Hazard Avoidance, with numerical percentage values. These bars update at each simulation step to reflect the changing feature importance as agents move through the grid, approach or recede from their sub-goals, deplete battery, and encounter or avoid hazard zones. Observable patterns include: Target Proximity dominance (60-80%) when agents are far from sub-goals with clear paths; Hazard Avoidance elevation (30-50%) when agents navigate in grid regions adjacent to fire cells; Battery Status elevation (15-25%) when agent battery levels drop below 40% and the high-level policy assigns charge station macro-goals [8], [14].</w:t>
       </w:r>
     </w:p>
     <w:p>
@@ -19510,27 +17895,7 @@
           <w:sz w:val="22"/>
           <w:szCs w:val="22"/>
         </w:rPr>
-        <w:t xml:space="preserve">Figure 4.3: </w:t>
-      </w:r>
-      <w:proofErr w:type="spellStart"/>
-      <w:r>
-        <w:rPr>
-          <w:i/>
-          <w:iCs/>
-          <w:sz w:val="22"/>
-          <w:szCs w:val="22"/>
-        </w:rPr>
-        <w:t>PyTorch</w:t>
-      </w:r>
-      <w:proofErr w:type="spellEnd"/>
-      <w:r>
-        <w:rPr>
-          <w:i/>
-          <w:iCs/>
-          <w:sz w:val="22"/>
-          <w:szCs w:val="22"/>
-        </w:rPr>
-        <w:t xml:space="preserve"> Gradient Saliency Attribution Bars</w:t>
+        <w:t>Figure 4.3: PyTorch Gradient Saliency Attribution Bars</w:t>
       </w:r>
       <w:bookmarkEnd w:id="123"/>
     </w:p>
@@ -19991,15 +18356,7 @@
           </w:tcPr>
           <w:p>
             <w:r>
-              <w:t>Battery Efficiency (</w:t>
-            </w:r>
-            <w:proofErr w:type="spellStart"/>
-            <w:r>
-              <w:t>avg</w:t>
-            </w:r>
-            <w:proofErr w:type="spellEnd"/>
-            <w:r>
-              <w:t xml:space="preserve"> remaining)</w:t>
+              <w:t>Battery Efficiency (avg remaining)</w:t>
             </w:r>
           </w:p>
         </w:tc>
@@ -20193,15 +18550,7 @@
       </w:r>
       <w:r>
         <w:lastRenderedPageBreak/>
-        <w:t xml:space="preserve">Q-table high-level policy learns to exploit the natural geographic structure of the 15×15 grid by assigning drones to different quadrants, ensuring that the exploration effort is distributed across the full search area from early in each episode. Without this strategic sector assignment, the flat DQN baseline frequently exhibits redundant exploration </w:t>
-      </w:r>
-      <w:proofErr w:type="spellStart"/>
-      <w:r>
-        <w:t>behavior</w:t>
-      </w:r>
-      <w:proofErr w:type="spellEnd"/>
-      <w:r>
-        <w:t xml:space="preserve"> where both drones cover overlapping regions while one or more grid quadrants remain unexplored until late in the episode [6], [14].</w:t>
+        <w:t>Q-table high-level policy learns to exploit the natural geographic structure of the 15×15 grid by assigning drones to different quadrants, ensuring that the exploration effort is distributed across the full search area from early in each episode. Without this strategic sector assignment, the flat DQN baseline frequently exhibits redundant exploration behavior where both drones cover overlapping regions while one or more grid quadrants remain unexplored until late in the episode [6], [14].</w:t>
       </w:r>
     </w:p>
     <w:p>
@@ -20210,31 +18559,7 @@
         <w:jc w:val="both"/>
       </w:pPr>
       <w:r>
-        <w:t xml:space="preserve">The high-level policy's victim targeting capability for the rover is particularly impactful. Once a victim is scanned by a drone and its position is shared through the </w:t>
-      </w:r>
-      <w:proofErr w:type="spellStart"/>
-      <w:r>
-        <w:t>scanned_victims</w:t>
-      </w:r>
-      <w:proofErr w:type="spellEnd"/>
-      <w:r>
-        <w:t xml:space="preserve"> observation dictionary, the rover's Q-table learns to assign the closest scanned victim as its macro-goal rather than continuing exploratory </w:t>
-      </w:r>
-      <w:proofErr w:type="spellStart"/>
-      <w:r>
-        <w:t>behavior</w:t>
-      </w:r>
-      <w:proofErr w:type="spellEnd"/>
-      <w:r>
-        <w:t xml:space="preserve">. This direct path from victim detection to rescue initiation reduces the rescue latency significantly compared to the flat baseline, where the rover must learn victim-seeking </w:t>
-      </w:r>
-      <w:proofErr w:type="spellStart"/>
-      <w:r>
-        <w:t>behavior</w:t>
-      </w:r>
-      <w:proofErr w:type="spellEnd"/>
-      <w:r>
-        <w:t xml:space="preserve"> entirely from reward signals without explicit goal-directed guidance [6], [9].</w:t>
+        <w:t>The high-level policy's victim targeting capability for the rover is particularly impactful. Once a victim is scanned by a drone and its position is shared through the scanned_victims observation dictionary, the rover's Q-table learns to assign the closest scanned victim as its macro-goal rather than continuing exploratory behavior. This direct path from victim detection to rescue initiation reduces the rescue latency significantly compared to the flat baseline, where the rover must learn victim-seeking behavior entirely from reward signals without explicit goal-directed guidance [6], [9].</w:t>
       </w:r>
     </w:p>
     <w:p>
@@ -20291,15 +18616,7 @@
         <w:jc w:val="both"/>
       </w:pPr>
       <w:r>
-        <w:t xml:space="preserve">Battery management emerges as a critical coordination challenge visible in the performance metrics. The EMARL-SAR framework's battery efficiency of 30-55 remaining units per agent at episode end is substantially higher than the flat baseline's 5-20 units, indicating that the hierarchical framework learns more effective battery conservation. The high-level policy's charge station macro-goal — triggered when </w:t>
-      </w:r>
-      <w:proofErr w:type="spellStart"/>
-      <w:r>
-        <w:t>battery_low</w:t>
-      </w:r>
-      <w:proofErr w:type="spellEnd"/>
-      <w:r>
-        <w:t xml:space="preserve"> = 1 (battery ≤ 40 units) — provides an explicit mechanism for proactive battery management that the flat baseline lacks [9], [15].</w:t>
+        <w:t>Battery management emerges as a critical coordination challenge visible in the performance metrics. The EMARL-SAR framework's battery efficiency of 30-55 remaining units per agent at episode end is substantially higher than the flat baseline's 5-20 units, indicating that the hierarchical framework learns more effective battery conservation. The high-level policy's charge station macro-goal — triggered when battery_low = 1 (battery ≤ 40 units) — provides an explicit mechanism for proactive battery management that the flat baseline lacks [9], [15].</w:t>
       </w:r>
     </w:p>
     <w:p>
@@ -20340,15 +18657,7 @@
         <w:jc w:val="both"/>
       </w:pPr>
       <w:r>
-        <w:t xml:space="preserve">Low-level spatial justifications accurately describe the direction of movement relative to sub-goal distance reduction in all cases where the BFS-selected action produces a move toward the sub-goal. When the BFS selects a detour action (moving away from the sub-goal to avoid a hazard or dead end), the explanation correctly characterizes this as 'increasing distance (rerouting)', accurately reflecting the obstacle-driven nature of the movement. Hazard avoidance descriptions correctly identify fire and debris cells in </w:t>
-      </w:r>
-      <w:proofErr w:type="spellStart"/>
-      <w:r>
-        <w:t>neighboring</w:t>
-      </w:r>
-      <w:proofErr w:type="spellEnd"/>
-      <w:r>
-        <w:t xml:space="preserve"> positions, providing accurate spatial context for why certain directions are excluded from consideration [8], [9].</w:t>
+        <w:t>Low-level spatial justifications accurately describe the direction of movement relative to sub-goal distance reduction in all cases where the BFS-selected action produces a move toward the sub-goal. When the BFS selects a detour action (moving away from the sub-goal to avoid a hazard or dead end), the explanation correctly characterizes this as 'increasing distance (rerouting)', accurately reflecting the obstacle-driven nature of the movement. Hazard avoidance descriptions correctly identify fire and debris cells in neighboring positions, providing accurate spatial context for why certain directions are excluded from consideration [8], [9].</w:t>
       </w:r>
     </w:p>
     <w:p>
@@ -20357,15 +18666,7 @@
         <w:jc w:val="both"/>
       </w:pPr>
       <w:r>
-        <w:t xml:space="preserve">Gradient saliency attribution patterns behave in accordance with intuitive expectations across the range of simulation scenarios. When an agent is far from its sub-goal with no nearby hazards, Target Proximity dominates the attribution (typically 60-75%), reflecting that the direction to the sub-goal is the primary determinant of action selection. When fire cells appear in adjacent grid positions, Hazard Avoidance attribution elevates significantly (30-50%), correctly reflecting the DQN's sensitivity to local hazard information when making avoidance decisions. When battery approaches the 40-unit threshold, Battery Status attribution increases noticeably (15-30%), coinciding with the high-level policy's increasing tendency to assign charge station macro-goals in the </w:t>
-      </w:r>
-      <w:proofErr w:type="spellStart"/>
-      <w:r>
-        <w:t>battery_low</w:t>
-      </w:r>
-      <w:proofErr w:type="spellEnd"/>
-      <w:r>
-        <w:t xml:space="preserve"> state [6], [8].</w:t>
+        <w:t>Gradient saliency attribution patterns behave in accordance with intuitive expectations across the range of simulation scenarios. When an agent is far from its sub-goal with no nearby hazards, Target Proximity dominates the attribution (typically 60-75%), reflecting that the direction to the sub-goal is the primary determinant of action selection. When fire cells appear in adjacent grid positions, Hazard Avoidance attribution elevates significantly (30-50%), correctly reflecting the DQN's sensitivity to local hazard information when making avoidance decisions. When battery approaches the 40-unit threshold, Battery Status attribution increases noticeably (15-30%), coinciding with the high-level policy's increasing tendency to assign charge station macro-goals in the battery_low state [6], [8].</w:t>
       </w:r>
     </w:p>
     <w:p>
@@ -20384,23 +18685,7 @@
         <w:jc w:val="both"/>
       </w:pPr>
       <w:r>
-        <w:t xml:space="preserve">Trace log analysis across evaluation episodes identifies three primary failure modes: (1) Redundant Victim Targeting — in episodes where both drones scan the same victim in the same timestep, both drones may report the victim as scanned, occasionally leading to both drones converging on the victim location simultaneously rather than continuing independent sector exploration. This is a consequence of the shared </w:t>
-      </w:r>
-      <w:proofErr w:type="spellStart"/>
-      <w:r>
-        <w:t>mapped_grid</w:t>
-      </w:r>
-      <w:proofErr w:type="spellEnd"/>
-      <w:r>
-        <w:t xml:space="preserve"> and </w:t>
-      </w:r>
-      <w:proofErr w:type="spellStart"/>
-      <w:r>
-        <w:t>scanned_victims</w:t>
-      </w:r>
-      <w:proofErr w:type="spellEnd"/>
-      <w:r>
-        <w:t xml:space="preserve"> observation structure without explicit inter-drone coordination to prevent redundant target </w:t>
+        <w:t xml:space="preserve">Trace log analysis across evaluation episodes identifies three primary failure modes: (1) Redundant Victim Targeting — in episodes where both drones scan the same victim in the same timestep, both drones may report the victim as scanned, occasionally leading to both drones converging on the victim location simultaneously rather than continuing independent sector exploration. This is a consequence of the shared mapped_grid and scanned_victims observation structure without explicit inter-drone coordination to prevent redundant target </w:t>
       </w:r>
       <w:r>
         <w:lastRenderedPageBreak/>
@@ -20442,27 +18727,11 @@
         <w:jc w:val="both"/>
       </w:pPr>
       <w:r>
-        <w:t xml:space="preserve">This chapter has presented the complete implementation details and experimental evaluation of the EMARL-SAR framework. The implementation covers six Python source files </w:t>
-      </w:r>
-      <w:proofErr w:type="spellStart"/>
-      <w:r>
-        <w:t>totaling</w:t>
-      </w:r>
-      <w:proofErr w:type="spellEnd"/>
-      <w:r>
-        <w:t xml:space="preserve"> approximately 1,400 lines implementing the grid environment, hierarchical policies, explainability engine, training loop, and HTTP server. The experimental setup described hyperparameter configurations chosen through sensitivity analysis and environment parameters matching the SAR scenario design requirements. Implementation details covered the SMDP training procedure, server deployment, and dashboard operation. Dashboard screenshots described the grid visualization, </w:t>
+        <w:t xml:space="preserve">This chapter has presented the complete implementation details and experimental evaluation of the EMARL-SAR framework. The implementation covers six Python source files totaling approximately 1,400 lines implementing the grid environment, hierarchical policies, explainability engine, training loop, and HTTP server. The experimental setup described hyperparameter configurations chosen through sensitivity analysis and environment parameters matching the SAR scenario design requirements. Implementation details covered the SMDP training procedure, server deployment, and dashboard operation. Dashboard screenshots described the grid visualization, </w:t>
       </w:r>
       <w:r>
         <w:lastRenderedPageBreak/>
-        <w:t xml:space="preserve">explanation log panel, and gradient saliency display. Quantitative evaluation against a flat DQN baseline demonstrated clear advantages of the hierarchical framework in rescue success rate (66-100% vs 0-33%), average completion steps (85-120 vs 130-150), agent survival (67-100% vs 33-67%), and battery efficiency (30-55 vs 5-20 units). The discussion </w:t>
-      </w:r>
-      <w:proofErr w:type="spellStart"/>
-      <w:r>
-        <w:t>analyzed</w:t>
-      </w:r>
-      <w:proofErr w:type="spellEnd"/>
-      <w:r>
-        <w:t xml:space="preserve"> the effectiveness of hierarchical decomposition, BFS navigation reliability, battery management, explanation quality, and identified three primary failure modes. The following chapter presents the project conclusions and future work directions [4], [6].</w:t>
+        <w:t>explanation log panel, and gradient saliency display. Quantitative evaluation against a flat DQN baseline demonstrated clear advantages of the hierarchical framework in rescue success rate (66-100% vs 0-33%), average completion steps (85-120 vs 130-150), agent survival (67-100% vs 33-67%), and battery efficiency (30-55 vs 5-20 units). The discussion analyzed the effectiveness of hierarchical decomposition, BFS navigation reliability, battery management, explanation quality, and identified three primary failure modes. The following chapter presents the project conclusions and future work directions [4], [6].</w:t>
       </w:r>
     </w:p>
     <w:p>
@@ -20525,15 +18794,7 @@
       </w:r>
       <w:r>
         <w:lastRenderedPageBreak/>
-        <w:t xml:space="preserve">emergent strategic </w:t>
-      </w:r>
-      <w:proofErr w:type="spellStart"/>
-      <w:r>
-        <w:t>behaviors</w:t>
-      </w:r>
-      <w:proofErr w:type="spellEnd"/>
-      <w:r>
-        <w:t xml:space="preserve"> produce coordination patterns that efficiently leverage the complementary capabilities of the drone and rover agent types [12], [16].</w:t>
+        <w:t>emergent strategic behaviors produce coordination patterns that efficiently leverage the complementary capabilities of the drone and rover agent types [12], [16].</w:t>
       </w:r>
     </w:p>
     <w:p>
@@ -20633,23 +18894,7 @@
         <w:jc w:val="both"/>
       </w:pPr>
       <w:r>
-        <w:t xml:space="preserve">An integrated Explainability Engine that generates explanations at three distinct levels of abstraction in real time during active agent operation: (1) strategic high-level justifications incorporating task rationale, battery context, and peer coordination awareness; (2) tactical low-level spatial justifications describing movement direction choices with explicit hazard avoidance characterization; and (3) quantitative gradient saliency attributions using </w:t>
-      </w:r>
-      <w:proofErr w:type="spellStart"/>
-      <w:r>
-        <w:t>PyTorch</w:t>
-      </w:r>
-      <w:proofErr w:type="spellEnd"/>
-      <w:r>
-        <w:t xml:space="preserve"> </w:t>
-      </w:r>
-      <w:proofErr w:type="spellStart"/>
-      <w:r>
-        <w:t>autograd</w:t>
-      </w:r>
-      <w:proofErr w:type="spellEnd"/>
-      <w:r>
-        <w:t xml:space="preserve"> providing percentage-based feature importance for target proximity, battery status, and hazard avoidance. This three-level architecture </w:t>
+        <w:t xml:space="preserve">An integrated Explainability Engine that generates explanations at three distinct levels of abstraction in real time during active agent operation: (1) strategic high-level justifications incorporating task rationale, battery context, and peer coordination awareness; (2) tactical low-level spatial justifications describing movement direction choices with explicit hazard avoidance characterization; and (3) quantitative gradient saliency attributions using PyTorch autograd providing percentage-based feature importance for target proximity, battery status, and hazard avoidance. This three-level architecture </w:t>
       </w:r>
       <w:r>
         <w:lastRenderedPageBreak/>
@@ -20697,23 +18942,7 @@
         <w:jc w:val="both"/>
       </w:pPr>
       <w:r>
-        <w:t xml:space="preserve">A complete heterogeneous multi-agent coordination architecture supporting three distinct agent roles (drone A1/A2 and rover A3) with differentiated macro-goal action spaces, movement constraints, interaction capabilities, and reward structures. The role-specific design enables the framework to learn coordination </w:t>
-      </w:r>
-      <w:proofErr w:type="spellStart"/>
-      <w:r>
-        <w:t>behaviors</w:t>
-      </w:r>
-      <w:proofErr w:type="spellEnd"/>
-      <w:r>
-        <w:t xml:space="preserve"> that exploit the complementary capabilities of the drone and rover types, producing emergent division-of-</w:t>
-      </w:r>
-      <w:proofErr w:type="spellStart"/>
-      <w:r>
-        <w:t>labor</w:t>
-      </w:r>
-      <w:proofErr w:type="spellEnd"/>
-      <w:r>
-        <w:t xml:space="preserve"> strategies where drones perform area scanning and victim intelligence gathering while the rover performs debris clearance and physical victim rescue [11], [14].</w:t>
+        <w:t>A complete heterogeneous multi-agent coordination architecture supporting three distinct agent roles (drone A1/A2 and rover A3) with differentiated macro-goal action spaces, movement constraints, interaction capabilities, and reward structures. The role-specific design enables the framework to learn coordination behaviors that exploit the complementary capabilities of the drone and rover types, producing emergent division-of-labor strategies where drones perform area scanning and victim intelligence gathering while the rover performs debris clearance and physical victim rescue [11], [14].</w:t>
       </w:r>
     </w:p>
     <w:p>
@@ -20838,15 +19067,7 @@
         <w:jc w:val="both"/>
       </w:pPr>
       <w:r>
-        <w:t xml:space="preserve">The current Explainability Engine generates individual agent decision justifications but does not provide system-level explanations of the emergent collective coordination strategy. Human SAR coordinators often need to understand not just why each individual agent made a specific decision, but why the team as a whole is executing the observed collective pattern. System-level explanations — describing the overall coordination strategy, the division of </w:t>
-      </w:r>
-      <w:proofErr w:type="spellStart"/>
-      <w:r>
-        <w:t>labor</w:t>
-      </w:r>
-      <w:proofErr w:type="spellEnd"/>
-      <w:r>
-        <w:t xml:space="preserve"> between drones and rover, and the expected sequence of events toward mission completion — require a different level of explanation generation beyond the current per-agent per-decision architecture [8], [15].</w:t>
+        <w:t>The current Explainability Engine generates individual agent decision justifications but does not provide system-level explanations of the emergent collective coordination strategy. Human SAR coordinators often need to understand not just why each individual agent made a specific decision, but why the team as a whole is executing the observed collective pattern. System-level explanations — describing the overall coordination strategy, the division of labor between drones and rover, and the expected sequence of events toward mission completion — require a different level of explanation generation beyond the current per-agent per-decision architecture [8], [15].</w:t>
       </w:r>
     </w:p>
     <w:p>
@@ -20865,23 +19086,7 @@
         <w:jc w:val="both"/>
       </w:pPr>
       <w:r>
-        <w:t xml:space="preserve">Training for 50 episodes represents a relatively limited budget that allows basic coordination strategy learning but does not provide sufficient experience for the DQN low-level policies to fully develop their autonomous navigation capabilities beyond BFS-guided </w:t>
-      </w:r>
-      <w:proofErr w:type="spellStart"/>
-      <w:r>
-        <w:t>behavior</w:t>
-      </w:r>
-      <w:proofErr w:type="spellEnd"/>
-      <w:r>
-        <w:t xml:space="preserve">. With longer training budgets (500-1000 episodes), the DQN policies could potentially learn more nuanced navigation </w:t>
-      </w:r>
-      <w:proofErr w:type="spellStart"/>
-      <w:r>
-        <w:t>behaviors</w:t>
-      </w:r>
-      <w:proofErr w:type="spellEnd"/>
-      <w:r>
-        <w:t xml:space="preserve"> including anticipatory hazard avoidance before BFS path blocking occurs. The current system's reliance on BFS for primary navigation means that DQN capabilities are significantly underutilized [6], [14].</w:t>
+        <w:t>Training for 50 episodes represents a relatively limited budget that allows basic coordination strategy learning but does not provide sufficient experience for the DQN low-level policies to fully develop their autonomous navigation capabilities beyond BFS-guided behavior. With longer training budgets (500-1000 episodes), the DQN policies could potentially learn more nuanced navigation behaviors including anticipatory hazard avoidance before BFS path blocking occurs. The current system's reliance on BFS for primary navigation means that DQN capabilities are significantly underutilized [6], [14].</w:t>
       </w:r>
     </w:p>
     <w:p>
@@ -20920,23 +19125,7 @@
       </w:pPr>
       <w:r>
         <w:lastRenderedPageBreak/>
-        <w:t xml:space="preserve">The most impactful near-term extension is deployment of the trained policies on physical drone and ground robot platforms in controlled lab-scale SAR simulations. Miniature quadrotor platforms (e.g., </w:t>
-      </w:r>
-      <w:proofErr w:type="spellStart"/>
-      <w:r>
-        <w:t>Crazyflie</w:t>
-      </w:r>
-      <w:proofErr w:type="spellEnd"/>
-      <w:r>
-        <w:t xml:space="preserve"> 2.1) and wheeled ground robots (e.g., TurtleBot3) could serve as physical </w:t>
-      </w:r>
-      <w:proofErr w:type="spellStart"/>
-      <w:r>
-        <w:t>analogs</w:t>
-      </w:r>
-      <w:proofErr w:type="spellEnd"/>
-      <w:r>
-        <w:t xml:space="preserve"> for the drone and rover agents. Domain randomization during training — varying fire spread probabilities, debris densities, and victim placement distributions — would improve the robustness of trained policies to real-world configuration variability. Transfer learning techniques could be applied to adapt simulation-trained policies to physical robot dynamics using small amounts of real-world interaction data [12], [15].</w:t>
+        <w:t>The most impactful near-term extension is deployment of the trained policies on physical drone and ground robot platforms in controlled lab-scale SAR simulations. Miniature quadrotor platforms (e.g., Crazyflie 2.1) and wheeled ground robots (e.g., TurtleBot3) could serve as physical analogs for the drone and rover agents. Domain randomization during training — varying fire spread probabilities, debris densities, and victim placement distributions — would improve the robustness of trained policies to real-world configuration variability. Transfer learning techniques could be applied to adapt simulation-trained policies to physical robot dynamics using small amounts of real-world interaction data [12], [15].</w:t>
       </w:r>
     </w:p>
     <w:p>
@@ -21032,23 +19221,7 @@
         <w:jc w:val="both"/>
       </w:pPr>
       <w:r>
-        <w:t xml:space="preserve">The HTTP server architecture of the EMARL-SAR framework provides a natural integration point with real SAR communication infrastructure. Future work could connect the server to actual drone telemetry feeds (via ROS2 bridges or </w:t>
-      </w:r>
-      <w:proofErr w:type="spellStart"/>
-      <w:r>
-        <w:t>MAVLink</w:t>
-      </w:r>
-      <w:proofErr w:type="spellEnd"/>
-      <w:r>
-        <w:t xml:space="preserve"> protocol adapters), replace the simulated grid with satellite map tile overlays annotated with sensor detection data, and transmit explanation logs to SAR command </w:t>
-      </w:r>
-      <w:proofErr w:type="spellStart"/>
-      <w:r>
-        <w:t>center</w:t>
-      </w:r>
-      <w:proofErr w:type="spellEnd"/>
-      <w:r>
-        <w:t xml:space="preserve"> displays through standard WebSocket or REST interfaces. This integration pathway would enable the framework to function as a decision support system within actual SAR operations while leveraging its real-time explainability capabilities for actionable situational awareness [8], [11].</w:t>
+        <w:t>The HTTP server architecture of the EMARL-SAR framework provides a natural integration point with real SAR communication infrastructure. Future work could connect the server to actual drone telemetry feeds (via ROS2 bridges or MAVLink protocol adapters), replace the simulated grid with satellite map tile overlays annotated with sensor detection data, and transmit explanation logs to SAR command center displays through standard WebSocket or REST interfaces. This integration pathway would enable the framework to function as a decision support system within actual SAR operations while leveraging its real-time explainability capabilities for actionable situational awareness [8], [11].</w:t>
       </w:r>
     </w:p>
     <w:p>
@@ -21102,15 +19275,7 @@
       </w:pPr>
       <w:bookmarkStart w:id="152" w:name="ref_1"/>
       <w:r>
-        <w:t xml:space="preserve">[1]   K. Zhang, Z. Yang, and T. Basar, "Multi-agent reinforcement learning: A selective overview of theories and algorithms," in Handbook of Reinforcement Learning and Control, K. G. </w:t>
-      </w:r>
-      <w:proofErr w:type="spellStart"/>
-      <w:r>
-        <w:t>Vamvoudakis</w:t>
-      </w:r>
-      <w:proofErr w:type="spellEnd"/>
-      <w:r>
-        <w:t xml:space="preserve"> et al., Eds. Springer, 2021, pp. 321–384.</w:t>
+        <w:t>[1]   K. Zhang, Z. Yang, and T. Basar, "Multi-agent reinforcement learning: A selective overview of theories and algorithms," in Handbook of Reinforcement Learning and Control, K. G. Vamvoudakis et al., Eds. Springer, 2021, pp. 321–384.</w:t>
       </w:r>
       <w:bookmarkEnd w:id="152"/>
     </w:p>
@@ -21121,15 +19286,7 @@
       </w:pPr>
       <w:bookmarkStart w:id="153" w:name="ref_2"/>
       <w:r>
-        <w:t xml:space="preserve">[2]   Y. Yu, Z. Zhai, W. Li, and J. Ma, "Target-Oriented Multi-Agent Coordination with Hierarchical Reinforcement Learning," Applied Sciences, vol. 14, no. 16, p. 7084, Aug. 2024, </w:t>
-      </w:r>
-      <w:proofErr w:type="spellStart"/>
-      <w:r>
-        <w:t>doi</w:t>
-      </w:r>
-      <w:proofErr w:type="spellEnd"/>
-      <w:r>
-        <w:t>: 10.3390/app14167084.</w:t>
+        <w:t>[2]   Y. Yu, Z. Zhai, W. Li, and J. Ma, "Target-Oriented Multi-Agent Coordination with Hierarchical Reinforcement Learning," Applied Sciences, vol. 14, no. 16, p. 7084, Aug. 2024, doi: 10.3390/app14167084.</w:t>
       </w:r>
       <w:bookmarkEnd w:id="153"/>
     </w:p>
@@ -21140,15 +19297,7 @@
       </w:pPr>
       <w:bookmarkStart w:id="154" w:name="ref_3"/>
       <w:r>
-        <w:t xml:space="preserve">[3]   P. Feng et al., "Hierarchical Consensus-Based Multi-Agent Reinforcement Learning for Multi-Robot Cooperation Tasks," in Proc. IEEE/RSJ Int. Conf. Intelligent Robots and Systems (IROS), Abu Dhabi, UAE: IEEE, Oct. 2024, pp. 642–649, </w:t>
-      </w:r>
-      <w:proofErr w:type="spellStart"/>
-      <w:r>
-        <w:t>doi</w:t>
-      </w:r>
-      <w:proofErr w:type="spellEnd"/>
-      <w:r>
-        <w:t>: 10.1109/IROS58592.2024.10802212.</w:t>
+        <w:t>[3]   P. Feng et al., "Hierarchical Consensus-Based Multi-Agent Reinforcement Learning for Multi-Robot Cooperation Tasks," in Proc. IEEE/RSJ Int. Conf. Intelligent Robots and Systems (IROS), Abu Dhabi, UAE: IEEE, Oct. 2024, pp. 642–649, doi: 10.1109/IROS58592.2024.10802212.</w:t>
       </w:r>
       <w:bookmarkEnd w:id="154"/>
     </w:p>
@@ -21159,15 +19308,7 @@
       </w:pPr>
       <w:bookmarkStart w:id="155" w:name="ref_4"/>
       <w:r>
-        <w:t xml:space="preserve">[4]   R. S. Sutton, D. Precup, and S. Singh, "Between MDPs and semi-MDPs: A framework for temporal abstraction in reinforcement learning," Artificial Intelligence, vol. 112, no. 1–2, pp. 181–211, 1999, </w:t>
-      </w:r>
-      <w:proofErr w:type="spellStart"/>
-      <w:r>
-        <w:t>doi</w:t>
-      </w:r>
-      <w:proofErr w:type="spellEnd"/>
-      <w:r>
-        <w:t>: 10.1016/S0004-3702(99)00052-1.</w:t>
+        <w:t>[4]   R. S. Sutton, D. Precup, and S. Singh, "Between MDPs and semi-MDPs: A framework for temporal abstraction in reinforcement learning," Artificial Intelligence, vol. 112, no. 1–2, pp. 181–211, 1999, doi: 10.1016/S0004-3702(99)00052-1.</w:t>
       </w:r>
       <w:bookmarkEnd w:id="155"/>
     </w:p>
@@ -21178,15 +19319,7 @@
       </w:pPr>
       <w:bookmarkStart w:id="156" w:name="ref_5"/>
       <w:r>
-        <w:t>[5]   S. M. Lundberg and S.-I. Lee, "A unified approach to interpreting model predictions," in Advances in Neural Information Processing Systems (</w:t>
-      </w:r>
-      <w:proofErr w:type="spellStart"/>
-      <w:r>
-        <w:t>NeurIPS</w:t>
-      </w:r>
-      <w:proofErr w:type="spellEnd"/>
-      <w:r>
-        <w:t>), vol. 30, 2017, pp. 4765–4774.</w:t>
+        <w:t>[5]   S. M. Lundberg and S.-I. Lee, "A unified approach to interpreting model predictions," in Advances in Neural Information Processing Systems (NeurIPS), vol. 30, 2017, pp. 4765–4774.</w:t>
       </w:r>
       <w:bookmarkEnd w:id="156"/>
     </w:p>
@@ -21197,23 +19330,7 @@
       </w:pPr>
       <w:bookmarkStart w:id="157" w:name="ref_6"/>
       <w:r>
-        <w:t xml:space="preserve">[6]   V. </w:t>
-      </w:r>
-      <w:proofErr w:type="spellStart"/>
-      <w:r>
-        <w:t>Mnih</w:t>
-      </w:r>
-      <w:proofErr w:type="spellEnd"/>
-      <w:r>
-        <w:t xml:space="preserve"> et al., "Human-level control through deep reinforcement learning," Nature, vol. 518, no. 7540, pp. 529–533, Feb. 2015, </w:t>
-      </w:r>
-      <w:proofErr w:type="spellStart"/>
-      <w:r>
-        <w:t>doi</w:t>
-      </w:r>
-      <w:proofErr w:type="spellEnd"/>
-      <w:r>
-        <w:t>: 10.1038/nature14236.</w:t>
+        <w:t>[6]   V. Mnih et al., "Human-level control through deep reinforcement learning," Nature, vol. 518, no. 7540, pp. 529–533, Feb. 2015, doi: 10.1038/nature14236.</w:t>
       </w:r>
       <w:bookmarkEnd w:id="157"/>
     </w:p>
@@ -21224,15 +19341,7 @@
       </w:pPr>
       <w:bookmarkStart w:id="158" w:name="ref_7"/>
       <w:r>
-        <w:t xml:space="preserve">[7]   T. Rashid, M. </w:t>
-      </w:r>
-      <w:proofErr w:type="spellStart"/>
-      <w:r>
-        <w:t>Samvelyan</w:t>
-      </w:r>
-      <w:proofErr w:type="spellEnd"/>
-      <w:r>
-        <w:t>, C. S. de Witt, G. Farquhar, J. Foerster, and S. Whiteson, "QMIX: Monotonic value function factorisation for deep multi-agent reinforcement learning," in Proc. Int. Conf. Machine Learning (ICML), PMLR, 2018, pp. 4295–4304.</w:t>
+        <w:t>[7]   T. Rashid, M. Samvelyan, C. S. de Witt, G. Farquhar, J. Foerster, and S. Whiteson, "QMIX: Monotonic value function factorisation for deep multi-agent reinforcement learning," in Proc. Int. Conf. Machine Learning (ICML), PMLR, 2018, pp. 4295–4304.</w:t>
       </w:r>
       <w:bookmarkEnd w:id="158"/>
     </w:p>
@@ -21244,23 +19353,7 @@
       <w:bookmarkStart w:id="159" w:name="ref_8"/>
       <w:r>
         <w:lastRenderedPageBreak/>
-        <w:t xml:space="preserve">[8]   A. </w:t>
-      </w:r>
-      <w:proofErr w:type="spellStart"/>
-      <w:r>
-        <w:t>Adadi</w:t>
-      </w:r>
-      <w:proofErr w:type="spellEnd"/>
-      <w:r>
-        <w:t xml:space="preserve"> and M. Berrada, "Peeking inside the black-box: A survey on explainable artificial intelligence (XAI)," IEEE Access, vol. 6, pp. 52138–52160, 2018, </w:t>
-      </w:r>
-      <w:proofErr w:type="spellStart"/>
-      <w:r>
-        <w:t>doi</w:t>
-      </w:r>
-      <w:proofErr w:type="spellEnd"/>
-      <w:r>
-        <w:t>: 10.1109/ACCESS.2018.2870052.</w:t>
+        <w:t>[8]   A. Adadi and M. Berrada, "Peeking inside the black-box: A survey on explainable artificial intelligence (XAI)," IEEE Access, vol. 6, pp. 52138–52160, 2018, doi: 10.1109/ACCESS.2018.2870052.</w:t>
       </w:r>
       <w:bookmarkEnd w:id="159"/>
     </w:p>
@@ -21282,31 +19375,7 @@
       </w:pPr>
       <w:bookmarkStart w:id="161" w:name="ref_10"/>
       <w:r>
-        <w:t xml:space="preserve">[10]  R. Lowe, Y. Wu, A. Tamar, J. Harb, P. </w:t>
-      </w:r>
-      <w:proofErr w:type="spellStart"/>
-      <w:r>
-        <w:t>Abbeel</w:t>
-      </w:r>
-      <w:proofErr w:type="spellEnd"/>
-      <w:r>
-        <w:t xml:space="preserve">, and I. </w:t>
-      </w:r>
-      <w:proofErr w:type="spellStart"/>
-      <w:r>
-        <w:t>Mordatch</w:t>
-      </w:r>
-      <w:proofErr w:type="spellEnd"/>
-      <w:r>
-        <w:t>, "Multi-agent actor-critic for mixed cooperative-competitive environments," in Advances in Neural Information Processing Systems (</w:t>
-      </w:r>
-      <w:proofErr w:type="spellStart"/>
-      <w:r>
-        <w:t>NeurIPS</w:t>
-      </w:r>
-      <w:proofErr w:type="spellEnd"/>
-      <w:r>
-        <w:t>), vol. 30, 2017, pp. 6379–6390.</w:t>
+        <w:t>[10]  R. Lowe, Y. Wu, A. Tamar, J. Harb, P. Abbeel, and I. Mordatch, "Multi-agent actor-critic for mixed cooperative-competitive environments," in Advances in Neural Information Processing Systems (NeurIPS), vol. 30, 2017, pp. 6379–6390.</w:t>
       </w:r>
       <w:bookmarkEnd w:id="161"/>
     </w:p>
@@ -21317,15 +19386,7 @@
       </w:pPr>
       <w:bookmarkStart w:id="162" w:name="ref_11"/>
       <w:r>
-        <w:t xml:space="preserve">[11]  J. Schulman, F. Wolski, P. Dhariwal, A. Radford, and O. Klimov, "Proximal policy optimisation algorithms," </w:t>
-      </w:r>
-      <w:proofErr w:type="spellStart"/>
-      <w:r>
-        <w:t>arXiv</w:t>
-      </w:r>
-      <w:proofErr w:type="spellEnd"/>
-      <w:r>
-        <w:t xml:space="preserve"> preprint arXiv:1707.06347, 2017.</w:t>
+        <w:t>[11]  J. Schulman, F. Wolski, P. Dhariwal, A. Radford, and O. Klimov, "Proximal policy optimisation algorithms," arXiv preprint arXiv:1707.06347, 2017.</w:t>
       </w:r>
       <w:bookmarkEnd w:id="162"/>
     </w:p>
@@ -21336,15 +19397,7 @@
       </w:pPr>
       <w:bookmarkStart w:id="163" w:name="ref_12"/>
       <w:r>
-        <w:t xml:space="preserve">[12]  J. Chen, J. Sun, and G. Wang, "From unmanned systems to autonomous intelligent systems," Engineering, vol. 12, pp. 16–19, 2022, </w:t>
-      </w:r>
-      <w:proofErr w:type="spellStart"/>
-      <w:r>
-        <w:t>doi</w:t>
-      </w:r>
-      <w:proofErr w:type="spellEnd"/>
-      <w:r>
-        <w:t>: 10.1016/j.eng.2021.10.007.</w:t>
+        <w:t>[12]  J. Chen, J. Sun, and G. Wang, "From unmanned systems to autonomous intelligent systems," Engineering, vol. 12, pp. 16–19, 2022, doi: 10.1016/j.eng.2021.10.007.</w:t>
       </w:r>
       <w:bookmarkEnd w:id="163"/>
     </w:p>
@@ -21355,15 +19408,7 @@
       </w:pPr>
       <w:bookmarkStart w:id="164" w:name="ref_13"/>
       <w:r>
-        <w:t xml:space="preserve">[13]  A. G. Barto and S. Mahadevan, "Recent advances in hierarchical reinforcement learning," Discrete Event Dynamic Systems, vol. 13, no. 4, pp. 341–379, 2003, </w:t>
-      </w:r>
-      <w:proofErr w:type="spellStart"/>
-      <w:r>
-        <w:t>doi</w:t>
-      </w:r>
-      <w:proofErr w:type="spellEnd"/>
-      <w:r>
-        <w:t>: 10.1023/A:1025696116075.</w:t>
+        <w:t>[13]  A. G. Barto and S. Mahadevan, "Recent advances in hierarchical reinforcement learning," Discrete Event Dynamic Systems, vol. 13, no. 4, pp. 341–379, 2003, doi: 10.1023/A:1025696116075.</w:t>
       </w:r>
       <w:bookmarkEnd w:id="164"/>
     </w:p>
@@ -21374,15 +19419,7 @@
       </w:pPr>
       <w:bookmarkStart w:id="165" w:name="ref_14"/>
       <w:r>
-        <w:t xml:space="preserve">[14]  P. W. Battaglia et al., "Relational inductive biases, deep learning, and graph networks," </w:t>
-      </w:r>
-      <w:proofErr w:type="spellStart"/>
-      <w:r>
-        <w:t>arXiv</w:t>
-      </w:r>
-      <w:proofErr w:type="spellEnd"/>
-      <w:r>
-        <w:t xml:space="preserve"> preprint arXiv:1806.01261, 2018.</w:t>
+        <w:t>[14]  P. W. Battaglia et al., "Relational inductive biases, deep learning, and graph networks," arXiv preprint arXiv:1806.01261, 2018.</w:t>
       </w:r>
       <w:bookmarkEnd w:id="165"/>
     </w:p>
@@ -21393,15 +19430,7 @@
       </w:pPr>
       <w:bookmarkStart w:id="166" w:name="ref_15"/>
       <w:r>
-        <w:t xml:space="preserve">[15]  S. </w:t>
-      </w:r>
-      <w:proofErr w:type="spellStart"/>
-      <w:r>
-        <w:t>Manaseswaran</w:t>
-      </w:r>
-      <w:proofErr w:type="spellEnd"/>
-      <w:r>
-        <w:t>, S. Vimal, R. Gowri, P. Karthikeyan, N. Kandavel, and V. Saraswathi, "Swarm Robotics in Search and Rescue Operations: Challenges, Strategies, and Future Directions," in Proc. 10th Int. Conf. Smart Structures and Systems (ICSSS), IEEE, 2025, pp. 1–6.</w:t>
+        <w:t>[15]  S. Manaseswaran, S. Vimal, R. Gowri, P. Karthikeyan, N. Kandavel, and V. Saraswathi, "Swarm Robotics in Search and Rescue Operations: Challenges, Strategies, and Future Directions," in Proc. 10th Int. Conf. Smart Structures and Systems (ICSSS), IEEE, 2025, pp. 1–6.</w:t>
       </w:r>
       <w:bookmarkEnd w:id="166"/>
     </w:p>
@@ -21412,23 +19441,7 @@
       </w:pPr>
       <w:bookmarkStart w:id="167" w:name="ref_16"/>
       <w:r>
-        <w:t xml:space="preserve">[16]  Z. Abbas and M. Rasool, "Unpredictable Intelligence: Exploring Emergent </w:t>
-      </w:r>
-      <w:proofErr w:type="spellStart"/>
-      <w:r>
-        <w:t>Behaviors</w:t>
-      </w:r>
-      <w:proofErr w:type="spellEnd"/>
-      <w:r>
-        <w:t xml:space="preserve"> in Autonomous Agents Driven by Reinforcement Learning Dynamics," </w:t>
-      </w:r>
-      <w:proofErr w:type="spellStart"/>
-      <w:r>
-        <w:t>arXiv</w:t>
-      </w:r>
-      <w:proofErr w:type="spellEnd"/>
-      <w:r>
-        <w:t xml:space="preserve"> preprint, 2025.</w:t>
+        <w:t>[16]  Z. Abbas and M. Rasool, "Unpredictable Intelligence: Exploring Emergent Behaviors in Autonomous Agents Driven by Reinforcement Learning Dynamics," arXiv preprint, 2025.</w:t>
       </w:r>
       <w:bookmarkEnd w:id="167"/>
     </w:p>
